--- a/Valuation_Deep_Dive_Guide.docx
+++ b/Valuation_Deep_Dive_Guide.docx
@@ -11511,7 +11511,1678 @@
         <w:pStyle w:val="Heading2"/>
       </w:pPr>
       <w:r>
-        <w:t>6.6  Choosing a method</w:t>
+        <w:t xml:space="preserve">6.6  Venture Capital (VC) Method</w:t>
+      </w:r>
+    </w:p>
+    <w:p>
+      <w:pPr>
+        <w:spacing w:after="120" w:before="0" w:line="276" w:lineRule="auto"/>
+      </w:pPr>
+      <w:r>
+        <w:rPr>
+          <w:b w:val="0"/>
+          <w:i w:val="0"/>
+          <w:color w:val="1E293B"/>
+          <w:sz w:val="21"/>
+        </w:rPr>
+        <w:t xml:space="preserve">Used by venture-capital and private-equity investors when near-term cash flows are negative or too uncertain to forecast year by year. Instead of discounting every cash flow, you value the business at a future </w:t>
+      </w:r>
+      <w:r>
+        <w:rPr>
+          <w:b/>
+          <w:i w:val="0"/>
+          <w:color w:val="1E293B"/>
+          <w:sz w:val="21"/>
+        </w:rPr>
+        <w:t xml:space="preserve">exit</w:t>
+      </w:r>
+      <w:r>
+        <w:rPr>
+          <w:b w:val="0"/>
+          <w:i w:val="0"/>
+          <w:color w:val="1E293B"/>
+          <w:sz w:val="21"/>
+        </w:rPr>
+        <w:t xml:space="preserve">, then discount that single figure back at the investor’s </w:t>
+      </w:r>
+      <w:r>
+        <w:rPr>
+          <w:b/>
+          <w:i w:val="0"/>
+          <w:color w:val="1E293B"/>
+          <w:sz w:val="21"/>
+        </w:rPr>
+        <w:t xml:space="preserve">target IRR</w:t>
+      </w:r>
+      <w:r>
+        <w:rPr>
+          <w:b w:val="0"/>
+          <w:i w:val="0"/>
+          <w:color w:val="1E293B"/>
+          <w:sz w:val="21"/>
+        </w:rPr>
+        <w:t xml:space="preserve"> — a hurdle rate that bundles the time value of money, the high failure rate of young companies and illiquidity. Also called the Sahlman method (Harvard, 1987).</w:t>
+      </w:r>
+    </w:p>
+    <w:p>
+      <w:pPr>
+        <w:pBdr>
+          <w:left w:val="single" w:sz="18" w:space="8" w:color="4361EE"/>
+        </w:pBdr>
+        <w:shd w:val="clear" w:color="auto" w:fill="EEF2FF"/>
+        <w:spacing w:before="80" w:after="120"/>
+        <w:ind w:left="120" w:right="120"/>
+      </w:pPr>
+      <w:r>
+        <w:rPr>
+          <w:b/>
+          <w:color w:val="4361EE"/>
+        </w:rPr>
+        <w:t xml:space="preserve">Exit value:  </w:t>
+      </w:r>
+      <w:r>
+        <w:rPr>
+          <w:rFonts w:ascii="Consolas" w:hAnsi="Consolas"/>
+          <w:i/>
+          <w:color w:val="1E293B"/>
+        </w:rPr>
+        <w:t>Exit Equity = Exit multiple × Exit-year metric</w:t>
+      </w:r>
+      <w:r>
+        <w:rPr>
+          <w:i/>
+          <w:color w:val="64748B"/>
+          <w:sz w:val="18"/>
+        </w:rPr>
+        <w:t xml:space="preserve">   — for EV multiples, subtract net debt &amp; bridge items at exit</w:t>
+      </w:r>
+    </w:p>
+    <w:p>
+      <w:pPr>
+        <w:pBdr>
+          <w:left w:val="single" w:sz="18" w:space="8" w:color="4361EE"/>
+        </w:pBdr>
+        <w:shd w:val="clear" w:color="auto" w:fill="EEF2FF"/>
+        <w:spacing w:before="80" w:after="120"/>
+        <w:ind w:left="120" w:right="120"/>
+      </w:pPr>
+      <w:r>
+        <w:rPr>
+          <w:b/>
+          <w:color w:val="4361EE"/>
+        </w:rPr>
+        <w:t xml:space="preserve">Post-money:  </w:t>
+      </w:r>
+      <w:r>
+        <w:rPr>
+          <w:rFonts w:ascii="Consolas" w:hAnsi="Consolas"/>
+          <w:i/>
+          <w:color w:val="1E293B"/>
+        </w:rPr>
+        <w:t>Post-money today = Exit Equity ÷ (1 + IRR)ⁿ</w:t>
+      </w:r>
+      <w:r>
+        <w:rPr>
+          <w:i/>
+          <w:color w:val="64748B"/>
+          <w:sz w:val="18"/>
+        </w:rPr>
+        <w:t xml:space="preserve">   — (1 + IRR)ⁿ is the required money multiple (MOIC)</w:t>
+      </w:r>
+    </w:p>
+    <w:p>
+      <w:pPr>
+        <w:pBdr>
+          <w:left w:val="single" w:sz="18" w:space="8" w:color="4361EE"/>
+        </w:pBdr>
+        <w:shd w:val="clear" w:color="auto" w:fill="EEF2FF"/>
+        <w:spacing w:before="80" w:after="120"/>
+        <w:ind w:left="120" w:right="120"/>
+      </w:pPr>
+      <w:r>
+        <w:rPr>
+          <w:b/>
+          <w:color w:val="4361EE"/>
+        </w:rPr>
+        <w:t xml:space="preserve">Ownership:  </w:t>
+      </w:r>
+      <w:r>
+        <w:rPr>
+          <w:rFonts w:ascii="Consolas" w:hAnsi="Consolas"/>
+          <w:i/>
+          <w:color w:val="1E293B"/>
+        </w:rPr>
+        <w:t>Stake today = Investment × (1 + IRR)ⁿ ÷ Exit Equity ÷ Retention</w:t>
+      </w:r>
+      <w:r>
+        <w:rPr>
+          <w:i/>
+          <w:color w:val="64748B"/>
+          <w:sz w:val="18"/>
+        </w:rPr>
+        <w:t xml:space="preserve">   — Retention = 1 − future dilution</w:t>
+      </w:r>
+    </w:p>
+    <w:p>
+      <w:pPr>
+        <w:pBdr>
+          <w:left w:val="single" w:sz="18" w:space="8" w:color="4361EE"/>
+        </w:pBdr>
+        <w:shd w:val="clear" w:color="auto" w:fill="EEF2FF"/>
+        <w:spacing w:before="80" w:after="120"/>
+        <w:ind w:left="120" w:right="120"/>
+      </w:pPr>
+      <w:r>
+        <w:rPr>
+          <w:b/>
+          <w:color w:val="4361EE"/>
+        </w:rPr>
+        <w:t xml:space="preserve">Pre-money:  </w:t>
+      </w:r>
+      <w:r>
+        <w:rPr>
+          <w:rFonts w:ascii="Consolas" w:hAnsi="Consolas"/>
+          <w:i/>
+          <w:color w:val="1E293B"/>
+        </w:rPr>
+        <w:t>Pre-money = Investment ÷ Stake today − Investment</w:t>
+      </w:r>
+      <w:r>
+        <w:rPr>
+          <w:i/>
+          <w:color w:val="64748B"/>
+          <w:sz w:val="18"/>
+        </w:rPr>
+        <w:t xml:space="preserve">   — ÷ shares = value per share &amp; issue price</w:t>
+      </w:r>
+    </w:p>
+    <w:p>
+      <w:pPr>
+        <w:spacing w:after="120" w:before="0" w:line="276" w:lineRule="auto"/>
+      </w:pPr>
+      <w:r>
+        <w:rPr>
+          <w:b/>
+          <w:i w:val="0"/>
+          <w:color w:val="1E293B"/>
+          <w:sz w:val="21"/>
+        </w:rPr>
+        <w:t xml:space="preserve">Typical target IRRs by stage</w:t>
+      </w:r>
+      <w:r>
+        <w:rPr>
+          <w:b w:val="0"/>
+          <w:i w:val="0"/>
+          <w:color w:val="1E293B"/>
+          <w:sz w:val="21"/>
+        </w:rPr>
+        <w:t xml:space="preserve"> — the riskier the stage, the higher the hurdle:</w:t>
+      </w:r>
+    </w:p>
+    <w:tbl>
+      <w:tblPr>
+        <w:tblW w:w="9360" w:type="dxa"/>
+        <w:jc w:val="center"/>
+        <w:tblLayout w:type="fixed"/>
+        <w:tblLook w:firstColumn="1" w:firstRow="1" w:lastColumn="0" w:lastRow="0" w:noHBand="0" w:noVBand="1" w:val="04A0"/>
+      </w:tblPr>
+      <w:tblGrid>
+        <w:gridCol w:w="3120"/>
+        <w:gridCol w:w="3120"/>
+        <w:gridCol w:w="3120"/>
+      </w:tblGrid>
+      <w:tr>
+        <w:tc>
+          <w:tcPr>
+            <w:tcW w:w="3120" w:type="dxa"/>
+            <w:tcBorders>
+              <w:top w:val="single" w:sz="4" w:space="0" w:color="CCCCCC"/>
+              <w:left w:val="single" w:sz="4" w:space="0" w:color="CCCCCC"/>
+              <w:bottom w:val="single" w:sz="4" w:space="0" w:color="CCCCCC"/>
+              <w:right w:val="single" w:sz="4" w:space="0" w:color="CCCCCC"/>
+            </w:tcBorders>
+            <w:shd w:val="clear" w:color="auto" w:fill="4361EE"/>
+            <w:tcMar>
+              <w:top w:w="70" w:type="dxa"/>
+              <w:left w:w="110" w:type="dxa"/>
+              <w:bottom w:w="70" w:type="dxa"/>
+              <w:right w:w="110" w:type="dxa"/>
+            </w:tcMar>
+            <w:vAlign w:val="center"/>
+          </w:tcPr>
+          <w:p>
+            <w:pPr>
+              <w:spacing w:after="0"/>
+            </w:pPr>
+            <w:r>
+              <w:rPr>
+                <w:b/>
+                <w:color w:val="FFFFFF"/>
+                <w:sz w:val="20"/>
+              </w:rPr>
+              <w:t xml:space="preserve">Stage</w:t>
+            </w:r>
+          </w:p>
+        </w:tc>
+        <w:tc>
+          <w:tcPr>
+            <w:tcW w:w="3120" w:type="dxa"/>
+            <w:tcBorders>
+              <w:top w:val="single" w:sz="4" w:space="0" w:color="CCCCCC"/>
+              <w:left w:val="single" w:sz="4" w:space="0" w:color="CCCCCC"/>
+              <w:bottom w:val="single" w:sz="4" w:space="0" w:color="CCCCCC"/>
+              <w:right w:val="single" w:sz="4" w:space="0" w:color="CCCCCC"/>
+            </w:tcBorders>
+            <w:shd w:val="clear" w:color="auto" w:fill="4361EE"/>
+            <w:tcMar>
+              <w:top w:w="70" w:type="dxa"/>
+              <w:left w:w="110" w:type="dxa"/>
+              <w:bottom w:w="70" w:type="dxa"/>
+              <w:right w:w="110" w:type="dxa"/>
+            </w:tcMar>
+            <w:vAlign w:val="center"/>
+          </w:tcPr>
+          <w:p>
+            <w:pPr>
+              <w:spacing w:after="0"/>
+            </w:pPr>
+            <w:r>
+              <w:rPr>
+                <w:b/>
+                <w:color w:val="FFFFFF"/>
+                <w:sz w:val="20"/>
+              </w:rPr>
+              <w:t xml:space="preserve">Typical target IRR</w:t>
+            </w:r>
+          </w:p>
+        </w:tc>
+        <w:tc>
+          <w:tcPr>
+            <w:tcW w:w="3120" w:type="dxa"/>
+            <w:tcBorders>
+              <w:top w:val="single" w:sz="4" w:space="0" w:color="CCCCCC"/>
+              <w:left w:val="single" w:sz="4" w:space="0" w:color="CCCCCC"/>
+              <w:bottom w:val="single" w:sz="4" w:space="0" w:color="CCCCCC"/>
+              <w:right w:val="single" w:sz="4" w:space="0" w:color="CCCCCC"/>
+            </w:tcBorders>
+            <w:shd w:val="clear" w:color="auto" w:fill="4361EE"/>
+            <w:tcMar>
+              <w:top w:w="70" w:type="dxa"/>
+              <w:left w:w="110" w:type="dxa"/>
+              <w:bottom w:w="70" w:type="dxa"/>
+              <w:right w:w="110" w:type="dxa"/>
+            </w:tcMar>
+            <w:vAlign w:val="center"/>
+          </w:tcPr>
+          <w:p>
+            <w:pPr>
+              <w:spacing w:after="0"/>
+            </w:pPr>
+            <w:r>
+              <w:rPr>
+                <w:b/>
+                <w:color w:val="FFFFFF"/>
+                <w:sz w:val="20"/>
+              </w:rPr>
+              <w:t xml:space="preserve">App preset</w:t>
+            </w:r>
+          </w:p>
+        </w:tc>
+      </w:tr>
+      <w:tr>
+        <w:tc>
+          <w:tcPr>
+            <w:tcW w:w="3120" w:type="dxa"/>
+            <w:tcBorders>
+              <w:top w:val="single" w:sz="4" w:space="0" w:color="CCCCCC"/>
+              <w:left w:val="single" w:sz="4" w:space="0" w:color="CCCCCC"/>
+              <w:bottom w:val="single" w:sz="4" w:space="0" w:color="CCCCCC"/>
+              <w:right w:val="single" w:sz="4" w:space="0" w:color="CCCCCC"/>
+            </w:tcBorders>
+            <w:shd w:val="clear" w:color="auto" w:fill="F7F9FF"/>
+            <w:tcMar>
+              <w:top w:w="70" w:type="dxa"/>
+              <w:left w:w="110" w:type="dxa"/>
+              <w:bottom w:w="70" w:type="dxa"/>
+              <w:right w:w="110" w:type="dxa"/>
+            </w:tcMar>
+            <w:vAlign w:val="center"/>
+          </w:tcPr>
+          <w:p>
+            <w:pPr>
+              <w:spacing w:after="0"/>
+            </w:pPr>
+            <w:r>
+              <w:rPr>
+                <w:b w:val="0"/>
+                <w:color w:val="1E293B"/>
+                <w:sz w:val="19"/>
+              </w:rPr>
+              <w:t xml:space="preserve">Seed / angel</w:t>
+            </w:r>
+          </w:p>
+        </w:tc>
+        <w:tc>
+          <w:tcPr>
+            <w:tcW w:w="3120" w:type="dxa"/>
+            <w:tcBorders>
+              <w:top w:val="single" w:sz="4" w:space="0" w:color="CCCCCC"/>
+              <w:left w:val="single" w:sz="4" w:space="0" w:color="CCCCCC"/>
+              <w:bottom w:val="single" w:sz="4" w:space="0" w:color="CCCCCC"/>
+              <w:right w:val="single" w:sz="4" w:space="0" w:color="CCCCCC"/>
+            </w:tcBorders>
+            <w:shd w:val="clear" w:color="auto" w:fill="F7F9FF"/>
+            <w:tcMar>
+              <w:top w:w="70" w:type="dxa"/>
+              <w:left w:w="110" w:type="dxa"/>
+              <w:bottom w:w="70" w:type="dxa"/>
+              <w:right w:w="110" w:type="dxa"/>
+            </w:tcMar>
+            <w:vAlign w:val="center"/>
+          </w:tcPr>
+          <w:p>
+            <w:pPr>
+              <w:spacing w:after="0"/>
+            </w:pPr>
+            <w:r>
+              <w:rPr>
+                <w:b w:val="0"/>
+                <w:color w:val="1E293B"/>
+                <w:sz w:val="19"/>
+              </w:rPr>
+              <w:t xml:space="preserve">50–70%</w:t>
+            </w:r>
+          </w:p>
+        </w:tc>
+        <w:tc>
+          <w:tcPr>
+            <w:tcW w:w="3120" w:type="dxa"/>
+            <w:tcBorders>
+              <w:top w:val="single" w:sz="4" w:space="0" w:color="CCCCCC"/>
+              <w:left w:val="single" w:sz="4" w:space="0" w:color="CCCCCC"/>
+              <w:bottom w:val="single" w:sz="4" w:space="0" w:color="CCCCCC"/>
+              <w:right w:val="single" w:sz="4" w:space="0" w:color="CCCCCC"/>
+            </w:tcBorders>
+            <w:shd w:val="clear" w:color="auto" w:fill="F7F9FF"/>
+            <w:tcMar>
+              <w:top w:w="70" w:type="dxa"/>
+              <w:left w:w="110" w:type="dxa"/>
+              <w:bottom w:w="70" w:type="dxa"/>
+              <w:right w:w="110" w:type="dxa"/>
+            </w:tcMar>
+            <w:vAlign w:val="center"/>
+          </w:tcPr>
+          <w:p>
+            <w:pPr>
+              <w:spacing w:after="0"/>
+            </w:pPr>
+            <w:r>
+              <w:rPr>
+                <w:b w:val="0"/>
+                <w:color w:val="1E293B"/>
+                <w:sz w:val="19"/>
+              </w:rPr>
+              <w:t xml:space="preserve">60%</w:t>
+            </w:r>
+          </w:p>
+        </w:tc>
+      </w:tr>
+      <w:tr>
+        <w:tc>
+          <w:tcPr>
+            <w:tcW w:w="3120" w:type="dxa"/>
+            <w:tcBorders>
+              <w:top w:val="single" w:sz="4" w:space="0" w:color="CCCCCC"/>
+              <w:left w:val="single" w:sz="4" w:space="0" w:color="CCCCCC"/>
+              <w:bottom w:val="single" w:sz="4" w:space="0" w:color="CCCCCC"/>
+              <w:right w:val="single" w:sz="4" w:space="0" w:color="CCCCCC"/>
+            </w:tcBorders>
+            <w:tcMar>
+              <w:top w:w="70" w:type="dxa"/>
+              <w:left w:w="110" w:type="dxa"/>
+              <w:bottom w:w="70" w:type="dxa"/>
+              <w:right w:w="110" w:type="dxa"/>
+            </w:tcMar>
+            <w:vAlign w:val="center"/>
+          </w:tcPr>
+          <w:p>
+            <w:pPr>
+              <w:spacing w:after="0"/>
+            </w:pPr>
+            <w:r>
+              <w:rPr>
+                <w:b w:val="0"/>
+                <w:color w:val="1E293B"/>
+                <w:sz w:val="19"/>
+              </w:rPr>
+              <w:t xml:space="preserve">Series A</w:t>
+            </w:r>
+          </w:p>
+        </w:tc>
+        <w:tc>
+          <w:tcPr>
+            <w:tcW w:w="3120" w:type="dxa"/>
+            <w:tcBorders>
+              <w:top w:val="single" w:sz="4" w:space="0" w:color="CCCCCC"/>
+              <w:left w:val="single" w:sz="4" w:space="0" w:color="CCCCCC"/>
+              <w:bottom w:val="single" w:sz="4" w:space="0" w:color="CCCCCC"/>
+              <w:right w:val="single" w:sz="4" w:space="0" w:color="CCCCCC"/>
+            </w:tcBorders>
+            <w:tcMar>
+              <w:top w:w="70" w:type="dxa"/>
+              <w:left w:w="110" w:type="dxa"/>
+              <w:bottom w:w="70" w:type="dxa"/>
+              <w:right w:w="110" w:type="dxa"/>
+            </w:tcMar>
+            <w:vAlign w:val="center"/>
+          </w:tcPr>
+          <w:p>
+            <w:pPr>
+              <w:spacing w:after="0"/>
+            </w:pPr>
+            <w:r>
+              <w:rPr>
+                <w:b w:val="0"/>
+                <w:color w:val="1E293B"/>
+                <w:sz w:val="19"/>
+              </w:rPr>
+              <w:t xml:space="preserve">40–60%</w:t>
+            </w:r>
+          </w:p>
+        </w:tc>
+        <w:tc>
+          <w:tcPr>
+            <w:tcW w:w="3120" w:type="dxa"/>
+            <w:tcBorders>
+              <w:top w:val="single" w:sz="4" w:space="0" w:color="CCCCCC"/>
+              <w:left w:val="single" w:sz="4" w:space="0" w:color="CCCCCC"/>
+              <w:bottom w:val="single" w:sz="4" w:space="0" w:color="CCCCCC"/>
+              <w:right w:val="single" w:sz="4" w:space="0" w:color="CCCCCC"/>
+            </w:tcBorders>
+            <w:tcMar>
+              <w:top w:w="70" w:type="dxa"/>
+              <w:left w:w="110" w:type="dxa"/>
+              <w:bottom w:w="70" w:type="dxa"/>
+              <w:right w:w="110" w:type="dxa"/>
+            </w:tcMar>
+            <w:vAlign w:val="center"/>
+          </w:tcPr>
+          <w:p>
+            <w:pPr>
+              <w:spacing w:after="0"/>
+            </w:pPr>
+            <w:r>
+              <w:rPr>
+                <w:b w:val="0"/>
+                <w:color w:val="1E293B"/>
+                <w:sz w:val="19"/>
+              </w:rPr>
+              <w:t xml:space="preserve">50%</w:t>
+            </w:r>
+          </w:p>
+        </w:tc>
+      </w:tr>
+      <w:tr>
+        <w:tc>
+          <w:tcPr>
+            <w:tcW w:w="3120" w:type="dxa"/>
+            <w:tcBorders>
+              <w:top w:val="single" w:sz="4" w:space="0" w:color="CCCCCC"/>
+              <w:left w:val="single" w:sz="4" w:space="0" w:color="CCCCCC"/>
+              <w:bottom w:val="single" w:sz="4" w:space="0" w:color="CCCCCC"/>
+              <w:right w:val="single" w:sz="4" w:space="0" w:color="CCCCCC"/>
+            </w:tcBorders>
+            <w:shd w:val="clear" w:color="auto" w:fill="F7F9FF"/>
+            <w:tcMar>
+              <w:top w:w="70" w:type="dxa"/>
+              <w:left w:w="110" w:type="dxa"/>
+              <w:bottom w:w="70" w:type="dxa"/>
+              <w:right w:w="110" w:type="dxa"/>
+            </w:tcMar>
+            <w:vAlign w:val="center"/>
+          </w:tcPr>
+          <w:p>
+            <w:pPr>
+              <w:spacing w:after="0"/>
+            </w:pPr>
+            <w:r>
+              <w:rPr>
+                <w:b w:val="0"/>
+                <w:color w:val="1E293B"/>
+                <w:sz w:val="19"/>
+              </w:rPr>
+              <w:t xml:space="preserve">Series B / C</w:t>
+            </w:r>
+          </w:p>
+        </w:tc>
+        <w:tc>
+          <w:tcPr>
+            <w:tcW w:w="3120" w:type="dxa"/>
+            <w:tcBorders>
+              <w:top w:val="single" w:sz="4" w:space="0" w:color="CCCCCC"/>
+              <w:left w:val="single" w:sz="4" w:space="0" w:color="CCCCCC"/>
+              <w:bottom w:val="single" w:sz="4" w:space="0" w:color="CCCCCC"/>
+              <w:right w:val="single" w:sz="4" w:space="0" w:color="CCCCCC"/>
+            </w:tcBorders>
+            <w:shd w:val="clear" w:color="auto" w:fill="F7F9FF"/>
+            <w:tcMar>
+              <w:top w:w="70" w:type="dxa"/>
+              <w:left w:w="110" w:type="dxa"/>
+              <w:bottom w:w="70" w:type="dxa"/>
+              <w:right w:w="110" w:type="dxa"/>
+            </w:tcMar>
+            <w:vAlign w:val="center"/>
+          </w:tcPr>
+          <w:p>
+            <w:pPr>
+              <w:spacing w:after="0"/>
+            </w:pPr>
+            <w:r>
+              <w:rPr>
+                <w:b w:val="0"/>
+                <w:color w:val="1E293B"/>
+                <w:sz w:val="19"/>
+              </w:rPr>
+              <w:t xml:space="preserve">30–50%</w:t>
+            </w:r>
+          </w:p>
+        </w:tc>
+        <w:tc>
+          <w:tcPr>
+            <w:tcW w:w="3120" w:type="dxa"/>
+            <w:tcBorders>
+              <w:top w:val="single" w:sz="4" w:space="0" w:color="CCCCCC"/>
+              <w:left w:val="single" w:sz="4" w:space="0" w:color="CCCCCC"/>
+              <w:bottom w:val="single" w:sz="4" w:space="0" w:color="CCCCCC"/>
+              <w:right w:val="single" w:sz="4" w:space="0" w:color="CCCCCC"/>
+            </w:tcBorders>
+            <w:shd w:val="clear" w:color="auto" w:fill="F7F9FF"/>
+            <w:tcMar>
+              <w:top w:w="70" w:type="dxa"/>
+              <w:left w:w="110" w:type="dxa"/>
+              <w:bottom w:w="70" w:type="dxa"/>
+              <w:right w:w="110" w:type="dxa"/>
+            </w:tcMar>
+            <w:vAlign w:val="center"/>
+          </w:tcPr>
+          <w:p>
+            <w:pPr>
+              <w:spacing w:after="0"/>
+            </w:pPr>
+            <w:r>
+              <w:rPr>
+                <w:b w:val="0"/>
+                <w:color w:val="1E293B"/>
+                <w:sz w:val="19"/>
+              </w:rPr>
+              <w:t xml:space="preserve">40%</w:t>
+            </w:r>
+          </w:p>
+        </w:tc>
+      </w:tr>
+      <w:tr>
+        <w:tc>
+          <w:tcPr>
+            <w:tcW w:w="3120" w:type="dxa"/>
+            <w:tcBorders>
+              <w:top w:val="single" w:sz="4" w:space="0" w:color="CCCCCC"/>
+              <w:left w:val="single" w:sz="4" w:space="0" w:color="CCCCCC"/>
+              <w:bottom w:val="single" w:sz="4" w:space="0" w:color="CCCCCC"/>
+              <w:right w:val="single" w:sz="4" w:space="0" w:color="CCCCCC"/>
+            </w:tcBorders>
+            <w:tcMar>
+              <w:top w:w="70" w:type="dxa"/>
+              <w:left w:w="110" w:type="dxa"/>
+              <w:bottom w:w="70" w:type="dxa"/>
+              <w:right w:w="110" w:type="dxa"/>
+            </w:tcMar>
+            <w:vAlign w:val="center"/>
+          </w:tcPr>
+          <w:p>
+            <w:pPr>
+              <w:spacing w:after="0"/>
+            </w:pPr>
+            <w:r>
+              <w:rPr>
+                <w:b w:val="0"/>
+                <w:color w:val="1E293B"/>
+                <w:sz w:val="19"/>
+              </w:rPr>
+              <w:t xml:space="preserve">Growth / expansion</w:t>
+            </w:r>
+          </w:p>
+        </w:tc>
+        <w:tc>
+          <w:tcPr>
+            <w:tcW w:w="3120" w:type="dxa"/>
+            <w:tcBorders>
+              <w:top w:val="single" w:sz="4" w:space="0" w:color="CCCCCC"/>
+              <w:left w:val="single" w:sz="4" w:space="0" w:color="CCCCCC"/>
+              <w:bottom w:val="single" w:sz="4" w:space="0" w:color="CCCCCC"/>
+              <w:right w:val="single" w:sz="4" w:space="0" w:color="CCCCCC"/>
+            </w:tcBorders>
+            <w:tcMar>
+              <w:top w:w="70" w:type="dxa"/>
+              <w:left w:w="110" w:type="dxa"/>
+              <w:bottom w:w="70" w:type="dxa"/>
+              <w:right w:w="110" w:type="dxa"/>
+            </w:tcMar>
+            <w:vAlign w:val="center"/>
+          </w:tcPr>
+          <w:p>
+            <w:pPr>
+              <w:spacing w:after="0"/>
+            </w:pPr>
+            <w:r>
+              <w:rPr>
+                <w:b w:val="0"/>
+                <w:color w:val="1E293B"/>
+                <w:sz w:val="19"/>
+              </w:rPr>
+              <w:t xml:space="preserve">25–35%</w:t>
+            </w:r>
+          </w:p>
+        </w:tc>
+        <w:tc>
+          <w:tcPr>
+            <w:tcW w:w="3120" w:type="dxa"/>
+            <w:tcBorders>
+              <w:top w:val="single" w:sz="4" w:space="0" w:color="CCCCCC"/>
+              <w:left w:val="single" w:sz="4" w:space="0" w:color="CCCCCC"/>
+              <w:bottom w:val="single" w:sz="4" w:space="0" w:color="CCCCCC"/>
+              <w:right w:val="single" w:sz="4" w:space="0" w:color="CCCCCC"/>
+            </w:tcBorders>
+            <w:tcMar>
+              <w:top w:w="70" w:type="dxa"/>
+              <w:left w:w="110" w:type="dxa"/>
+              <w:bottom w:w="70" w:type="dxa"/>
+              <w:right w:w="110" w:type="dxa"/>
+            </w:tcMar>
+            <w:vAlign w:val="center"/>
+          </w:tcPr>
+          <w:p>
+            <w:pPr>
+              <w:spacing w:after="0"/>
+            </w:pPr>
+            <w:r>
+              <w:rPr>
+                <w:b w:val="0"/>
+                <w:color w:val="1E293B"/>
+                <w:sz w:val="19"/>
+              </w:rPr>
+              <w:t xml:space="preserve">30%</w:t>
+            </w:r>
+          </w:p>
+        </w:tc>
+      </w:tr>
+      <w:tr>
+        <w:tc>
+          <w:tcPr>
+            <w:tcW w:w="3120" w:type="dxa"/>
+            <w:tcBorders>
+              <w:top w:val="single" w:sz="4" w:space="0" w:color="CCCCCC"/>
+              <w:left w:val="single" w:sz="4" w:space="0" w:color="CCCCCC"/>
+              <w:bottom w:val="single" w:sz="4" w:space="0" w:color="CCCCCC"/>
+              <w:right w:val="single" w:sz="4" w:space="0" w:color="CCCCCC"/>
+            </w:tcBorders>
+            <w:shd w:val="clear" w:color="auto" w:fill="F7F9FF"/>
+            <w:tcMar>
+              <w:top w:w="70" w:type="dxa"/>
+              <w:left w:w="110" w:type="dxa"/>
+              <w:bottom w:w="70" w:type="dxa"/>
+              <w:right w:w="110" w:type="dxa"/>
+            </w:tcMar>
+            <w:vAlign w:val="center"/>
+          </w:tcPr>
+          <w:p>
+            <w:pPr>
+              <w:spacing w:after="0"/>
+            </w:pPr>
+            <w:r>
+              <w:rPr>
+                <w:b w:val="0"/>
+                <w:color w:val="1E293B"/>
+                <w:sz w:val="19"/>
+              </w:rPr>
+              <w:t xml:space="preserve">Pre-IPO / late stage</w:t>
+            </w:r>
+          </w:p>
+        </w:tc>
+        <w:tc>
+          <w:tcPr>
+            <w:tcW w:w="3120" w:type="dxa"/>
+            <w:tcBorders>
+              <w:top w:val="single" w:sz="4" w:space="0" w:color="CCCCCC"/>
+              <w:left w:val="single" w:sz="4" w:space="0" w:color="CCCCCC"/>
+              <w:bottom w:val="single" w:sz="4" w:space="0" w:color="CCCCCC"/>
+              <w:right w:val="single" w:sz="4" w:space="0" w:color="CCCCCC"/>
+            </w:tcBorders>
+            <w:shd w:val="clear" w:color="auto" w:fill="F7F9FF"/>
+            <w:tcMar>
+              <w:top w:w="70" w:type="dxa"/>
+              <w:left w:w="110" w:type="dxa"/>
+              <w:bottom w:w="70" w:type="dxa"/>
+              <w:right w:w="110" w:type="dxa"/>
+            </w:tcMar>
+            <w:vAlign w:val="center"/>
+          </w:tcPr>
+          <w:p>
+            <w:pPr>
+              <w:spacing w:after="0"/>
+            </w:pPr>
+            <w:r>
+              <w:rPr>
+                <w:b w:val="0"/>
+                <w:color w:val="1E293B"/>
+                <w:sz w:val="19"/>
+              </w:rPr>
+              <w:t xml:space="preserve">20–30%</w:t>
+            </w:r>
+          </w:p>
+        </w:tc>
+        <w:tc>
+          <w:tcPr>
+            <w:tcW w:w="3120" w:type="dxa"/>
+            <w:tcBorders>
+              <w:top w:val="single" w:sz="4" w:space="0" w:color="CCCCCC"/>
+              <w:left w:val="single" w:sz="4" w:space="0" w:color="CCCCCC"/>
+              <w:bottom w:val="single" w:sz="4" w:space="0" w:color="CCCCCC"/>
+              <w:right w:val="single" w:sz="4" w:space="0" w:color="CCCCCC"/>
+            </w:tcBorders>
+            <w:shd w:val="clear" w:color="auto" w:fill="F7F9FF"/>
+            <w:tcMar>
+              <w:top w:w="70" w:type="dxa"/>
+              <w:left w:w="110" w:type="dxa"/>
+              <w:bottom w:w="70" w:type="dxa"/>
+              <w:right w:w="110" w:type="dxa"/>
+            </w:tcMar>
+            <w:vAlign w:val="center"/>
+          </w:tcPr>
+          <w:p>
+            <w:pPr>
+              <w:spacing w:after="0"/>
+            </w:pPr>
+            <w:r>
+              <w:rPr>
+                <w:b w:val="0"/>
+                <w:color w:val="1E293B"/>
+                <w:sz w:val="19"/>
+              </w:rPr>
+              <w:t xml:space="preserve">25%</w:t>
+            </w:r>
+          </w:p>
+        </w:tc>
+      </w:tr>
+    </w:tbl>
+    <w:p>
+      <w:pPr>
+        <w:spacing w:after="60"/>
+      </w:pPr>
+    </w:p>
+    <w:p>
+      <w:pPr>
+        <w:spacing w:after="120" w:before="0" w:line="276" w:lineRule="auto"/>
+      </w:pPr>
+      <w:r>
+        <w:rPr>
+          <w:b/>
+          <w:i w:val="0"/>
+          <w:color w:val="1E293B"/>
+          <w:sz w:val="21"/>
+        </w:rPr>
+        <w:t xml:space="preserve">Worked example</w:t>
+      </w:r>
+      <w:r>
+        <w:rPr>
+          <w:b w:val="0"/>
+          <w:i w:val="0"/>
+          <w:color w:val="1E293B"/>
+          <w:sz w:val="21"/>
+        </w:rPr>
+        <w:t xml:space="preserve"> — Vipin Corporation: ₹300 Cr investment, 5-year hold to FY29E, exit at 18× P/E, 25% target IRR, 10% expected dilution from later rounds/ESOPs:</w:t>
+      </w:r>
+    </w:p>
+    <w:tbl>
+      <w:tblPr>
+        <w:tblW w:w="9360" w:type="dxa"/>
+        <w:jc w:val="center"/>
+        <w:tblLayout w:type="fixed"/>
+        <w:tblLook w:firstColumn="1" w:firstRow="1" w:lastColumn="0" w:lastRow="0" w:noHBand="0" w:noVBand="1" w:val="04A0"/>
+      </w:tblPr>
+      <w:tblGrid>
+        <w:gridCol w:w="6240"/>
+        <w:gridCol w:w="3120"/>
+      </w:tblGrid>
+      <w:tr>
+        <w:tc>
+          <w:tcPr>
+            <w:tcW w:w="6240" w:type="dxa"/>
+            <w:tcBorders>
+              <w:top w:val="single" w:sz="4" w:space="0" w:color="CCCCCC"/>
+              <w:left w:val="single" w:sz="4" w:space="0" w:color="CCCCCC"/>
+              <w:bottom w:val="single" w:sz="4" w:space="0" w:color="CCCCCC"/>
+              <w:right w:val="single" w:sz="4" w:space="0" w:color="CCCCCC"/>
+            </w:tcBorders>
+            <w:shd w:val="clear" w:color="auto" w:fill="4361EE"/>
+            <w:tcMar>
+              <w:top w:w="70" w:type="dxa"/>
+              <w:left w:w="110" w:type="dxa"/>
+              <w:bottom w:w="70" w:type="dxa"/>
+              <w:right w:w="110" w:type="dxa"/>
+            </w:tcMar>
+            <w:vAlign w:val="center"/>
+          </w:tcPr>
+          <w:p>
+            <w:pPr>
+              <w:spacing w:after="0"/>
+            </w:pPr>
+            <w:r>
+              <w:rPr>
+                <w:b/>
+                <w:color w:val="FFFFFF"/>
+                <w:sz w:val="20"/>
+              </w:rPr>
+              <w:t xml:space="preserve">Step</w:t>
+            </w:r>
+          </w:p>
+        </w:tc>
+        <w:tc>
+          <w:tcPr>
+            <w:tcW w:w="3120" w:type="dxa"/>
+            <w:tcBorders>
+              <w:top w:val="single" w:sz="4" w:space="0" w:color="CCCCCC"/>
+              <w:left w:val="single" w:sz="4" w:space="0" w:color="CCCCCC"/>
+              <w:bottom w:val="single" w:sz="4" w:space="0" w:color="CCCCCC"/>
+              <w:right w:val="single" w:sz="4" w:space="0" w:color="CCCCCC"/>
+            </w:tcBorders>
+            <w:shd w:val="clear" w:color="auto" w:fill="4361EE"/>
+            <w:tcMar>
+              <w:top w:w="70" w:type="dxa"/>
+              <w:left w:w="110" w:type="dxa"/>
+              <w:bottom w:w="70" w:type="dxa"/>
+              <w:right w:w="110" w:type="dxa"/>
+            </w:tcMar>
+            <w:vAlign w:val="center"/>
+          </w:tcPr>
+          <w:p>
+            <w:pPr>
+              <w:spacing w:after="0"/>
+            </w:pPr>
+            <w:r>
+              <w:rPr>
+                <w:b/>
+                <w:color w:val="FFFFFF"/>
+                <w:sz w:val="20"/>
+              </w:rPr>
+              <w:t xml:space="preserve">Value</w:t>
+            </w:r>
+          </w:p>
+        </w:tc>
+      </w:tr>
+      <w:tr>
+        <w:tc>
+          <w:tcPr>
+            <w:tcW w:w="6240" w:type="dxa"/>
+            <w:tcBorders>
+              <w:top w:val="single" w:sz="4" w:space="0" w:color="CCCCCC"/>
+              <w:left w:val="single" w:sz="4" w:space="0" w:color="CCCCCC"/>
+              <w:bottom w:val="single" w:sz="4" w:space="0" w:color="CCCCCC"/>
+              <w:right w:val="single" w:sz="4" w:space="0" w:color="CCCCCC"/>
+            </w:tcBorders>
+            <w:shd w:val="clear" w:color="auto" w:fill="F7F9FF"/>
+            <w:tcMar>
+              <w:top w:w="70" w:type="dxa"/>
+              <w:left w:w="110" w:type="dxa"/>
+              <w:bottom w:w="70" w:type="dxa"/>
+              <w:right w:w="110" w:type="dxa"/>
+            </w:tcMar>
+            <w:vAlign w:val="center"/>
+          </w:tcPr>
+          <w:p>
+            <w:pPr>
+              <w:spacing w:after="0"/>
+            </w:pPr>
+            <w:r>
+              <w:rPr>
+                <w:b w:val="0"/>
+                <w:color w:val="1E293B"/>
+                <w:sz w:val="19"/>
+              </w:rPr>
+              <w:t xml:space="preserve">FY29E PAT (from the forecast)</w:t>
+            </w:r>
+          </w:p>
+        </w:tc>
+        <w:tc>
+          <w:tcPr>
+            <w:tcW w:w="3120" w:type="dxa"/>
+            <w:tcBorders>
+              <w:top w:val="single" w:sz="4" w:space="0" w:color="CCCCCC"/>
+              <w:left w:val="single" w:sz="4" w:space="0" w:color="CCCCCC"/>
+              <w:bottom w:val="single" w:sz="4" w:space="0" w:color="CCCCCC"/>
+              <w:right w:val="single" w:sz="4" w:space="0" w:color="CCCCCC"/>
+            </w:tcBorders>
+            <w:shd w:val="clear" w:color="auto" w:fill="F7F9FF"/>
+            <w:tcMar>
+              <w:top w:w="70" w:type="dxa"/>
+              <w:left w:w="110" w:type="dxa"/>
+              <w:bottom w:w="70" w:type="dxa"/>
+              <w:right w:w="110" w:type="dxa"/>
+            </w:tcMar>
+            <w:vAlign w:val="center"/>
+          </w:tcPr>
+          <w:p>
+            <w:pPr>
+              <w:spacing w:after="0"/>
+            </w:pPr>
+            <w:r>
+              <w:rPr>
+                <w:b w:val="0"/>
+                <w:color w:val="1E293B"/>
+                <w:sz w:val="19"/>
+              </w:rPr>
+              <w:t xml:space="preserve">₹ 327 Cr</w:t>
+            </w:r>
+          </w:p>
+        </w:tc>
+      </w:tr>
+      <w:tr>
+        <w:tc>
+          <w:tcPr>
+            <w:tcW w:w="6240" w:type="dxa"/>
+            <w:tcBorders>
+              <w:top w:val="single" w:sz="4" w:space="0" w:color="CCCCCC"/>
+              <w:left w:val="single" w:sz="4" w:space="0" w:color="CCCCCC"/>
+              <w:bottom w:val="single" w:sz="4" w:space="0" w:color="CCCCCC"/>
+              <w:right w:val="single" w:sz="4" w:space="0" w:color="CCCCCC"/>
+            </w:tcBorders>
+            <w:tcMar>
+              <w:top w:w="70" w:type="dxa"/>
+              <w:left w:w="110" w:type="dxa"/>
+              <w:bottom w:w="70" w:type="dxa"/>
+              <w:right w:w="110" w:type="dxa"/>
+            </w:tcMar>
+            <w:vAlign w:val="center"/>
+          </w:tcPr>
+          <w:p>
+            <w:pPr>
+              <w:spacing w:after="0"/>
+            </w:pPr>
+            <w:r>
+              <w:rPr>
+                <w:b w:val="0"/>
+                <w:color w:val="1E293B"/>
+                <w:sz w:val="19"/>
+              </w:rPr>
+              <w:t xml:space="preserve">× Exit P/E 18× = Exit equity value</w:t>
+            </w:r>
+          </w:p>
+        </w:tc>
+        <w:tc>
+          <w:tcPr>
+            <w:tcW w:w="3120" w:type="dxa"/>
+            <w:tcBorders>
+              <w:top w:val="single" w:sz="4" w:space="0" w:color="CCCCCC"/>
+              <w:left w:val="single" w:sz="4" w:space="0" w:color="CCCCCC"/>
+              <w:bottom w:val="single" w:sz="4" w:space="0" w:color="CCCCCC"/>
+              <w:right w:val="single" w:sz="4" w:space="0" w:color="CCCCCC"/>
+            </w:tcBorders>
+            <w:tcMar>
+              <w:top w:w="70" w:type="dxa"/>
+              <w:left w:w="110" w:type="dxa"/>
+              <w:bottom w:w="70" w:type="dxa"/>
+              <w:right w:w="110" w:type="dxa"/>
+            </w:tcMar>
+            <w:vAlign w:val="center"/>
+          </w:tcPr>
+          <w:p>
+            <w:pPr>
+              <w:spacing w:after="0"/>
+            </w:pPr>
+            <w:r>
+              <w:rPr>
+                <w:b w:val="0"/>
+                <w:color w:val="1E293B"/>
+                <w:sz w:val="19"/>
+              </w:rPr>
+              <w:t xml:space="preserve">₹ 5,893 Cr</w:t>
+            </w:r>
+          </w:p>
+        </w:tc>
+      </w:tr>
+      <w:tr>
+        <w:tc>
+          <w:tcPr>
+            <w:tcW w:w="6240" w:type="dxa"/>
+            <w:tcBorders>
+              <w:top w:val="single" w:sz="4" w:space="0" w:color="CCCCCC"/>
+              <w:left w:val="single" w:sz="4" w:space="0" w:color="CCCCCC"/>
+              <w:bottom w:val="single" w:sz="4" w:space="0" w:color="CCCCCC"/>
+              <w:right w:val="single" w:sz="4" w:space="0" w:color="CCCCCC"/>
+            </w:tcBorders>
+            <w:shd w:val="clear" w:color="auto" w:fill="F7F9FF"/>
+            <w:tcMar>
+              <w:top w:w="70" w:type="dxa"/>
+              <w:left w:w="110" w:type="dxa"/>
+              <w:bottom w:w="70" w:type="dxa"/>
+              <w:right w:w="110" w:type="dxa"/>
+            </w:tcMar>
+            <w:vAlign w:val="center"/>
+          </w:tcPr>
+          <w:p>
+            <w:pPr>
+              <w:spacing w:after="0"/>
+            </w:pPr>
+            <w:r>
+              <w:rPr>
+                <w:b w:val="0"/>
+                <w:color w:val="1E293B"/>
+                <w:sz w:val="19"/>
+              </w:rPr>
+              <w:t xml:space="preserve">÷ (1.25)⁵ = 3.05× required money multiple</w:t>
+            </w:r>
+          </w:p>
+        </w:tc>
+        <w:tc>
+          <w:tcPr>
+            <w:tcW w:w="3120" w:type="dxa"/>
+            <w:tcBorders>
+              <w:top w:val="single" w:sz="4" w:space="0" w:color="CCCCCC"/>
+              <w:left w:val="single" w:sz="4" w:space="0" w:color="CCCCCC"/>
+              <w:bottom w:val="single" w:sz="4" w:space="0" w:color="CCCCCC"/>
+              <w:right w:val="single" w:sz="4" w:space="0" w:color="CCCCCC"/>
+            </w:tcBorders>
+            <w:shd w:val="clear" w:color="auto" w:fill="F7F9FF"/>
+            <w:tcMar>
+              <w:top w:w="70" w:type="dxa"/>
+              <w:left w:w="110" w:type="dxa"/>
+              <w:bottom w:w="70" w:type="dxa"/>
+              <w:right w:w="110" w:type="dxa"/>
+            </w:tcMar>
+            <w:vAlign w:val="center"/>
+          </w:tcPr>
+          <w:p>
+            <w:pPr>
+              <w:spacing w:after="0"/>
+            </w:pPr>
+            <w:r>
+              <w:rPr>
+                <w:b w:val="0"/>
+                <w:color w:val="1E293B"/>
+                <w:sz w:val="19"/>
+              </w:rPr>
+              <w:t xml:space="preserve">₹ 1,931 Cr post-money (no dilution)</w:t>
+            </w:r>
+          </w:p>
+        </w:tc>
+      </w:tr>
+      <w:tr>
+        <w:tc>
+          <w:tcPr>
+            <w:tcW w:w="6240" w:type="dxa"/>
+            <w:tcBorders>
+              <w:top w:val="single" w:sz="4" w:space="0" w:color="CCCCCC"/>
+              <w:left w:val="single" w:sz="4" w:space="0" w:color="CCCCCC"/>
+              <w:bottom w:val="single" w:sz="4" w:space="0" w:color="CCCCCC"/>
+              <w:right w:val="single" w:sz="4" w:space="0" w:color="CCCCCC"/>
+            </w:tcBorders>
+            <w:tcMar>
+              <w:top w:w="70" w:type="dxa"/>
+              <w:left w:w="110" w:type="dxa"/>
+              <w:bottom w:w="70" w:type="dxa"/>
+              <w:right w:w="110" w:type="dxa"/>
+            </w:tcMar>
+            <w:vAlign w:val="center"/>
+          </w:tcPr>
+          <w:p>
+            <w:pPr>
+              <w:spacing w:after="0"/>
+            </w:pPr>
+            <w:r>
+              <w:rPr>
+                <w:b w:val="0"/>
+                <w:color w:val="1E293B"/>
+                <w:sz w:val="19"/>
+              </w:rPr>
+              <w:t xml:space="preserve">Required stake at exit = 300 × 3.05 ÷ 5,893</w:t>
+            </w:r>
+          </w:p>
+        </w:tc>
+        <w:tc>
+          <w:tcPr>
+            <w:tcW w:w="3120" w:type="dxa"/>
+            <w:tcBorders>
+              <w:top w:val="single" w:sz="4" w:space="0" w:color="CCCCCC"/>
+              <w:left w:val="single" w:sz="4" w:space="0" w:color="CCCCCC"/>
+              <w:bottom w:val="single" w:sz="4" w:space="0" w:color="CCCCCC"/>
+              <w:right w:val="single" w:sz="4" w:space="0" w:color="CCCCCC"/>
+            </w:tcBorders>
+            <w:tcMar>
+              <w:top w:w="70" w:type="dxa"/>
+              <w:left w:w="110" w:type="dxa"/>
+              <w:bottom w:w="70" w:type="dxa"/>
+              <w:right w:w="110" w:type="dxa"/>
+            </w:tcMar>
+            <w:vAlign w:val="center"/>
+          </w:tcPr>
+          <w:p>
+            <w:pPr>
+              <w:spacing w:after="0"/>
+            </w:pPr>
+            <w:r>
+              <w:rPr>
+                <w:b w:val="0"/>
+                <w:color w:val="1E293B"/>
+                <w:sz w:val="19"/>
+              </w:rPr>
+              <w:t xml:space="preserve">15.5%</w:t>
+            </w:r>
+          </w:p>
+        </w:tc>
+      </w:tr>
+      <w:tr>
+        <w:tc>
+          <w:tcPr>
+            <w:tcW w:w="6240" w:type="dxa"/>
+            <w:tcBorders>
+              <w:top w:val="single" w:sz="4" w:space="0" w:color="CCCCCC"/>
+              <w:left w:val="single" w:sz="4" w:space="0" w:color="CCCCCC"/>
+              <w:bottom w:val="single" w:sz="4" w:space="0" w:color="CCCCCC"/>
+              <w:right w:val="single" w:sz="4" w:space="0" w:color="CCCCCC"/>
+            </w:tcBorders>
+            <w:shd w:val="clear" w:color="auto" w:fill="F7F9FF"/>
+            <w:tcMar>
+              <w:top w:w="70" w:type="dxa"/>
+              <w:left w:w="110" w:type="dxa"/>
+              <w:bottom w:w="70" w:type="dxa"/>
+              <w:right w:w="110" w:type="dxa"/>
+            </w:tcMar>
+            <w:vAlign w:val="center"/>
+          </w:tcPr>
+          <w:p>
+            <w:pPr>
+              <w:spacing w:after="0"/>
+            </w:pPr>
+            <w:r>
+              <w:rPr>
+                <w:b w:val="0"/>
+                <w:color w:val="1E293B"/>
+                <w:sz w:val="19"/>
+              </w:rPr>
+              <w:t xml:space="preserve">÷ 90% retention = required stake today</w:t>
+            </w:r>
+          </w:p>
+        </w:tc>
+        <w:tc>
+          <w:tcPr>
+            <w:tcW w:w="3120" w:type="dxa"/>
+            <w:tcBorders>
+              <w:top w:val="single" w:sz="4" w:space="0" w:color="CCCCCC"/>
+              <w:left w:val="single" w:sz="4" w:space="0" w:color="CCCCCC"/>
+              <w:bottom w:val="single" w:sz="4" w:space="0" w:color="CCCCCC"/>
+              <w:right w:val="single" w:sz="4" w:space="0" w:color="CCCCCC"/>
+            </w:tcBorders>
+            <w:shd w:val="clear" w:color="auto" w:fill="F7F9FF"/>
+            <w:tcMar>
+              <w:top w:w="70" w:type="dxa"/>
+              <w:left w:w="110" w:type="dxa"/>
+              <w:bottom w:w="70" w:type="dxa"/>
+              <w:right w:w="110" w:type="dxa"/>
+            </w:tcMar>
+            <w:vAlign w:val="center"/>
+          </w:tcPr>
+          <w:p>
+            <w:pPr>
+              <w:spacing w:after="0"/>
+            </w:pPr>
+            <w:r>
+              <w:rPr>
+                <w:b w:val="0"/>
+                <w:color w:val="1E293B"/>
+                <w:sz w:val="19"/>
+              </w:rPr>
+              <w:t xml:space="preserve">17.3%</w:t>
+            </w:r>
+          </w:p>
+        </w:tc>
+      </w:tr>
+      <w:tr>
+        <w:tc>
+          <w:tcPr>
+            <w:tcW w:w="6240" w:type="dxa"/>
+            <w:tcBorders>
+              <w:top w:val="single" w:sz="4" w:space="0" w:color="CCCCCC"/>
+              <w:left w:val="single" w:sz="4" w:space="0" w:color="CCCCCC"/>
+              <w:bottom w:val="single" w:sz="4" w:space="0" w:color="CCCCCC"/>
+              <w:right w:val="single" w:sz="4" w:space="0" w:color="CCCCCC"/>
+            </w:tcBorders>
+            <w:tcMar>
+              <w:top w:w="70" w:type="dxa"/>
+              <w:left w:w="110" w:type="dxa"/>
+              <w:bottom w:w="70" w:type="dxa"/>
+              <w:right w:w="110" w:type="dxa"/>
+            </w:tcMar>
+            <w:vAlign w:val="center"/>
+          </w:tcPr>
+          <w:p>
+            <w:pPr>
+              <w:spacing w:after="0"/>
+            </w:pPr>
+            <w:r>
+              <w:rPr>
+                <w:b w:val="0"/>
+                <w:color w:val="1E293B"/>
+                <w:sz w:val="19"/>
+              </w:rPr>
+              <w:t xml:space="preserve">Post-money = 300 ÷ 17.3%</w:t>
+            </w:r>
+          </w:p>
+        </w:tc>
+        <w:tc>
+          <w:tcPr>
+            <w:tcW w:w="3120" w:type="dxa"/>
+            <w:tcBorders>
+              <w:top w:val="single" w:sz="4" w:space="0" w:color="CCCCCC"/>
+              <w:left w:val="single" w:sz="4" w:space="0" w:color="CCCCCC"/>
+              <w:bottom w:val="single" w:sz="4" w:space="0" w:color="CCCCCC"/>
+              <w:right w:val="single" w:sz="4" w:space="0" w:color="CCCCCC"/>
+            </w:tcBorders>
+            <w:tcMar>
+              <w:top w:w="70" w:type="dxa"/>
+              <w:left w:w="110" w:type="dxa"/>
+              <w:bottom w:w="70" w:type="dxa"/>
+              <w:right w:w="110" w:type="dxa"/>
+            </w:tcMar>
+            <w:vAlign w:val="center"/>
+          </w:tcPr>
+          <w:p>
+            <w:pPr>
+              <w:spacing w:after="0"/>
+            </w:pPr>
+            <w:r>
+              <w:rPr>
+                <w:b w:val="0"/>
+                <w:color w:val="1E293B"/>
+                <w:sz w:val="19"/>
+              </w:rPr>
+              <w:t xml:space="preserve">₹ 1,738 Cr</w:t>
+            </w:r>
+          </w:p>
+        </w:tc>
+      </w:tr>
+      <w:tr>
+        <w:tc>
+          <w:tcPr>
+            <w:tcW w:w="6240" w:type="dxa"/>
+            <w:tcBorders>
+              <w:top w:val="single" w:sz="4" w:space="0" w:color="CCCCCC"/>
+              <w:left w:val="single" w:sz="4" w:space="0" w:color="CCCCCC"/>
+              <w:bottom w:val="single" w:sz="4" w:space="0" w:color="CCCCCC"/>
+              <w:right w:val="single" w:sz="4" w:space="0" w:color="CCCCCC"/>
+            </w:tcBorders>
+            <w:shd w:val="clear" w:color="auto" w:fill="EEF2FF"/>
+            <w:tcMar>
+              <w:top w:w="70" w:type="dxa"/>
+              <w:left w:w="110" w:type="dxa"/>
+              <w:bottom w:w="70" w:type="dxa"/>
+              <w:right w:w="110" w:type="dxa"/>
+            </w:tcMar>
+            <w:vAlign w:val="center"/>
+          </w:tcPr>
+          <w:p>
+            <w:pPr>
+              <w:spacing w:after="0"/>
+            </w:pPr>
+            <w:r>
+              <w:rPr>
+                <w:b/>
+                <w:color w:val="1E293B"/>
+                <w:sz w:val="19"/>
+              </w:rPr>
+              <w:t xml:space="preserve">Pre-money = 1,738 − 300</w:t>
+            </w:r>
+          </w:p>
+        </w:tc>
+        <w:tc>
+          <w:tcPr>
+            <w:tcW w:w="3120" w:type="dxa"/>
+            <w:tcBorders>
+              <w:top w:val="single" w:sz="4" w:space="0" w:color="CCCCCC"/>
+              <w:left w:val="single" w:sz="4" w:space="0" w:color="CCCCCC"/>
+              <w:bottom w:val="single" w:sz="4" w:space="0" w:color="CCCCCC"/>
+              <w:right w:val="single" w:sz="4" w:space="0" w:color="CCCCCC"/>
+            </w:tcBorders>
+            <w:shd w:val="clear" w:color="auto" w:fill="EEF2FF"/>
+            <w:tcMar>
+              <w:top w:w="70" w:type="dxa"/>
+              <w:left w:w="110" w:type="dxa"/>
+              <w:bottom w:w="70" w:type="dxa"/>
+              <w:right w:w="110" w:type="dxa"/>
+            </w:tcMar>
+            <w:vAlign w:val="center"/>
+          </w:tcPr>
+          <w:p>
+            <w:pPr>
+              <w:spacing w:after="0"/>
+            </w:pPr>
+            <w:r>
+              <w:rPr>
+                <w:b/>
+                <w:color w:val="1E293B"/>
+                <w:sz w:val="19"/>
+              </w:rPr>
+              <w:t xml:space="preserve">₹ 1,438 Cr</w:t>
+            </w:r>
+          </w:p>
+        </w:tc>
+      </w:tr>
+      <w:tr>
+        <w:tc>
+          <w:tcPr>
+            <w:tcW w:w="6240" w:type="dxa"/>
+            <w:tcBorders>
+              <w:top w:val="single" w:sz="4" w:space="0" w:color="CCCCCC"/>
+              <w:left w:val="single" w:sz="4" w:space="0" w:color="CCCCCC"/>
+              <w:bottom w:val="single" w:sz="4" w:space="0" w:color="CCCCCC"/>
+              <w:right w:val="single" w:sz="4" w:space="0" w:color="CCCCCC"/>
+            </w:tcBorders>
+            <w:shd w:val="clear" w:color="auto" w:fill="EEF2FF"/>
+            <w:tcMar>
+              <w:top w:w="70" w:type="dxa"/>
+              <w:left w:w="110" w:type="dxa"/>
+              <w:bottom w:w="70" w:type="dxa"/>
+              <w:right w:w="110" w:type="dxa"/>
+            </w:tcMar>
+            <w:vAlign w:val="center"/>
+          </w:tcPr>
+          <w:p>
+            <w:pPr>
+              <w:spacing w:after="0"/>
+            </w:pPr>
+            <w:r>
+              <w:rPr>
+                <w:b/>
+                <w:color w:val="1E293B"/>
+                <w:sz w:val="19"/>
+              </w:rPr>
+              <w:t xml:space="preserve">÷ 10.3 Cr diluted shares = value per share</w:t>
+            </w:r>
+          </w:p>
+        </w:tc>
+        <w:tc>
+          <w:tcPr>
+            <w:tcW w:w="3120" w:type="dxa"/>
+            <w:tcBorders>
+              <w:top w:val="single" w:sz="4" w:space="0" w:color="CCCCCC"/>
+              <w:left w:val="single" w:sz="4" w:space="0" w:color="CCCCCC"/>
+              <w:bottom w:val="single" w:sz="4" w:space="0" w:color="CCCCCC"/>
+              <w:right w:val="single" w:sz="4" w:space="0" w:color="CCCCCC"/>
+            </w:tcBorders>
+            <w:shd w:val="clear" w:color="auto" w:fill="EEF2FF"/>
+            <w:tcMar>
+              <w:top w:w="70" w:type="dxa"/>
+              <w:left w:w="110" w:type="dxa"/>
+              <w:bottom w:w="70" w:type="dxa"/>
+              <w:right w:w="110" w:type="dxa"/>
+            </w:tcMar>
+            <w:vAlign w:val="center"/>
+          </w:tcPr>
+          <w:p>
+            <w:pPr>
+              <w:spacing w:after="0"/>
+            </w:pPr>
+            <w:r>
+              <w:rPr>
+                <w:b/>
+                <w:color w:val="1E293B"/>
+                <w:sz w:val="19"/>
+              </w:rPr>
+              <w:t xml:space="preserve">₹ 140</w:t>
+            </w:r>
+          </w:p>
+        </w:tc>
+      </w:tr>
+      <w:tr>
+        <w:tc>
+          <w:tcPr>
+            <w:tcW w:w="6240" w:type="dxa"/>
+            <w:tcBorders>
+              <w:top w:val="single" w:sz="4" w:space="0" w:color="CCCCCC"/>
+              <w:left w:val="single" w:sz="4" w:space="0" w:color="CCCCCC"/>
+              <w:bottom w:val="single" w:sz="4" w:space="0" w:color="CCCCCC"/>
+              <w:right w:val="single" w:sz="4" w:space="0" w:color="CCCCCC"/>
+            </w:tcBorders>
+            <w:shd w:val="clear" w:color="auto" w:fill="F7F9FF"/>
+            <w:tcMar>
+              <w:top w:w="70" w:type="dxa"/>
+              <w:left w:w="110" w:type="dxa"/>
+              <w:bottom w:w="70" w:type="dxa"/>
+              <w:right w:w="110" w:type="dxa"/>
+            </w:tcMar>
+            <w:vAlign w:val="center"/>
+          </w:tcPr>
+          <w:p>
+            <w:pPr>
+              <w:spacing w:after="0"/>
+            </w:pPr>
+            <w:r>
+              <w:rPr>
+                <w:b w:val="0"/>
+                <w:color w:val="1E293B"/>
+                <w:sz w:val="19"/>
+              </w:rPr>
+              <w:t xml:space="preserve">New shares issued (17.3% stake) at ₹140</w:t>
+            </w:r>
+          </w:p>
+        </w:tc>
+        <w:tc>
+          <w:tcPr>
+            <w:tcW w:w="3120" w:type="dxa"/>
+            <w:tcBorders>
+              <w:top w:val="single" w:sz="4" w:space="0" w:color="CCCCCC"/>
+              <w:left w:val="single" w:sz="4" w:space="0" w:color="CCCCCC"/>
+              <w:bottom w:val="single" w:sz="4" w:space="0" w:color="CCCCCC"/>
+              <w:right w:val="single" w:sz="4" w:space="0" w:color="CCCCCC"/>
+            </w:tcBorders>
+            <w:shd w:val="clear" w:color="auto" w:fill="F7F9FF"/>
+            <w:tcMar>
+              <w:top w:w="70" w:type="dxa"/>
+              <w:left w:w="110" w:type="dxa"/>
+              <w:bottom w:w="70" w:type="dxa"/>
+              <w:right w:w="110" w:type="dxa"/>
+            </w:tcMar>
+            <w:vAlign w:val="center"/>
+          </w:tcPr>
+          <w:p>
+            <w:pPr>
+              <w:spacing w:after="0"/>
+            </w:pPr>
+            <w:r>
+              <w:rPr>
+                <w:b w:val="0"/>
+                <w:color w:val="1E293B"/>
+                <w:sz w:val="19"/>
+              </w:rPr>
+              <w:t xml:space="preserve">2.15 Cr shares</w:t>
+            </w:r>
+          </w:p>
+        </w:tc>
+      </w:tr>
+    </w:tbl>
+    <w:p>
+      <w:pPr>
+        <w:spacing w:after="60"/>
+      </w:pPr>
+    </w:p>
+    <w:p>
+      <w:pPr>
+        <w:spacing w:after="120" w:before="0" w:line="276" w:lineRule="auto"/>
+      </w:pPr>
+      <w:r>
+        <w:rPr>
+          <w:b/>
+          <w:i w:val="0"/>
+          <w:color w:val="1E293B"/>
+          <w:sz w:val="21"/>
+        </w:rPr>
+        <w:t xml:space="preserve">Read-across for a listed company. </w:t>
+      </w:r>
+      <w:r>
+        <w:rPr>
+          <w:b w:val="0"/>
+          <w:i w:val="0"/>
+          <w:color w:val="1E293B"/>
+          <w:sz w:val="21"/>
+        </w:rPr>
+        <w:t xml:space="preserve">At ₹310 the market cap is about ₹3,193 Cr. Buying the whole company today and exiting at ₹5,893 Cr (after 10% dilution) earns an IRR of only about </w:t>
+      </w:r>
+      <w:r>
+        <w:rPr>
+          <w:b/>
+          <w:i w:val="0"/>
+          <w:color w:val="1E293B"/>
+          <w:sz w:val="21"/>
+        </w:rPr>
+        <w:t xml:space="preserve">10.7%</w:t>
+      </w:r>
+      <w:r>
+        <w:rPr>
+          <w:b w:val="0"/>
+          <w:i w:val="0"/>
+          <w:color w:val="1E293B"/>
+          <w:sz w:val="21"/>
+        </w:rPr>
+        <w:t xml:space="preserve"> — well below a 25% venture hurdle, but close to the 11.4% WACC. That is expected: public-market investors accept lower returns for liquidity and lower risk. For a mature listed stock, treat the VC method as a </w:t>
+      </w:r>
+      <w:r>
+        <w:rPr>
+          <w:b/>
+          <w:i w:val="0"/>
+          <w:color w:val="1E293B"/>
+          <w:sz w:val="21"/>
+        </w:rPr>
+        <w:t xml:space="preserve">lens on investor returns</w:t>
+      </w:r>
+      <w:r>
+        <w:rPr>
+          <w:b w:val="0"/>
+          <w:i w:val="0"/>
+          <w:color w:val="1E293B"/>
+          <w:sz w:val="21"/>
+        </w:rPr>
+        <w:t xml:space="preserve">, not as a fair-value estimate.</w:t>
+      </w:r>
+    </w:p>
+    <w:tbl>
+      <w:tblPr>
+        <w:tblW w:w="9360" w:type="dxa"/>
+        <w:jc w:val="center"/>
+        <w:tblLayout w:type="fixed"/>
+        <w:tblLook w:firstColumn="1" w:firstRow="1" w:lastColumn="0" w:lastRow="0" w:noHBand="0" w:noVBand="1" w:val="04A0"/>
+      </w:tblPr>
+      <w:tblGrid>
+        <w:gridCol w:w="9360"/>
+      </w:tblGrid>
+      <w:tr>
+        <w:tc>
+          <w:tcPr>
+            <w:tcW w:w="9360" w:type="dxa"/>
+            <w:tcBorders>
+              <w:top w:val="single" w:sz="4" w:space="0" w:color="E2E8F8"/>
+              <w:left w:val="single" w:sz="24" w:space="0" w:color="7209B7"/>
+              <w:bottom w:val="single" w:sz="4" w:space="0" w:color="E2E8F8"/>
+              <w:right w:val="single" w:sz="4" w:space="0" w:color="E2E8F8"/>
+            </w:tcBorders>
+            <w:shd w:val="clear" w:color="auto" w:fill="FBFBFE"/>
+            <w:tcMar>
+              <w:top w:w="120" w:type="dxa"/>
+              <w:left w:w="160" w:type="dxa"/>
+              <w:bottom w:w="120" w:type="dxa"/>
+              <w:right w:w="160" w:type="dxa"/>
+            </w:tcMar>
+          </w:tcPr>
+          <w:p>
+            <w:pPr>
+              <w:spacing w:after="60"/>
+            </w:pPr>
+            <w:r>
+              <w:rPr>
+                <w:b/>
+                <w:color w:val="7209B7"/>
+                <w:sz w:val="21"/>
+              </w:rPr>
+              <w:t>❖  VC method — strengths &amp; limitations</w:t>
+            </w:r>
+          </w:p>
+          <w:p>
+            <w:pPr>
+              <w:spacing w:after="40"/>
+            </w:pPr>
+            <w:r>
+              <w:rPr>
+                <w:b w:val="0"/>
+                <w:i w:val="0"/>
+                <w:color w:val="1E293B"/>
+                <w:sz w:val="20"/>
+              </w:rPr>
+              <w:t xml:space="preserve">Simple and transparent; works when there are no profits or positive cash flows today.</w:t>
+            </w:r>
+          </w:p>
+          <w:p>
+            <w:pPr>
+              <w:spacing w:after="40"/>
+            </w:pPr>
+            <w:r>
+              <w:rPr>
+                <w:b w:val="0"/>
+                <w:i w:val="0"/>
+                <w:color w:val="1E293B"/>
+                <w:sz w:val="20"/>
+              </w:rPr>
+              <w:t xml:space="preserve">Highly sensitive to the exit multiple and the IRR — always show an IRR × exit-multiple grid.</w:t>
+            </w:r>
+          </w:p>
+          <w:p>
+            <w:pPr>
+              <w:spacing w:after="40"/>
+            </w:pPr>
+            <w:r>
+              <w:rPr>
+                <w:b w:val="0"/>
+                <w:i w:val="0"/>
+                <w:color w:val="1E293B"/>
+                <w:sz w:val="20"/>
+              </w:rPr>
+              <w:t xml:space="preserve">Ignores interim cash flows and dividends; all risk is loaded into one hurdle rate instead of being modelled explicitly.</w:t>
+            </w:r>
+          </w:p>
+          <w:p>
+            <w:pPr>
+              <w:spacing w:after="40"/>
+            </w:pPr>
+            <w:r>
+              <w:rPr>
+                <w:b w:val="0"/>
+                <w:i w:val="0"/>
+                <w:color w:val="1E293B"/>
+                <w:sz w:val="20"/>
+              </w:rPr>
+              <w:t xml:space="preserve">In ValuMetrics: the VC Method tab computes all of the above, with stage presets, a peer-median multiple shortcut and IRR at CMP.</w:t>
+            </w:r>
+          </w:p>
+        </w:tc>
+      </w:tr>
+    </w:tbl>
+    <w:p>
+      <w:pPr>
+        <w:spacing w:after="60"/>
+      </w:pPr>
+    </w:p>
+    <w:p>
+      <w:pPr>
+        <w:pStyle w:val="Heading2"/>
+      </w:pPr>
+      <w:r>
+        <w:t>6.7  Choosing a method</w:t>
       </w:r>
     </w:p>
     <w:tbl>
@@ -11717,6 +13388,72 @@
                 <w:sz w:val="19"/>
               </w:rPr>
               <w:t>EV/Sales comps, scenario DCF</w:t>
+            </w:r>
+          </w:p>
+        </w:tc>
+      </w:tr>
+      <w:tr>
+        <w:tc>
+          <w:tcPr>
+            <w:tcW w:w="4360" w:type="dxa"/>
+            <w:tcBorders>
+              <w:top w:val="single" w:sz="4" w:space="0" w:color="CCCCCC"/>
+              <w:left w:val="single" w:sz="4" w:space="0" w:color="CCCCCC"/>
+              <w:bottom w:val="single" w:sz="4" w:space="0" w:color="CCCCCC"/>
+              <w:right w:val="single" w:sz="4" w:space="0" w:color="CCCCCC"/>
+            </w:tcBorders>
+            <w:shd w:val="clear" w:color="auto" w:fill="F7F9FF"/>
+            <w:tcMar>
+              <w:top w:w="70" w:type="dxa"/>
+              <w:left w:w="110" w:type="dxa"/>
+              <w:bottom w:w="70" w:type="dxa"/>
+              <w:right w:w="110" w:type="dxa"/>
+            </w:tcMar>
+            <w:vAlign w:val="center"/>
+          </w:tcPr>
+          <w:p>
+            <w:pPr>
+              <w:spacing w:after="0"/>
+            </w:pPr>
+            <w:r>
+              <w:rPr>
+                <w:b w:val="0"/>
+                <w:color w:val="1E293B"/>
+                <w:sz w:val="19"/>
+              </w:rPr>
+              <w:t xml:space="preserve">Start-up / VC-backed / pre-IPO</w:t>
+            </w:r>
+          </w:p>
+        </w:tc>
+        <w:tc>
+          <w:tcPr>
+            <w:tcW w:w="5000" w:type="dxa"/>
+            <w:tcBorders>
+              <w:top w:val="single" w:sz="4" w:space="0" w:color="CCCCCC"/>
+              <w:left w:val="single" w:sz="4" w:space="0" w:color="CCCCCC"/>
+              <w:bottom w:val="single" w:sz="4" w:space="0" w:color="CCCCCC"/>
+              <w:right w:val="single" w:sz="4" w:space="0" w:color="CCCCCC"/>
+            </w:tcBorders>
+            <w:shd w:val="clear" w:color="auto" w:fill="F7F9FF"/>
+            <w:tcMar>
+              <w:top w:w="70" w:type="dxa"/>
+              <w:left w:w="110" w:type="dxa"/>
+              <w:bottom w:w="70" w:type="dxa"/>
+              <w:right w:w="110" w:type="dxa"/>
+            </w:tcMar>
+            <w:vAlign w:val="center"/>
+          </w:tcPr>
+          <w:p>
+            <w:pPr>
+              <w:spacing w:after="0"/>
+            </w:pPr>
+            <w:r>
+              <w:rPr>
+                <w:b w:val="0"/>
+                <w:color w:val="1E293B"/>
+                <w:sz w:val="19"/>
+              </w:rPr>
+              <w:t xml:space="preserve">VC method + EV/Sales comps</w:t>
             </w:r>
           </w:p>
         </w:tc>
@@ -14855,7 +16592,7 @@
                 <w:color w:val="1E293B"/>
                 <w:sz w:val="19"/>
               </w:rPr>
-              <w:t>₹ 347</w:t>
+              <w:t>₹ 332</w:t>
             </w:r>
           </w:p>
         </w:tc>
@@ -14887,7 +16624,102 @@
                 <w:color w:val="1E293B"/>
                 <w:sz w:val="19"/>
               </w:rPr>
-              <w:t>Upside</w:t>
+              <w:t>Modest upside</w:t>
+            </w:r>
+          </w:p>
+        </w:tc>
+      </w:tr>
+      <w:tr>
+        <w:tc>
+          <w:tcPr>
+            <w:tcW w:w="3760" w:type="dxa"/>
+            <w:tcBorders>
+              <w:top w:val="single" w:sz="4" w:space="0" w:color="CCCCCC"/>
+              <w:left w:val="single" w:sz="4" w:space="0" w:color="CCCCCC"/>
+              <w:bottom w:val="single" w:sz="4" w:space="0" w:color="CCCCCC"/>
+              <w:right w:val="single" w:sz="4" w:space="0" w:color="CCCCCC"/>
+            </w:tcBorders>
+            <w:tcMar>
+              <w:top w:w="70" w:type="dxa"/>
+              <w:left w:w="110" w:type="dxa"/>
+              <w:bottom w:w="70" w:type="dxa"/>
+              <w:right w:w="110" w:type="dxa"/>
+            </w:tcMar>
+            <w:vAlign w:val="center"/>
+          </w:tcPr>
+          <w:p>
+            <w:pPr>
+              <w:spacing w:after="0"/>
+            </w:pPr>
+            <w:r>
+              <w:rPr>
+                <w:b w:val="0"/>
+                <w:color w:val="1E293B"/>
+                <w:sz w:val="19"/>
+              </w:rPr>
+              <w:t xml:space="preserve">VC method (18× P/E, 25% IRR)</w:t>
+            </w:r>
+          </w:p>
+        </w:tc>
+        <w:tc>
+          <w:tcPr>
+            <w:tcW w:w="3200" w:type="dxa"/>
+            <w:tcBorders>
+              <w:top w:val="single" w:sz="4" w:space="0" w:color="CCCCCC"/>
+              <w:left w:val="single" w:sz="4" w:space="0" w:color="CCCCCC"/>
+              <w:bottom w:val="single" w:sz="4" w:space="0" w:color="CCCCCC"/>
+              <w:right w:val="single" w:sz="4" w:space="0" w:color="CCCCCC"/>
+            </w:tcBorders>
+            <w:tcMar>
+              <w:top w:w="70" w:type="dxa"/>
+              <w:left w:w="110" w:type="dxa"/>
+              <w:bottom w:w="70" w:type="dxa"/>
+              <w:right w:w="110" w:type="dxa"/>
+            </w:tcMar>
+            <w:vAlign w:val="center"/>
+          </w:tcPr>
+          <w:p>
+            <w:pPr>
+              <w:spacing w:after="0"/>
+            </w:pPr>
+            <w:r>
+              <w:rPr>
+                <w:b w:val="0"/>
+                <w:color w:val="1E293B"/>
+                <w:sz w:val="19"/>
+              </w:rPr>
+              <w:t xml:space="preserve">₹ 140</w:t>
+            </w:r>
+          </w:p>
+        </w:tc>
+        <w:tc>
+          <w:tcPr>
+            <w:tcW w:w="2400" w:type="dxa"/>
+            <w:tcBorders>
+              <w:top w:val="single" w:sz="4" w:space="0" w:color="CCCCCC"/>
+              <w:left w:val="single" w:sz="4" w:space="0" w:color="CCCCCC"/>
+              <w:bottom w:val="single" w:sz="4" w:space="0" w:color="CCCCCC"/>
+              <w:right w:val="single" w:sz="4" w:space="0" w:color="CCCCCC"/>
+            </w:tcBorders>
+            <w:tcMar>
+              <w:top w:w="70" w:type="dxa"/>
+              <w:left w:w="110" w:type="dxa"/>
+              <w:bottom w:w="70" w:type="dxa"/>
+              <w:right w:w="110" w:type="dxa"/>
+            </w:tcMar>
+            <w:vAlign w:val="center"/>
+          </w:tcPr>
+          <w:p>
+            <w:pPr>
+              <w:spacing w:after="0"/>
+            </w:pPr>
+            <w:r>
+              <w:rPr>
+                <w:b w:val="0"/>
+                <w:color w:val="1E293B"/>
+                <w:sz w:val="19"/>
+              </w:rPr>
+              <w:t xml:space="preserve">IRR at CMP ≈ 10.7%</w:t>
             </w:r>
           </w:p>
         </w:tc>
@@ -16374,6 +18206,136 @@
                 <w:sz w:val="19"/>
               </w:rPr>
               <w:t>1.2A + 1.4B + 3.3C + 0.6D + 1.0E</w:t>
+            </w:r>
+          </w:p>
+        </w:tc>
+      </w:tr>
+      <w:tr>
+        <w:tc>
+          <w:tcPr>
+            <w:tcW w:w="3760" w:type="dxa"/>
+            <w:tcBorders>
+              <w:top w:val="single" w:sz="4" w:space="0" w:color="CCCCCC"/>
+              <w:left w:val="single" w:sz="4" w:space="0" w:color="CCCCCC"/>
+              <w:bottom w:val="single" w:sz="4" w:space="0" w:color="CCCCCC"/>
+              <w:right w:val="single" w:sz="4" w:space="0" w:color="CCCCCC"/>
+            </w:tcBorders>
+            <w:tcMar>
+              <w:top w:w="70" w:type="dxa"/>
+              <w:left w:w="110" w:type="dxa"/>
+              <w:bottom w:w="70" w:type="dxa"/>
+              <w:right w:w="110" w:type="dxa"/>
+            </w:tcMar>
+            <w:vAlign w:val="center"/>
+          </w:tcPr>
+          <w:p>
+            <w:pPr>
+              <w:spacing w:after="0"/>
+            </w:pPr>
+            <w:r>
+              <w:rPr>
+                <w:b w:val="0"/>
+                <w:color w:val="1E293B"/>
+                <w:sz w:val="19"/>
+              </w:rPr>
+              <w:t xml:space="preserve">VC post-money</w:t>
+            </w:r>
+          </w:p>
+        </w:tc>
+        <w:tc>
+          <w:tcPr>
+            <w:tcW w:w="5600" w:type="dxa"/>
+            <w:tcBorders>
+              <w:top w:val="single" w:sz="4" w:space="0" w:color="CCCCCC"/>
+              <w:left w:val="single" w:sz="4" w:space="0" w:color="CCCCCC"/>
+              <w:bottom w:val="single" w:sz="4" w:space="0" w:color="CCCCCC"/>
+              <w:right w:val="single" w:sz="4" w:space="0" w:color="CCCCCC"/>
+            </w:tcBorders>
+            <w:tcMar>
+              <w:top w:w="70" w:type="dxa"/>
+              <w:left w:w="110" w:type="dxa"/>
+              <w:bottom w:w="70" w:type="dxa"/>
+              <w:right w:w="110" w:type="dxa"/>
+            </w:tcMar>
+            <w:vAlign w:val="center"/>
+          </w:tcPr>
+          <w:p>
+            <w:pPr>
+              <w:spacing w:after="0"/>
+            </w:pPr>
+            <w:r>
+              <w:rPr>
+                <w:b w:val="0"/>
+                <w:color w:val="1E293B"/>
+                <w:sz w:val="19"/>
+              </w:rPr>
+              <w:t xml:space="preserve">Exit Equity ÷ (1 + target IRR)ⁿ</w:t>
+            </w:r>
+          </w:p>
+        </w:tc>
+      </w:tr>
+      <w:tr>
+        <w:tc>
+          <w:tcPr>
+            <w:tcW w:w="3760" w:type="dxa"/>
+            <w:tcBorders>
+              <w:top w:val="single" w:sz="4" w:space="0" w:color="CCCCCC"/>
+              <w:left w:val="single" w:sz="4" w:space="0" w:color="CCCCCC"/>
+              <w:bottom w:val="single" w:sz="4" w:space="0" w:color="CCCCCC"/>
+              <w:right w:val="single" w:sz="4" w:space="0" w:color="CCCCCC"/>
+            </w:tcBorders>
+            <w:shd w:val="clear" w:color="auto" w:fill="F7F9FF"/>
+            <w:tcMar>
+              <w:top w:w="70" w:type="dxa"/>
+              <w:left w:w="110" w:type="dxa"/>
+              <w:bottom w:w="70" w:type="dxa"/>
+              <w:right w:w="110" w:type="dxa"/>
+            </w:tcMar>
+            <w:vAlign w:val="center"/>
+          </w:tcPr>
+          <w:p>
+            <w:pPr>
+              <w:spacing w:after="0"/>
+            </w:pPr>
+            <w:r>
+              <w:rPr>
+                <w:b w:val="0"/>
+                <w:color w:val="1E293B"/>
+                <w:sz w:val="19"/>
+              </w:rPr>
+              <w:t xml:space="preserve">VC required stake</w:t>
+            </w:r>
+          </w:p>
+        </w:tc>
+        <w:tc>
+          <w:tcPr>
+            <w:tcW w:w="5600" w:type="dxa"/>
+            <w:tcBorders>
+              <w:top w:val="single" w:sz="4" w:space="0" w:color="CCCCCC"/>
+              <w:left w:val="single" w:sz="4" w:space="0" w:color="CCCCCC"/>
+              <w:bottom w:val="single" w:sz="4" w:space="0" w:color="CCCCCC"/>
+              <w:right w:val="single" w:sz="4" w:space="0" w:color="CCCCCC"/>
+            </w:tcBorders>
+            <w:shd w:val="clear" w:color="auto" w:fill="F7F9FF"/>
+            <w:tcMar>
+              <w:top w:w="70" w:type="dxa"/>
+              <w:left w:w="110" w:type="dxa"/>
+              <w:bottom w:w="70" w:type="dxa"/>
+              <w:right w:w="110" w:type="dxa"/>
+            </w:tcMar>
+            <w:vAlign w:val="center"/>
+          </w:tcPr>
+          <w:p>
+            <w:pPr>
+              <w:spacing w:after="0"/>
+            </w:pPr>
+            <w:r>
+              <w:rPr>
+                <w:b w:val="0"/>
+                <w:color w:val="1E293B"/>
+                <w:sz w:val="19"/>
+              </w:rPr>
+              <w:t xml:space="preserve">Investment × (1+IRR)ⁿ ÷ Exit Equity ÷ (1 − dilution)</w:t>
             </w:r>
           </w:p>
         </w:tc>

--- a/Valuation_Deep_Dive_Guide.docx
+++ b/Valuation_Deep_Dive_Guide.docx
@@ -15910,6 +15910,874 @@
         <w:t>Plot the value range from every method on one chart, with the current price as a vertical line. Where the price sits relative to the methods is the punchline of the analysis.</w:t>
       </w:r>
     </w:p>
+    <w:p>
+      <w:pPr>
+        <w:spacing w:after="120" w:before="0" w:line="276" w:lineRule="auto"/>
+      </w:pPr>
+      <w:r>
+        <w:rPr>
+          <w:b w:val="0"/>
+          <w:i w:val="0"/>
+          <w:color w:val="1E293B"/>
+          <w:sz w:val="21"/>
+        </w:rPr>
+        <w:t xml:space="preserve">Each bar on the field is a </w:t>
+      </w:r>
+      <w:r>
+        <w:rPr>
+          <w:b/>
+          <w:i w:val="0"/>
+          <w:color w:val="1E293B"/>
+          <w:sz w:val="21"/>
+        </w:rPr>
+        <w:t xml:space="preserve">range</w:t>
+      </w:r>
+      <w:r>
+        <w:rPr>
+          <w:b w:val="0"/>
+          <w:i w:val="0"/>
+          <w:color w:val="1E293B"/>
+          <w:sz w:val="21"/>
+        </w:rPr>
+        <w:t xml:space="preserve">, not a point — built from the method’s own sensitivity so the width shows how much the answer depends on its key assumptions:</w:t>
+      </w:r>
+    </w:p>
+    <w:tbl>
+      <w:tblPr>
+        <w:tblW w:w="9360" w:type="dxa"/>
+        <w:jc w:val="center"/>
+        <w:tblLayout w:type="fixed"/>
+        <w:tblLook w:firstColumn="1" w:firstRow="1" w:lastColumn="0" w:lastRow="0" w:noHBand="0" w:noVBand="1" w:val="04A0"/>
+      </w:tblPr>
+      <w:tblGrid>
+        <w:gridCol w:w="2900"/>
+        <w:gridCol w:w="4060"/>
+        <w:gridCol w:w="2400"/>
+      </w:tblGrid>
+      <w:tr>
+        <w:tc>
+          <w:tcPr>
+            <w:tcW w:w="2900" w:type="dxa"/>
+            <w:tcBorders>
+              <w:top w:val="single" w:sz="4" w:space="0" w:color="CCCCCC"/>
+              <w:left w:val="single" w:sz="4" w:space="0" w:color="CCCCCC"/>
+              <w:bottom w:val="single" w:sz="4" w:space="0" w:color="CCCCCC"/>
+              <w:right w:val="single" w:sz="4" w:space="0" w:color="CCCCCC"/>
+            </w:tcBorders>
+            <w:shd w:val="clear" w:color="auto" w:fill="4361EE"/>
+            <w:tcMar>
+              <w:top w:w="70" w:type="dxa"/>
+              <w:left w:w="110" w:type="dxa"/>
+              <w:bottom w:w="70" w:type="dxa"/>
+              <w:right w:w="110" w:type="dxa"/>
+            </w:tcMar>
+            <w:vAlign w:val="center"/>
+          </w:tcPr>
+          <w:p>
+            <w:pPr>
+              <w:spacing w:after="0"/>
+            </w:pPr>
+            <w:r>
+              <w:rPr>
+                <w:b/>
+                <w:color w:val="FFFFFF"/>
+                <w:sz w:val="20"/>
+              </w:rPr>
+              <w:t xml:space="preserve">Bar</w:t>
+            </w:r>
+          </w:p>
+        </w:tc>
+        <w:tc>
+          <w:tcPr>
+            <w:tcW w:w="4060" w:type="dxa"/>
+            <w:tcBorders>
+              <w:top w:val="single" w:sz="4" w:space="0" w:color="CCCCCC"/>
+              <w:left w:val="single" w:sz="4" w:space="0" w:color="CCCCCC"/>
+              <w:bottom w:val="single" w:sz="4" w:space="0" w:color="CCCCCC"/>
+              <w:right w:val="single" w:sz="4" w:space="0" w:color="CCCCCC"/>
+            </w:tcBorders>
+            <w:shd w:val="clear" w:color="auto" w:fill="4361EE"/>
+            <w:tcMar>
+              <w:top w:w="70" w:type="dxa"/>
+              <w:left w:w="110" w:type="dxa"/>
+              <w:bottom w:w="70" w:type="dxa"/>
+              <w:right w:w="110" w:type="dxa"/>
+            </w:tcMar>
+            <w:vAlign w:val="center"/>
+          </w:tcPr>
+          <w:p>
+            <w:pPr>
+              <w:spacing w:after="0"/>
+            </w:pPr>
+            <w:r>
+              <w:rPr>
+                <w:b/>
+                <w:color w:val="FFFFFF"/>
+                <w:sz w:val="20"/>
+              </w:rPr>
+              <w:t xml:space="preserve">How the low–high range is built</w:t>
+            </w:r>
+          </w:p>
+        </w:tc>
+        <w:tc>
+          <w:tcPr>
+            <w:tcW w:w="2400" w:type="dxa"/>
+            <w:tcBorders>
+              <w:top w:val="single" w:sz="4" w:space="0" w:color="CCCCCC"/>
+              <w:left w:val="single" w:sz="4" w:space="0" w:color="CCCCCC"/>
+              <w:bottom w:val="single" w:sz="4" w:space="0" w:color="CCCCCC"/>
+              <w:right w:val="single" w:sz="4" w:space="0" w:color="CCCCCC"/>
+            </w:tcBorders>
+            <w:shd w:val="clear" w:color="auto" w:fill="4361EE"/>
+            <w:tcMar>
+              <w:top w:w="70" w:type="dxa"/>
+              <w:left w:w="110" w:type="dxa"/>
+              <w:bottom w:w="70" w:type="dxa"/>
+              <w:right w:w="110" w:type="dxa"/>
+            </w:tcMar>
+            <w:vAlign w:val="center"/>
+          </w:tcPr>
+          <w:p>
+            <w:pPr>
+              <w:spacing w:after="0"/>
+            </w:pPr>
+            <w:r>
+              <w:rPr>
+                <w:b/>
+                <w:color w:val="FFFFFF"/>
+                <w:sz w:val="20"/>
+              </w:rPr>
+              <w:t xml:space="preserve">Mid-point marker</w:t>
+            </w:r>
+          </w:p>
+        </w:tc>
+      </w:tr>
+      <w:tr>
+        <w:tc>
+          <w:tcPr>
+            <w:tcW w:w="2900" w:type="dxa"/>
+            <w:tcBorders>
+              <w:top w:val="single" w:sz="4" w:space="0" w:color="CCCCCC"/>
+              <w:left w:val="single" w:sz="4" w:space="0" w:color="CCCCCC"/>
+              <w:bottom w:val="single" w:sz="4" w:space="0" w:color="CCCCCC"/>
+              <w:right w:val="single" w:sz="4" w:space="0" w:color="CCCCCC"/>
+            </w:tcBorders>
+            <w:shd w:val="clear" w:color="auto" w:fill="F7F9FF"/>
+            <w:tcMar>
+              <w:top w:w="70" w:type="dxa"/>
+              <w:left w:w="110" w:type="dxa"/>
+              <w:bottom w:w="70" w:type="dxa"/>
+              <w:right w:w="110" w:type="dxa"/>
+            </w:tcMar>
+            <w:vAlign w:val="center"/>
+          </w:tcPr>
+          <w:p>
+            <w:pPr>
+              <w:spacing w:after="0"/>
+            </w:pPr>
+            <w:r>
+              <w:rPr>
+                <w:b w:val="0"/>
+                <w:color w:val="1E293B"/>
+                <w:sz w:val="19"/>
+              </w:rPr>
+              <w:t xml:space="preserve">DCF (FCFF)</w:t>
+            </w:r>
+          </w:p>
+        </w:tc>
+        <w:tc>
+          <w:tcPr>
+            <w:tcW w:w="4060" w:type="dxa"/>
+            <w:tcBorders>
+              <w:top w:val="single" w:sz="4" w:space="0" w:color="CCCCCC"/>
+              <w:left w:val="single" w:sz="4" w:space="0" w:color="CCCCCC"/>
+              <w:bottom w:val="single" w:sz="4" w:space="0" w:color="CCCCCC"/>
+              <w:right w:val="single" w:sz="4" w:space="0" w:color="CCCCCC"/>
+            </w:tcBorders>
+            <w:shd w:val="clear" w:color="auto" w:fill="F7F9FF"/>
+            <w:tcMar>
+              <w:top w:w="70" w:type="dxa"/>
+              <w:left w:w="110" w:type="dxa"/>
+              <w:bottom w:w="70" w:type="dxa"/>
+              <w:right w:w="110" w:type="dxa"/>
+            </w:tcMar>
+            <w:vAlign w:val="center"/>
+          </w:tcPr>
+          <w:p>
+            <w:pPr>
+              <w:spacing w:after="0"/>
+            </w:pPr>
+            <w:r>
+              <w:rPr>
+                <w:b w:val="0"/>
+                <w:color w:val="1E293B"/>
+                <w:sz w:val="19"/>
+              </w:rPr>
+              <w:t xml:space="preserve">Sensitivity grid: WACC ± 2pp × terminal g ± 1pp</w:t>
+            </w:r>
+          </w:p>
+        </w:tc>
+        <w:tc>
+          <w:tcPr>
+            <w:tcW w:w="2400" w:type="dxa"/>
+            <w:tcBorders>
+              <w:top w:val="single" w:sz="4" w:space="0" w:color="CCCCCC"/>
+              <w:left w:val="single" w:sz="4" w:space="0" w:color="CCCCCC"/>
+              <w:bottom w:val="single" w:sz="4" w:space="0" w:color="CCCCCC"/>
+              <w:right w:val="single" w:sz="4" w:space="0" w:color="CCCCCC"/>
+            </w:tcBorders>
+            <w:shd w:val="clear" w:color="auto" w:fill="F7F9FF"/>
+            <w:tcMar>
+              <w:top w:w="70" w:type="dxa"/>
+              <w:left w:w="110" w:type="dxa"/>
+              <w:bottom w:w="70" w:type="dxa"/>
+              <w:right w:w="110" w:type="dxa"/>
+            </w:tcMar>
+            <w:vAlign w:val="center"/>
+          </w:tcPr>
+          <w:p>
+            <w:pPr>
+              <w:spacing w:after="0"/>
+            </w:pPr>
+            <w:r>
+              <w:rPr>
+                <w:b w:val="0"/>
+                <w:color w:val="1E293B"/>
+                <w:sz w:val="19"/>
+              </w:rPr>
+              <w:t xml:space="preserve">Base-case target</w:t>
+            </w:r>
+          </w:p>
+        </w:tc>
+      </w:tr>
+      <w:tr>
+        <w:tc>
+          <w:tcPr>
+            <w:tcW w:w="2900" w:type="dxa"/>
+            <w:tcBorders>
+              <w:top w:val="single" w:sz="4" w:space="0" w:color="CCCCCC"/>
+              <w:left w:val="single" w:sz="4" w:space="0" w:color="CCCCCC"/>
+              <w:bottom w:val="single" w:sz="4" w:space="0" w:color="CCCCCC"/>
+              <w:right w:val="single" w:sz="4" w:space="0" w:color="CCCCCC"/>
+            </w:tcBorders>
+            <w:tcMar>
+              <w:top w:w="70" w:type="dxa"/>
+              <w:left w:w="110" w:type="dxa"/>
+              <w:bottom w:w="70" w:type="dxa"/>
+              <w:right w:w="110" w:type="dxa"/>
+            </w:tcMar>
+            <w:vAlign w:val="center"/>
+          </w:tcPr>
+          <w:p>
+            <w:pPr>
+              <w:spacing w:after="0"/>
+            </w:pPr>
+            <w:r>
+              <w:rPr>
+                <w:b w:val="0"/>
+                <w:color w:val="1E293B"/>
+                <w:sz w:val="19"/>
+              </w:rPr>
+              <w:t xml:space="preserve">Scenarios</w:t>
+            </w:r>
+          </w:p>
+        </w:tc>
+        <w:tc>
+          <w:tcPr>
+            <w:tcW w:w="4060" w:type="dxa"/>
+            <w:tcBorders>
+              <w:top w:val="single" w:sz="4" w:space="0" w:color="CCCCCC"/>
+              <w:left w:val="single" w:sz="4" w:space="0" w:color="CCCCCC"/>
+              <w:bottom w:val="single" w:sz="4" w:space="0" w:color="CCCCCC"/>
+              <w:right w:val="single" w:sz="4" w:space="0" w:color="CCCCCC"/>
+            </w:tcBorders>
+            <w:tcMar>
+              <w:top w:w="70" w:type="dxa"/>
+              <w:left w:w="110" w:type="dxa"/>
+              <w:bottom w:w="70" w:type="dxa"/>
+              <w:right w:w="110" w:type="dxa"/>
+            </w:tcMar>
+            <w:vAlign w:val="center"/>
+          </w:tcPr>
+          <w:p>
+            <w:pPr>
+              <w:spacing w:after="0"/>
+            </w:pPr>
+            <w:r>
+              <w:rPr>
+                <w:b w:val="0"/>
+                <w:color w:val="1E293B"/>
+                <w:sz w:val="19"/>
+              </w:rPr>
+              <w:t xml:space="preserve">Bear-case to Bull-case target price</w:t>
+            </w:r>
+          </w:p>
+        </w:tc>
+        <w:tc>
+          <w:tcPr>
+            <w:tcW w:w="2400" w:type="dxa"/>
+            <w:tcBorders>
+              <w:top w:val="single" w:sz="4" w:space="0" w:color="CCCCCC"/>
+              <w:left w:val="single" w:sz="4" w:space="0" w:color="CCCCCC"/>
+              <w:bottom w:val="single" w:sz="4" w:space="0" w:color="CCCCCC"/>
+              <w:right w:val="single" w:sz="4" w:space="0" w:color="CCCCCC"/>
+            </w:tcBorders>
+            <w:tcMar>
+              <w:top w:w="70" w:type="dxa"/>
+              <w:left w:w="110" w:type="dxa"/>
+              <w:bottom w:w="70" w:type="dxa"/>
+              <w:right w:w="110" w:type="dxa"/>
+            </w:tcMar>
+            <w:vAlign w:val="center"/>
+          </w:tcPr>
+          <w:p>
+            <w:pPr>
+              <w:spacing w:after="0"/>
+            </w:pPr>
+            <w:r>
+              <w:rPr>
+                <w:b w:val="0"/>
+                <w:color w:val="1E293B"/>
+                <w:sz w:val="19"/>
+              </w:rPr>
+              <w:t xml:space="preserve">Base case</w:t>
+            </w:r>
+          </w:p>
+        </w:tc>
+      </w:tr>
+      <w:tr>
+        <w:tc>
+          <w:tcPr>
+            <w:tcW w:w="2900" w:type="dxa"/>
+            <w:tcBorders>
+              <w:top w:val="single" w:sz="4" w:space="0" w:color="CCCCCC"/>
+              <w:left w:val="single" w:sz="4" w:space="0" w:color="CCCCCC"/>
+              <w:bottom w:val="single" w:sz="4" w:space="0" w:color="CCCCCC"/>
+              <w:right w:val="single" w:sz="4" w:space="0" w:color="CCCCCC"/>
+            </w:tcBorders>
+            <w:shd w:val="clear" w:color="auto" w:fill="F7F9FF"/>
+            <w:tcMar>
+              <w:top w:w="70" w:type="dxa"/>
+              <w:left w:w="110" w:type="dxa"/>
+              <w:bottom w:w="70" w:type="dxa"/>
+              <w:right w:w="110" w:type="dxa"/>
+            </w:tcMar>
+            <w:vAlign w:val="center"/>
+          </w:tcPr>
+          <w:p>
+            <w:pPr>
+              <w:spacing w:after="0"/>
+            </w:pPr>
+            <w:r>
+              <w:rPr>
+                <w:b w:val="0"/>
+                <w:color w:val="1E293B"/>
+                <w:sz w:val="19"/>
+              </w:rPr>
+              <w:t xml:space="preserve">Probability-weighted</w:t>
+            </w:r>
+          </w:p>
+        </w:tc>
+        <w:tc>
+          <w:tcPr>
+            <w:tcW w:w="4060" w:type="dxa"/>
+            <w:tcBorders>
+              <w:top w:val="single" w:sz="4" w:space="0" w:color="CCCCCC"/>
+              <w:left w:val="single" w:sz="4" w:space="0" w:color="CCCCCC"/>
+              <w:bottom w:val="single" w:sz="4" w:space="0" w:color="CCCCCC"/>
+              <w:right w:val="single" w:sz="4" w:space="0" w:color="CCCCCC"/>
+            </w:tcBorders>
+            <w:shd w:val="clear" w:color="auto" w:fill="F7F9FF"/>
+            <w:tcMar>
+              <w:top w:w="70" w:type="dxa"/>
+              <w:left w:w="110" w:type="dxa"/>
+              <w:bottom w:w="70" w:type="dxa"/>
+              <w:right w:w="110" w:type="dxa"/>
+            </w:tcMar>
+            <w:vAlign w:val="center"/>
+          </w:tcPr>
+          <w:p>
+            <w:pPr>
+              <w:spacing w:after="0"/>
+            </w:pPr>
+            <w:r>
+              <w:rPr>
+                <w:b w:val="0"/>
+                <w:color w:val="1E293B"/>
+                <w:sz w:val="19"/>
+              </w:rPr>
+              <w:t xml:space="preserve">± 5% around the weighted target</w:t>
+            </w:r>
+          </w:p>
+        </w:tc>
+        <w:tc>
+          <w:tcPr>
+            <w:tcW w:w="2400" w:type="dxa"/>
+            <w:tcBorders>
+              <w:top w:val="single" w:sz="4" w:space="0" w:color="CCCCCC"/>
+              <w:left w:val="single" w:sz="4" w:space="0" w:color="CCCCCC"/>
+              <w:bottom w:val="single" w:sz="4" w:space="0" w:color="CCCCCC"/>
+              <w:right w:val="single" w:sz="4" w:space="0" w:color="CCCCCC"/>
+            </w:tcBorders>
+            <w:shd w:val="clear" w:color="auto" w:fill="F7F9FF"/>
+            <w:tcMar>
+              <w:top w:w="70" w:type="dxa"/>
+              <w:left w:w="110" w:type="dxa"/>
+              <w:bottom w:w="70" w:type="dxa"/>
+              <w:right w:w="110" w:type="dxa"/>
+            </w:tcMar>
+            <w:vAlign w:val="center"/>
+          </w:tcPr>
+          <w:p>
+            <w:pPr>
+              <w:spacing w:after="0"/>
+            </w:pPr>
+            <w:r>
+              <w:rPr>
+                <w:b w:val="0"/>
+                <w:color w:val="1E293B"/>
+                <w:sz w:val="19"/>
+              </w:rPr>
+              <w:t xml:space="preserve">Weighted target</w:t>
+            </w:r>
+          </w:p>
+        </w:tc>
+      </w:tr>
+      <w:tr>
+        <w:tc>
+          <w:tcPr>
+            <w:tcW w:w="2900" w:type="dxa"/>
+            <w:tcBorders>
+              <w:top w:val="single" w:sz="4" w:space="0" w:color="CCCCCC"/>
+              <w:left w:val="single" w:sz="4" w:space="0" w:color="CCCCCC"/>
+              <w:bottom w:val="single" w:sz="4" w:space="0" w:color="CCCCCC"/>
+              <w:right w:val="single" w:sz="4" w:space="0" w:color="CCCCCC"/>
+            </w:tcBorders>
+            <w:tcMar>
+              <w:top w:w="70" w:type="dxa"/>
+              <w:left w:w="110" w:type="dxa"/>
+              <w:bottom w:w="70" w:type="dxa"/>
+              <w:right w:w="110" w:type="dxa"/>
+            </w:tcMar>
+            <w:vAlign w:val="center"/>
+          </w:tcPr>
+          <w:p>
+            <w:pPr>
+              <w:spacing w:after="0"/>
+            </w:pPr>
+            <w:r>
+              <w:rPr>
+                <w:b w:val="0"/>
+                <w:color w:val="1E293B"/>
+                <w:sz w:val="19"/>
+              </w:rPr>
+              <w:t xml:space="preserve">Peer multiples</w:t>
+            </w:r>
+          </w:p>
+        </w:tc>
+        <w:tc>
+          <w:tcPr>
+            <w:tcW w:w="4060" w:type="dxa"/>
+            <w:tcBorders>
+              <w:top w:val="single" w:sz="4" w:space="0" w:color="CCCCCC"/>
+              <w:left w:val="single" w:sz="4" w:space="0" w:color="CCCCCC"/>
+              <w:bottom w:val="single" w:sz="4" w:space="0" w:color="CCCCCC"/>
+              <w:right w:val="single" w:sz="4" w:space="0" w:color="CCCCCC"/>
+            </w:tcBorders>
+            <w:tcMar>
+              <w:top w:w="70" w:type="dxa"/>
+              <w:left w:w="110" w:type="dxa"/>
+              <w:bottom w:w="70" w:type="dxa"/>
+              <w:right w:w="110" w:type="dxa"/>
+            </w:tcMar>
+            <w:vAlign w:val="center"/>
+          </w:tcPr>
+          <w:p>
+            <w:pPr>
+              <w:spacing w:after="0"/>
+            </w:pPr>
+            <w:r>
+              <w:rPr>
+                <w:b w:val="0"/>
+                <w:color w:val="1E293B"/>
+                <w:sz w:val="19"/>
+              </w:rPr>
+              <w:t xml:space="preserve">Lowest to highest peer multiple (EV/EBITDA, P/E, P/BV) on latest-year financials</w:t>
+            </w:r>
+          </w:p>
+        </w:tc>
+        <w:tc>
+          <w:tcPr>
+            <w:tcW w:w="2400" w:type="dxa"/>
+            <w:tcBorders>
+              <w:top w:val="single" w:sz="4" w:space="0" w:color="CCCCCC"/>
+              <w:left w:val="single" w:sz="4" w:space="0" w:color="CCCCCC"/>
+              <w:bottom w:val="single" w:sz="4" w:space="0" w:color="CCCCCC"/>
+              <w:right w:val="single" w:sz="4" w:space="0" w:color="CCCCCC"/>
+            </w:tcBorders>
+            <w:tcMar>
+              <w:top w:w="70" w:type="dxa"/>
+              <w:left w:w="110" w:type="dxa"/>
+              <w:bottom w:w="70" w:type="dxa"/>
+              <w:right w:w="110" w:type="dxa"/>
+            </w:tcMar>
+            <w:vAlign w:val="center"/>
+          </w:tcPr>
+          <w:p>
+            <w:pPr>
+              <w:spacing w:after="0"/>
+            </w:pPr>
+            <w:r>
+              <w:rPr>
+                <w:b w:val="0"/>
+                <w:color w:val="1E293B"/>
+                <w:sz w:val="19"/>
+              </w:rPr>
+              <w:t xml:space="preserve">Peer median</w:t>
+            </w:r>
+          </w:p>
+        </w:tc>
+      </w:tr>
+      <w:tr>
+        <w:tc>
+          <w:tcPr>
+            <w:tcW w:w="2900" w:type="dxa"/>
+            <w:tcBorders>
+              <w:top w:val="single" w:sz="4" w:space="0" w:color="CCCCCC"/>
+              <w:left w:val="single" w:sz="4" w:space="0" w:color="CCCCCC"/>
+              <w:bottom w:val="single" w:sz="4" w:space="0" w:color="CCCCCC"/>
+              <w:right w:val="single" w:sz="4" w:space="0" w:color="CCCCCC"/>
+            </w:tcBorders>
+            <w:shd w:val="clear" w:color="auto" w:fill="EEF2FF"/>
+            <w:tcMar>
+              <w:top w:w="70" w:type="dxa"/>
+              <w:left w:w="110" w:type="dxa"/>
+              <w:bottom w:w="70" w:type="dxa"/>
+              <w:right w:w="110" w:type="dxa"/>
+            </w:tcMar>
+            <w:vAlign w:val="center"/>
+          </w:tcPr>
+          <w:p>
+            <w:pPr>
+              <w:spacing w:after="0"/>
+            </w:pPr>
+            <w:r>
+              <w:rPr>
+                <w:b/>
+                <w:color w:val="1E293B"/>
+                <w:sz w:val="19"/>
+              </w:rPr>
+              <w:t xml:space="preserve">VC Method</w:t>
+            </w:r>
+          </w:p>
+        </w:tc>
+        <w:tc>
+          <w:tcPr>
+            <w:tcW w:w="4060" w:type="dxa"/>
+            <w:tcBorders>
+              <w:top w:val="single" w:sz="4" w:space="0" w:color="CCCCCC"/>
+              <w:left w:val="single" w:sz="4" w:space="0" w:color="CCCCCC"/>
+              <w:bottom w:val="single" w:sz="4" w:space="0" w:color="CCCCCC"/>
+              <w:right w:val="single" w:sz="4" w:space="0" w:color="CCCCCC"/>
+            </w:tcBorders>
+            <w:shd w:val="clear" w:color="auto" w:fill="EEF2FF"/>
+            <w:tcMar>
+              <w:top w:w="70" w:type="dxa"/>
+              <w:left w:w="110" w:type="dxa"/>
+              <w:bottom w:w="70" w:type="dxa"/>
+              <w:right w:w="110" w:type="dxa"/>
+            </w:tcMar>
+            <w:vAlign w:val="center"/>
+          </w:tcPr>
+          <w:p>
+            <w:pPr>
+              <w:spacing w:after="0"/>
+            </w:pPr>
+            <w:r>
+              <w:rPr>
+                <w:b/>
+                <w:color w:val="1E293B"/>
+                <w:sz w:val="19"/>
+              </w:rPr>
+              <w:t xml:space="preserve">Target IRR ± 10pp × exit multiple ± 30% (the IRR × multiple grid)</w:t>
+            </w:r>
+          </w:p>
+        </w:tc>
+        <w:tc>
+          <w:tcPr>
+            <w:tcW w:w="2400" w:type="dxa"/>
+            <w:tcBorders>
+              <w:top w:val="single" w:sz="4" w:space="0" w:color="CCCCCC"/>
+              <w:left w:val="single" w:sz="4" w:space="0" w:color="CCCCCC"/>
+              <w:bottom w:val="single" w:sz="4" w:space="0" w:color="CCCCCC"/>
+              <w:right w:val="single" w:sz="4" w:space="0" w:color="CCCCCC"/>
+            </w:tcBorders>
+            <w:shd w:val="clear" w:color="auto" w:fill="EEF2FF"/>
+            <w:tcMar>
+              <w:top w:w="70" w:type="dxa"/>
+              <w:left w:w="110" w:type="dxa"/>
+              <w:bottom w:w="70" w:type="dxa"/>
+              <w:right w:w="110" w:type="dxa"/>
+            </w:tcMar>
+            <w:vAlign w:val="center"/>
+          </w:tcPr>
+          <w:p>
+            <w:pPr>
+              <w:spacing w:after="0"/>
+            </w:pPr>
+            <w:r>
+              <w:rPr>
+                <w:b/>
+                <w:color w:val="1E293B"/>
+                <w:sz w:val="19"/>
+              </w:rPr>
+              <w:t xml:space="preserve">Base IRR &amp; multiple</w:t>
+            </w:r>
+          </w:p>
+        </w:tc>
+      </w:tr>
+      <w:tr>
+        <w:tc>
+          <w:tcPr>
+            <w:tcW w:w="2900" w:type="dxa"/>
+            <w:tcBorders>
+              <w:top w:val="single" w:sz="4" w:space="0" w:color="CCCCCC"/>
+              <w:left w:val="single" w:sz="4" w:space="0" w:color="CCCCCC"/>
+              <w:bottom w:val="single" w:sz="4" w:space="0" w:color="CCCCCC"/>
+              <w:right w:val="single" w:sz="4" w:space="0" w:color="CCCCCC"/>
+            </w:tcBorders>
+            <w:tcMar>
+              <w:top w:w="70" w:type="dxa"/>
+              <w:left w:w="110" w:type="dxa"/>
+              <w:bottom w:w="70" w:type="dxa"/>
+              <w:right w:w="110" w:type="dxa"/>
+            </w:tcMar>
+            <w:vAlign w:val="center"/>
+          </w:tcPr>
+          <w:p>
+            <w:pPr>
+              <w:spacing w:after="0"/>
+            </w:pPr>
+            <w:r>
+              <w:rPr>
+                <w:b w:val="0"/>
+                <w:color w:val="1E293B"/>
+                <w:sz w:val="19"/>
+              </w:rPr>
+              <w:t xml:space="preserve">52-week range</w:t>
+            </w:r>
+          </w:p>
+        </w:tc>
+        <w:tc>
+          <w:tcPr>
+            <w:tcW w:w="4060" w:type="dxa"/>
+            <w:tcBorders>
+              <w:top w:val="single" w:sz="4" w:space="0" w:color="CCCCCC"/>
+              <w:left w:val="single" w:sz="4" w:space="0" w:color="CCCCCC"/>
+              <w:bottom w:val="single" w:sz="4" w:space="0" w:color="CCCCCC"/>
+              <w:right w:val="single" w:sz="4" w:space="0" w:color="CCCCCC"/>
+            </w:tcBorders>
+            <w:tcMar>
+              <w:top w:w="70" w:type="dxa"/>
+              <w:left w:w="110" w:type="dxa"/>
+              <w:bottom w:w="70" w:type="dxa"/>
+              <w:right w:w="110" w:type="dxa"/>
+            </w:tcMar>
+            <w:vAlign w:val="center"/>
+          </w:tcPr>
+          <w:p>
+            <w:pPr>
+              <w:spacing w:after="0"/>
+            </w:pPr>
+            <w:r>
+              <w:rPr>
+                <w:b w:val="0"/>
+                <w:color w:val="1E293B"/>
+                <w:sz w:val="19"/>
+              </w:rPr>
+              <w:t xml:space="preserve">Lowest to highest traded price</w:t>
+            </w:r>
+          </w:p>
+        </w:tc>
+        <w:tc>
+          <w:tcPr>
+            <w:tcW w:w="2400" w:type="dxa"/>
+            <w:tcBorders>
+              <w:top w:val="single" w:sz="4" w:space="0" w:color="CCCCCC"/>
+              <w:left w:val="single" w:sz="4" w:space="0" w:color="CCCCCC"/>
+              <w:bottom w:val="single" w:sz="4" w:space="0" w:color="CCCCCC"/>
+              <w:right w:val="single" w:sz="4" w:space="0" w:color="CCCCCC"/>
+            </w:tcBorders>
+            <w:tcMar>
+              <w:top w:w="70" w:type="dxa"/>
+              <w:left w:w="110" w:type="dxa"/>
+              <w:bottom w:w="70" w:type="dxa"/>
+              <w:right w:w="110" w:type="dxa"/>
+            </w:tcMar>
+            <w:vAlign w:val="center"/>
+          </w:tcPr>
+          <w:p>
+            <w:pPr>
+              <w:spacing w:after="0"/>
+            </w:pPr>
+            <w:r>
+              <w:rPr>
+                <w:b w:val="0"/>
+                <w:color w:val="1E293B"/>
+                <w:sz w:val="19"/>
+              </w:rPr>
+              <w:t xml:space="preserve">Mid-range</w:t>
+            </w:r>
+          </w:p>
+        </w:tc>
+      </w:tr>
+    </w:tbl>
+    <w:p>
+      <w:pPr>
+        <w:spacing w:after="60"/>
+      </w:pPr>
+    </w:p>
+    <w:p>
+      <w:pPr>
+        <w:spacing w:after="120" w:before="0" w:line="276" w:lineRule="auto"/>
+      </w:pPr>
+      <w:r>
+        <w:rPr>
+          <w:b/>
+          <w:i w:val="0"/>
+          <w:color w:val="1E293B"/>
+          <w:sz w:val="21"/>
+        </w:rPr>
+        <w:t xml:space="preserve">Reading the VC Method bar. </w:t>
+      </w:r>
+      <w:r>
+        <w:rPr>
+          <w:b w:val="0"/>
+          <w:i w:val="0"/>
+          <w:color w:val="1E293B"/>
+          <w:sz w:val="21"/>
+        </w:rPr>
+        <w:t xml:space="preserve">It answers a different question from the other bars: </w:t>
+      </w:r>
+      <w:r>
+        <w:rPr>
+          <w:b/>
+          <w:i w:val="0"/>
+          <w:color w:val="1E293B"/>
+          <w:sz w:val="21"/>
+        </w:rPr>
+        <w:t xml:space="preserve">what would an investor demanding a venture-style return pay today?</w:t>
+      </w:r>
+      <w:r>
+        <w:rPr>
+          <w:b w:val="0"/>
+          <w:i w:val="0"/>
+          <w:color w:val="1E293B"/>
+          <w:sz w:val="21"/>
+        </w:rPr>
+        <w:t xml:space="preserve"> For Vipin Corporation (exit at 18× P/E in FY29E, 25% target IRR) the bar runs from about ₹51 to ₹304 with a base of ₹140, so it sits almost entirely to the left of the ₹310 price. Only the most generous corner of the grid (15% IRR, 23× exit) gets close to the price.</w:t>
+      </w:r>
+    </w:p>
+    <w:tbl>
+      <w:tblPr>
+        <w:tblW w:w="9360" w:type="dxa"/>
+        <w:jc w:val="center"/>
+        <w:tblLayout w:type="fixed"/>
+        <w:tblLook w:firstColumn="1" w:firstRow="1" w:lastColumn="0" w:lastRow="0" w:noHBand="0" w:noVBand="1" w:val="04A0"/>
+      </w:tblPr>
+      <w:tblGrid>
+        <w:gridCol w:w="9360"/>
+      </w:tblGrid>
+      <w:tr>
+        <w:tc>
+          <w:tcPr>
+            <w:tcW w:w="9360" w:type="dxa"/>
+            <w:tcBorders>
+              <w:top w:val="single" w:sz="4" w:space="0" w:color="E2E8F8"/>
+              <w:left w:val="single" w:sz="24" w:space="0" w:color="7209B7"/>
+              <w:bottom w:val="single" w:sz="4" w:space="0" w:color="E2E8F8"/>
+              <w:right w:val="single" w:sz="4" w:space="0" w:color="E2E8F8"/>
+            </w:tcBorders>
+            <w:shd w:val="clear" w:color="auto" w:fill="FBFBFE"/>
+            <w:tcMar>
+              <w:top w:w="120" w:type="dxa"/>
+              <w:left w:w="160" w:type="dxa"/>
+              <w:bottom w:w="120" w:type="dxa"/>
+              <w:right w:w="160" w:type="dxa"/>
+            </w:tcMar>
+          </w:tcPr>
+          <w:p>
+            <w:pPr>
+              <w:spacing w:after="60"/>
+            </w:pPr>
+            <w:r>
+              <w:rPr>
+                <w:b/>
+                <w:color w:val="7209B7"/>
+                <w:sz w:val="21"/>
+              </w:rPr>
+              <w:t>❖  Interpreting the VC bar on the field</w:t>
+            </w:r>
+          </w:p>
+          <w:p>
+            <w:pPr>
+              <w:spacing w:after="40"/>
+            </w:pPr>
+            <w:r>
+              <w:rPr>
+                <w:b w:val="0"/>
+                <w:i w:val="0"/>
+                <w:color w:val="1E293B"/>
+                <w:sz w:val="20"/>
+              </w:rPr>
+              <w:t xml:space="preserve">For a mature listed company the VC bar normally sits below the DCF and comps bars — the high hurdle rate prices in start-up risk the company no longer carries. Treat it as a return check, not a fair-value bar.</w:t>
+            </w:r>
+          </w:p>
+          <w:p>
+            <w:pPr>
+              <w:spacing w:after="40"/>
+            </w:pPr>
+            <w:r>
+              <w:rPr>
+                <w:b w:val="0"/>
+                <w:i w:val="0"/>
+                <w:color w:val="1E293B"/>
+                <w:sz w:val="20"/>
+              </w:rPr>
+              <w:t xml:space="preserve">If the price falls inside or below the VC bar, even a demanding investor would earn the hurdle IRR — a strong value signal.</w:t>
+            </w:r>
+          </w:p>
+          <w:p>
+            <w:pPr>
+              <w:spacing w:after="40"/>
+            </w:pPr>
+            <w:r>
+              <w:rPr>
+                <w:b w:val="0"/>
+                <w:i w:val="0"/>
+                <w:color w:val="1E293B"/>
+                <w:sz w:val="20"/>
+              </w:rPr>
+              <w:t xml:space="preserve">For start-ups and pre-profit companies the VC bar is often the main anchor, with EV/Sales comps as the cross-check.</w:t>
+            </w:r>
+          </w:p>
+          <w:p>
+            <w:pPr>
+              <w:spacing w:after="40"/>
+            </w:pPr>
+            <w:r>
+              <w:rPr>
+                <w:b w:val="0"/>
+                <w:i w:val="0"/>
+                <w:color w:val="1E293B"/>
+                <w:sz w:val="20"/>
+              </w:rPr>
+              <w:t xml:space="preserve">In ValuMetrics, the VC bar appears automatically in the Analyst View football field and in the PDF report.</w:t>
+            </w:r>
+          </w:p>
+        </w:tc>
+      </w:tr>
+    </w:tbl>
     <w:p>
       <w:r>
         <w:br w:type="page"/>

--- a/Valuation_Deep_Dive_Guide.docx
+++ b/Valuation_Deep_Dive_Guide.docx
@@ -11228,7 +11228,7 @@
           <w:color w:val="1E293B"/>
           <w:sz w:val="21"/>
         </w:rPr>
-        <w:t xml:space="preserve">Peer median EV/EBITDA = 11.5×. Apply to FY24 EBITDA 302: EV = 11.5 × 302 = ₹ 3,473 Cr. Less net debt 130 → equity ₹ 3,343 Cr → </w:t>
+        <w:t xml:space="preserve">Peer median EV/EBITDA = 12.35× (median of 9.8×, 11.5×, 13.2×, 14.5×). Apply to FY24 EBITDA 302: EV = 12.35 × 302 = ₹ 3,730 Cr. Less net debt incl. leases 190 and minority interest 35, plus associates 40 → equity ₹ 3,545 Cr ÷ 10.3 Cr diluted shares → </w:t>
       </w:r>
       <w:r>
         <w:rPr>
@@ -11237,7 +11237,7 @@
           <w:color w:val="1E293B"/>
           <w:sz w:val="21"/>
         </w:rPr>
-        <w:t>₹ 325/share</w:t>
+        <w:t>₹ 344/share</w:t>
       </w:r>
       <w:r>
         <w:rPr>
@@ -11246,7 +11246,7 @@
           <w:color w:val="1E293B"/>
           <w:sz w:val="21"/>
         </w:rPr>
-        <w:t xml:space="preserve">. Peer median P/E = 18× × PAT 170 = ₹ 3,060 Cr → </w:t>
+        <w:t xml:space="preserve">. Peer median P/E = 20.25× × PAT 170 = ₹ 3,448 Cr ÷ 10.3 Cr → </w:t>
       </w:r>
       <w:r>
         <w:rPr>
@@ -11255,7 +11255,7 @@
           <w:color w:val="1E293B"/>
           <w:sz w:val="21"/>
         </w:rPr>
-        <w:t>₹ 297/share</w:t>
+        <w:t>₹ 335/share</w:t>
       </w:r>
       <w:r>
         <w:rPr>
@@ -13180,9 +13180,33 @@
     <w:p>
       <w:pPr>
         <w:pStyle w:val="Heading2"/>
+        <w:pageBreakBefore/>
       </w:pPr>
       <w:r>
         <w:t>6.7  Choosing a method</w:t>
+      </w:r>
+    </w:p>
+    <w:p>
+      <w:pPr>
+        <w:spacing w:after="120" w:before="0" w:line="276" w:lineRule="auto"/>
+      </w:pPr>
+      <w:r>
+        <w:rPr>
+          <w:b/>
+          <w:i w:val="0"/>
+          <w:color w:val="1E293B"/>
+          <w:sz w:val="21"/>
+        </w:rPr>
+        <w:t xml:space="preserve">In ValuMetrics: </w:t>
+      </w:r>
+      <w:r>
+        <w:rPr>
+          <w:b w:val="0"/>
+          <w:i w:val="0"/>
+          <w:color w:val="1E293B"/>
+          <w:sz w:val="21"/>
+        </w:rPr>
+        <w:t xml:space="preserve">the Approach dialog (shown on first use) offers these profiles as one-click presets. You can also tick the methods yourself and set the headline target as either one primary method or a weighted blend. The visible tabs, the football field, the recommendation and the PDF report then follow your choice.</w:t>
       </w:r>
     </w:p>
     <w:tbl>
@@ -17235,7 +17259,7 @@
                 <w:color w:val="1E293B"/>
                 <w:sz w:val="19"/>
               </w:rPr>
-              <w:t>Comps — EV/EBITDA (11.5×)</w:t>
+              <w:t>Comps — EV/EBITDA (12.35× median)</w:t>
             </w:r>
           </w:p>
         </w:tc>
@@ -17267,7 +17291,7 @@
                 <w:color w:val="1E293B"/>
                 <w:sz w:val="19"/>
               </w:rPr>
-              <w:t>₹ 325</w:t>
+              <w:t>₹ 344</w:t>
             </w:r>
           </w:p>
         </w:tc>
@@ -17299,7 +17323,7 @@
                 <w:color w:val="1E293B"/>
                 <w:sz w:val="19"/>
               </w:rPr>
-              <w:t>Modest upside</w:t>
+              <w:t>Upside</w:t>
             </w:r>
           </w:p>
         </w:tc>
@@ -17332,7 +17356,7 @@
                 <w:color w:val="1E293B"/>
                 <w:sz w:val="19"/>
               </w:rPr>
-              <w:t>Comps — P/E (18×)</w:t>
+              <w:t>Comps — P/E (20.25× median)</w:t>
             </w:r>
           </w:p>
         </w:tc>
@@ -17363,7 +17387,7 @@
                 <w:color w:val="1E293B"/>
                 <w:sz w:val="19"/>
               </w:rPr>
-              <w:t>₹ 297</w:t>
+              <w:t>₹ 335</w:t>
             </w:r>
           </w:p>
         </w:tc>
@@ -17394,7 +17418,7 @@
                 <w:color w:val="1E293B"/>
                 <w:sz w:val="19"/>
               </w:rPr>
-              <w:t>Slightly rich</w:t>
+              <w:t>Modest upside</w:t>
             </w:r>
           </w:p>
         </w:tc>
@@ -17651,7 +17675,7 @@
                 <w:color w:val="1E293B"/>
                 <w:sz w:val="19"/>
               </w:rPr>
-              <w:t>₹ 290–345 range</w:t>
+              <w:t>₹ 310–345 range</w:t>
             </w:r>
           </w:p>
         </w:tc>

--- a/Valuation_Deep_Dive_Guide.docx
+++ b/Valuation_Deep_Dive_Guide.docx
@@ -17726,6 +17726,1149 @@
         <w:t>The methods cluster around the current price — a defensible HOLD. The discipline is not to chase a single number but to understand why the methods agree or disagree, and what would change the call.</w:t>
       </w:r>
     </w:p>
+    <w:p>
+      <w:pPr>
+        <w:pStyle w:val="Heading2"/>
+      </w:pPr>
+      <w:r>
+        <w:t xml:space="preserve">9.1  Choosing the valuation approach</w:t>
+      </w:r>
+    </w:p>
+    <w:p>
+      <w:pPr>
+        <w:spacing w:after="120" w:before="0" w:line="276" w:lineRule="auto"/>
+      </w:pPr>
+      <w:r>
+        <w:rPr>
+          <w:b w:val="0"/>
+          <w:i w:val="0"/>
+          <w:color w:val="1E293B"/>
+          <w:sz w:val="21"/>
+        </w:rPr>
+        <w:t xml:space="preserve">The triangulation above uses every method. In practice the investor decides </w:t>
+      </w:r>
+      <w:r>
+        <w:rPr>
+          <w:b w:val="0"/>
+          <w:i w:val="0"/>
+          <w:color w:val="1E293B"/>
+          <w:sz w:val="21"/>
+        </w:rPr>
+        <w:t xml:space="preserve">which methods fit the company</w:t>
+      </w:r>
+      <w:r>
+        <w:rPr>
+          <w:b w:val="0"/>
+          <w:i w:val="0"/>
+          <w:color w:val="1E293B"/>
+          <w:sz w:val="21"/>
+        </w:rPr>
+        <w:t xml:space="preserve"> and </w:t>
+      </w:r>
+      <w:r>
+        <w:rPr>
+          <w:b w:val="0"/>
+          <w:i w:val="0"/>
+          <w:color w:val="1E293B"/>
+          <w:sz w:val="21"/>
+        </w:rPr>
+        <w:t xml:space="preserve">how to combine them</w:t>
+      </w:r>
+      <w:r>
+        <w:rPr>
+          <w:b w:val="0"/>
+          <w:i w:val="0"/>
+          <w:color w:val="1E293B"/>
+          <w:sz w:val="21"/>
+        </w:rPr>
+        <w:t xml:space="preserve"> into one headline target. ValuMetrics asks this up front in its Approach dialog: pick a company profile (or tick methods yourself), then set the headline as one primary method or a weighted blend. Applied to Vipin Corporation, each preset gives:</w:t>
+      </w:r>
+    </w:p>
+    <w:tbl>
+      <w:tblPr>
+        <w:tblW w:w="9360" w:type="dxa"/>
+        <w:jc w:val="center"/>
+        <w:tblLayout w:type="fixed"/>
+        <w:tblLook w:firstColumn="1" w:firstRow="1" w:lastColumn="0" w:lastRow="0" w:noHBand="0" w:noVBand="1" w:val="04A0"/>
+      </w:tblPr>
+      <w:tblGrid>
+        <w:gridCol w:w="2300"/>
+        <w:gridCol w:w="3700"/>
+        <w:gridCol w:w="1860"/>
+        <w:gridCol w:w="1500"/>
+      </w:tblGrid>
+      <w:tr>
+        <w:tc>
+          <w:tcPr>
+            <w:tcW w:w="2300" w:type="dxa"/>
+            <w:tcBorders>
+              <w:top w:val="single" w:sz="4" w:space="0" w:color="CCCCCC"/>
+              <w:left w:val="single" w:sz="4" w:space="0" w:color="CCCCCC"/>
+              <w:bottom w:val="single" w:sz="4" w:space="0" w:color="CCCCCC"/>
+              <w:right w:val="single" w:sz="4" w:space="0" w:color="CCCCCC"/>
+            </w:tcBorders>
+            <w:shd w:val="clear" w:color="auto" w:fill="4361EE"/>
+            <w:tcMar>
+              <w:top w:w="70" w:type="dxa"/>
+              <w:left w:w="110" w:type="dxa"/>
+              <w:bottom w:w="70" w:type="dxa"/>
+              <w:right w:w="110" w:type="dxa"/>
+            </w:tcMar>
+            <w:vAlign w:val="center"/>
+          </w:tcPr>
+          <w:p>
+            <w:pPr>
+              <w:spacing w:after="0"/>
+            </w:pPr>
+            <w:r>
+              <w:rPr>
+                <w:b/>
+                <w:color w:val="FFFFFF"/>
+                <w:sz w:val="20"/>
+              </w:rPr>
+              <w:t xml:space="preserve">Approach (preset)</w:t>
+            </w:r>
+          </w:p>
+        </w:tc>
+        <w:tc>
+          <w:tcPr>
+            <w:tcW w:w="3700" w:type="dxa"/>
+            <w:tcBorders>
+              <w:top w:val="single" w:sz="4" w:space="0" w:color="CCCCCC"/>
+              <w:left w:val="single" w:sz="4" w:space="0" w:color="CCCCCC"/>
+              <w:bottom w:val="single" w:sz="4" w:space="0" w:color="CCCCCC"/>
+              <w:right w:val="single" w:sz="4" w:space="0" w:color="CCCCCC"/>
+            </w:tcBorders>
+            <w:shd w:val="clear" w:color="auto" w:fill="4361EE"/>
+            <w:tcMar>
+              <w:top w:w="70" w:type="dxa"/>
+              <w:left w:w="110" w:type="dxa"/>
+              <w:bottom w:w="70" w:type="dxa"/>
+              <w:right w:w="110" w:type="dxa"/>
+            </w:tcMar>
+            <w:vAlign w:val="center"/>
+          </w:tcPr>
+          <w:p>
+            <w:pPr>
+              <w:spacing w:after="0"/>
+            </w:pPr>
+            <w:r>
+              <w:rPr>
+                <w:b/>
+                <w:color w:val="FFFFFF"/>
+                <w:sz w:val="20"/>
+              </w:rPr>
+              <w:t xml:space="preserve">Methods &amp; weights</w:t>
+            </w:r>
+          </w:p>
+        </w:tc>
+        <w:tc>
+          <w:tcPr>
+            <w:tcW w:w="1860" w:type="dxa"/>
+            <w:tcBorders>
+              <w:top w:val="single" w:sz="4" w:space="0" w:color="CCCCCC"/>
+              <w:left w:val="single" w:sz="4" w:space="0" w:color="CCCCCC"/>
+              <w:bottom w:val="single" w:sz="4" w:space="0" w:color="CCCCCC"/>
+              <w:right w:val="single" w:sz="4" w:space="0" w:color="CCCCCC"/>
+            </w:tcBorders>
+            <w:shd w:val="clear" w:color="auto" w:fill="4361EE"/>
+            <w:tcMar>
+              <w:top w:w="70" w:type="dxa"/>
+              <w:left w:w="110" w:type="dxa"/>
+              <w:bottom w:w="70" w:type="dxa"/>
+              <w:right w:w="110" w:type="dxa"/>
+            </w:tcMar>
+            <w:vAlign w:val="center"/>
+          </w:tcPr>
+          <w:p>
+            <w:pPr>
+              <w:spacing w:after="0"/>
+            </w:pPr>
+            <w:r>
+              <w:rPr>
+                <w:b/>
+                <w:color w:val="FFFFFF"/>
+                <w:sz w:val="20"/>
+              </w:rPr>
+              <w:t xml:space="preserve">Headline target</w:t>
+            </w:r>
+          </w:p>
+        </w:tc>
+        <w:tc>
+          <w:tcPr>
+            <w:tcW w:w="1500" w:type="dxa"/>
+            <w:tcBorders>
+              <w:top w:val="single" w:sz="4" w:space="0" w:color="CCCCCC"/>
+              <w:left w:val="single" w:sz="4" w:space="0" w:color="CCCCCC"/>
+              <w:bottom w:val="single" w:sz="4" w:space="0" w:color="CCCCCC"/>
+              <w:right w:val="single" w:sz="4" w:space="0" w:color="CCCCCC"/>
+            </w:tcBorders>
+            <w:shd w:val="clear" w:color="auto" w:fill="4361EE"/>
+            <w:tcMar>
+              <w:top w:w="70" w:type="dxa"/>
+              <w:left w:w="110" w:type="dxa"/>
+              <w:bottom w:w="70" w:type="dxa"/>
+              <w:right w:w="110" w:type="dxa"/>
+            </w:tcMar>
+            <w:vAlign w:val="center"/>
+          </w:tcPr>
+          <w:p>
+            <w:pPr>
+              <w:spacing w:after="0"/>
+            </w:pPr>
+            <w:r>
+              <w:rPr>
+                <w:b/>
+                <w:color w:val="FFFFFF"/>
+                <w:sz w:val="20"/>
+              </w:rPr>
+              <w:t xml:space="preserve">Rating</w:t>
+            </w:r>
+          </w:p>
+        </w:tc>
+      </w:tr>
+      <w:tr>
+        <w:tc>
+          <w:tcPr>
+            <w:tcW w:w="2300" w:type="dxa"/>
+            <w:tcBorders>
+              <w:top w:val="single" w:sz="4" w:space="0" w:color="CCCCCC"/>
+              <w:left w:val="single" w:sz="4" w:space="0" w:color="CCCCCC"/>
+              <w:bottom w:val="single" w:sz="4" w:space="0" w:color="CCCCCC"/>
+              <w:right w:val="single" w:sz="4" w:space="0" w:color="CCCCCC"/>
+            </w:tcBorders>
+            <w:shd w:val="clear" w:color="auto" w:fill="EEF2FF"/>
+            <w:tcMar>
+              <w:top w:w="70" w:type="dxa"/>
+              <w:left w:w="110" w:type="dxa"/>
+              <w:bottom w:w="70" w:type="dxa"/>
+              <w:right w:w="110" w:type="dxa"/>
+            </w:tcMar>
+            <w:vAlign w:val="center"/>
+          </w:tcPr>
+          <w:p>
+            <w:pPr>
+              <w:spacing w:after="0"/>
+            </w:pPr>
+            <w:r>
+              <w:rPr>
+                <w:b/>
+                <w:color w:val="1E293B"/>
+                <w:sz w:val="19"/>
+              </w:rPr>
+              <w:t xml:space="preserve">Stable, cash-generative</w:t>
+            </w:r>
+          </w:p>
+        </w:tc>
+        <w:tc>
+          <w:tcPr>
+            <w:tcW w:w="3700" w:type="dxa"/>
+            <w:tcBorders>
+              <w:top w:val="single" w:sz="4" w:space="0" w:color="CCCCCC"/>
+              <w:left w:val="single" w:sz="4" w:space="0" w:color="CCCCCC"/>
+              <w:bottom w:val="single" w:sz="4" w:space="0" w:color="CCCCCC"/>
+              <w:right w:val="single" w:sz="4" w:space="0" w:color="CCCCCC"/>
+            </w:tcBorders>
+            <w:shd w:val="clear" w:color="auto" w:fill="EEF2FF"/>
+            <w:tcMar>
+              <w:top w:w="70" w:type="dxa"/>
+              <w:left w:w="110" w:type="dxa"/>
+              <w:bottom w:w="70" w:type="dxa"/>
+              <w:right w:w="110" w:type="dxa"/>
+            </w:tcMar>
+            <w:vAlign w:val="center"/>
+          </w:tcPr>
+          <w:p>
+            <w:pPr>
+              <w:spacing w:after="0"/>
+            </w:pPr>
+            <w:r>
+              <w:rPr>
+                <w:b/>
+                <w:color w:val="1E293B"/>
+                <w:sz w:val="19"/>
+              </w:rPr>
+              <w:t xml:space="preserve">DCF (FCFF) primary; exit multiple &amp; EV/EBITDA comps as cross-checks</w:t>
+            </w:r>
+          </w:p>
+        </w:tc>
+        <w:tc>
+          <w:tcPr>
+            <w:tcW w:w="1860" w:type="dxa"/>
+            <w:tcBorders>
+              <w:top w:val="single" w:sz="4" w:space="0" w:color="CCCCCC"/>
+              <w:left w:val="single" w:sz="4" w:space="0" w:color="CCCCCC"/>
+              <w:bottom w:val="single" w:sz="4" w:space="0" w:color="CCCCCC"/>
+              <w:right w:val="single" w:sz="4" w:space="0" w:color="CCCCCC"/>
+            </w:tcBorders>
+            <w:shd w:val="clear" w:color="auto" w:fill="EEF2FF"/>
+            <w:tcMar>
+              <w:top w:w="70" w:type="dxa"/>
+              <w:left w:w="110" w:type="dxa"/>
+              <w:bottom w:w="70" w:type="dxa"/>
+              <w:right w:w="110" w:type="dxa"/>
+            </w:tcMar>
+            <w:vAlign w:val="center"/>
+          </w:tcPr>
+          <w:p>
+            <w:pPr>
+              <w:spacing w:after="0"/>
+            </w:pPr>
+            <w:r>
+              <w:rPr>
+                <w:b/>
+                <w:color w:val="1E293B"/>
+                <w:sz w:val="19"/>
+              </w:rPr>
+              <w:t xml:space="preserve">₹ 312 (+0.5%)</w:t>
+            </w:r>
+          </w:p>
+        </w:tc>
+        <w:tc>
+          <w:tcPr>
+            <w:tcW w:w="1500" w:type="dxa"/>
+            <w:tcBorders>
+              <w:top w:val="single" w:sz="4" w:space="0" w:color="CCCCCC"/>
+              <w:left w:val="single" w:sz="4" w:space="0" w:color="CCCCCC"/>
+              <w:bottom w:val="single" w:sz="4" w:space="0" w:color="CCCCCC"/>
+              <w:right w:val="single" w:sz="4" w:space="0" w:color="CCCCCC"/>
+            </w:tcBorders>
+            <w:shd w:val="clear" w:color="auto" w:fill="EEF2FF"/>
+            <w:tcMar>
+              <w:top w:w="70" w:type="dxa"/>
+              <w:left w:w="110" w:type="dxa"/>
+              <w:bottom w:w="70" w:type="dxa"/>
+              <w:right w:w="110" w:type="dxa"/>
+            </w:tcMar>
+            <w:vAlign w:val="center"/>
+          </w:tcPr>
+          <w:p>
+            <w:pPr>
+              <w:spacing w:after="0"/>
+            </w:pPr>
+            <w:r>
+              <w:rPr>
+                <w:b/>
+                <w:color w:val="1E293B"/>
+                <w:sz w:val="19"/>
+              </w:rPr>
+              <w:t xml:space="preserve">HOLD</w:t>
+            </w:r>
+          </w:p>
+        </w:tc>
+      </w:tr>
+      <w:tr>
+        <w:tc>
+          <w:tcPr>
+            <w:tcW w:w="2300" w:type="dxa"/>
+            <w:tcBorders>
+              <w:top w:val="single" w:sz="4" w:space="0" w:color="CCCCCC"/>
+              <w:left w:val="single" w:sz="4" w:space="0" w:color="CCCCCC"/>
+              <w:bottom w:val="single" w:sz="4" w:space="0" w:color="CCCCCC"/>
+              <w:right w:val="single" w:sz="4" w:space="0" w:color="CCCCCC"/>
+            </w:tcBorders>
+            <w:tcMar>
+              <w:top w:w="70" w:type="dxa"/>
+              <w:left w:w="110" w:type="dxa"/>
+              <w:bottom w:w="70" w:type="dxa"/>
+              <w:right w:w="110" w:type="dxa"/>
+            </w:tcMar>
+            <w:vAlign w:val="center"/>
+          </w:tcPr>
+          <w:p>
+            <w:pPr>
+              <w:spacing w:after="0"/>
+            </w:pPr>
+            <w:r>
+              <w:rPr>
+                <w:b w:val="0"/>
+                <w:color w:val="1E293B"/>
+                <w:sz w:val="19"/>
+              </w:rPr>
+              <w:t xml:space="preserve">High-growth / pre-profit</w:t>
+            </w:r>
+          </w:p>
+        </w:tc>
+        <w:tc>
+          <w:tcPr>
+            <w:tcW w:w="3700" w:type="dxa"/>
+            <w:tcBorders>
+              <w:top w:val="single" w:sz="4" w:space="0" w:color="CCCCCC"/>
+              <w:left w:val="single" w:sz="4" w:space="0" w:color="CCCCCC"/>
+              <w:bottom w:val="single" w:sz="4" w:space="0" w:color="CCCCCC"/>
+              <w:right w:val="single" w:sz="4" w:space="0" w:color="CCCCCC"/>
+            </w:tcBorders>
+            <w:tcMar>
+              <w:top w:w="70" w:type="dxa"/>
+              <w:left w:w="110" w:type="dxa"/>
+              <w:bottom w:w="70" w:type="dxa"/>
+              <w:right w:w="110" w:type="dxa"/>
+            </w:tcMar>
+            <w:vAlign w:val="center"/>
+          </w:tcPr>
+          <w:p>
+            <w:pPr>
+              <w:spacing w:after="0"/>
+            </w:pPr>
+            <w:r>
+              <w:rPr>
+                <w:b w:val="0"/>
+                <w:color w:val="1E293B"/>
+                <w:sz w:val="19"/>
+              </w:rPr>
+              <w:t xml:space="preserve">Scenario DCF 60% + EV/Sales comps 40%</w:t>
+            </w:r>
+          </w:p>
+        </w:tc>
+        <w:tc>
+          <w:tcPr>
+            <w:tcW w:w="1860" w:type="dxa"/>
+            <w:tcBorders>
+              <w:top w:val="single" w:sz="4" w:space="0" w:color="CCCCCC"/>
+              <w:left w:val="single" w:sz="4" w:space="0" w:color="CCCCCC"/>
+              <w:bottom w:val="single" w:sz="4" w:space="0" w:color="CCCCCC"/>
+              <w:right w:val="single" w:sz="4" w:space="0" w:color="CCCCCC"/>
+            </w:tcBorders>
+            <w:tcMar>
+              <w:top w:w="70" w:type="dxa"/>
+              <w:left w:w="110" w:type="dxa"/>
+              <w:bottom w:w="70" w:type="dxa"/>
+              <w:right w:w="110" w:type="dxa"/>
+            </w:tcMar>
+            <w:vAlign w:val="center"/>
+          </w:tcPr>
+          <w:p>
+            <w:pPr>
+              <w:spacing w:after="0"/>
+            </w:pPr>
+            <w:r>
+              <w:rPr>
+                <w:b w:val="0"/>
+                <w:color w:val="1E293B"/>
+                <w:sz w:val="19"/>
+              </w:rPr>
+              <w:t xml:space="preserve">₹ 273 (−11.8%)</w:t>
+            </w:r>
+          </w:p>
+        </w:tc>
+        <w:tc>
+          <w:tcPr>
+            <w:tcW w:w="1500" w:type="dxa"/>
+            <w:tcBorders>
+              <w:top w:val="single" w:sz="4" w:space="0" w:color="CCCCCC"/>
+              <w:left w:val="single" w:sz="4" w:space="0" w:color="CCCCCC"/>
+              <w:bottom w:val="single" w:sz="4" w:space="0" w:color="CCCCCC"/>
+              <w:right w:val="single" w:sz="4" w:space="0" w:color="CCCCCC"/>
+            </w:tcBorders>
+            <w:tcMar>
+              <w:top w:w="70" w:type="dxa"/>
+              <w:left w:w="110" w:type="dxa"/>
+              <w:bottom w:w="70" w:type="dxa"/>
+              <w:right w:w="110" w:type="dxa"/>
+            </w:tcMar>
+            <w:vAlign w:val="center"/>
+          </w:tcPr>
+          <w:p>
+            <w:pPr>
+              <w:spacing w:after="0"/>
+            </w:pPr>
+            <w:r>
+              <w:rPr>
+                <w:b w:val="0"/>
+                <w:color w:val="1E293B"/>
+                <w:sz w:val="19"/>
+              </w:rPr>
+              <w:t xml:space="preserve">SELL</w:t>
+            </w:r>
+          </w:p>
+        </w:tc>
+      </w:tr>
+      <w:tr>
+        <w:tc>
+          <w:tcPr>
+            <w:tcW w:w="2300" w:type="dxa"/>
+            <w:tcBorders>
+              <w:top w:val="single" w:sz="4" w:space="0" w:color="CCCCCC"/>
+              <w:left w:val="single" w:sz="4" w:space="0" w:color="CCCCCC"/>
+              <w:bottom w:val="single" w:sz="4" w:space="0" w:color="CCCCCC"/>
+              <w:right w:val="single" w:sz="4" w:space="0" w:color="CCCCCC"/>
+            </w:tcBorders>
+            <w:shd w:val="clear" w:color="auto" w:fill="F7F9FF"/>
+            <w:tcMar>
+              <w:top w:w="70" w:type="dxa"/>
+              <w:left w:w="110" w:type="dxa"/>
+              <w:bottom w:w="70" w:type="dxa"/>
+              <w:right w:w="110" w:type="dxa"/>
+            </w:tcMar>
+            <w:vAlign w:val="center"/>
+          </w:tcPr>
+          <w:p>
+            <w:pPr>
+              <w:spacing w:after="0"/>
+            </w:pPr>
+            <w:r>
+              <w:rPr>
+                <w:b w:val="0"/>
+                <w:color w:val="1E293B"/>
+                <w:sz w:val="19"/>
+              </w:rPr>
+              <w:t xml:space="preserve">Start-up / VC-backed</w:t>
+            </w:r>
+          </w:p>
+        </w:tc>
+        <w:tc>
+          <w:tcPr>
+            <w:tcW w:w="3700" w:type="dxa"/>
+            <w:tcBorders>
+              <w:top w:val="single" w:sz="4" w:space="0" w:color="CCCCCC"/>
+              <w:left w:val="single" w:sz="4" w:space="0" w:color="CCCCCC"/>
+              <w:bottom w:val="single" w:sz="4" w:space="0" w:color="CCCCCC"/>
+              <w:right w:val="single" w:sz="4" w:space="0" w:color="CCCCCC"/>
+            </w:tcBorders>
+            <w:shd w:val="clear" w:color="auto" w:fill="F7F9FF"/>
+            <w:tcMar>
+              <w:top w:w="70" w:type="dxa"/>
+              <w:left w:w="110" w:type="dxa"/>
+              <w:bottom w:w="70" w:type="dxa"/>
+              <w:right w:w="110" w:type="dxa"/>
+            </w:tcMar>
+            <w:vAlign w:val="center"/>
+          </w:tcPr>
+          <w:p>
+            <w:pPr>
+              <w:spacing w:after="0"/>
+            </w:pPr>
+            <w:r>
+              <w:rPr>
+                <w:b w:val="0"/>
+                <w:color w:val="1E293B"/>
+                <w:sz w:val="19"/>
+              </w:rPr>
+              <w:t xml:space="preserve">VC Method primary; EV/Sales comps as cross-check</w:t>
+            </w:r>
+          </w:p>
+        </w:tc>
+        <w:tc>
+          <w:tcPr>
+            <w:tcW w:w="1860" w:type="dxa"/>
+            <w:tcBorders>
+              <w:top w:val="single" w:sz="4" w:space="0" w:color="CCCCCC"/>
+              <w:left w:val="single" w:sz="4" w:space="0" w:color="CCCCCC"/>
+              <w:bottom w:val="single" w:sz="4" w:space="0" w:color="CCCCCC"/>
+              <w:right w:val="single" w:sz="4" w:space="0" w:color="CCCCCC"/>
+            </w:tcBorders>
+            <w:shd w:val="clear" w:color="auto" w:fill="F7F9FF"/>
+            <w:tcMar>
+              <w:top w:w="70" w:type="dxa"/>
+              <w:left w:w="110" w:type="dxa"/>
+              <w:bottom w:w="70" w:type="dxa"/>
+              <w:right w:w="110" w:type="dxa"/>
+            </w:tcMar>
+            <w:vAlign w:val="center"/>
+          </w:tcPr>
+          <w:p>
+            <w:pPr>
+              <w:spacing w:after="0"/>
+            </w:pPr>
+            <w:r>
+              <w:rPr>
+                <w:b w:val="0"/>
+                <w:color w:val="1E293B"/>
+                <w:sz w:val="19"/>
+              </w:rPr>
+              <w:t xml:space="preserve">₹ 140 (−55.0%)</w:t>
+            </w:r>
+          </w:p>
+        </w:tc>
+        <w:tc>
+          <w:tcPr>
+            <w:tcW w:w="1500" w:type="dxa"/>
+            <w:tcBorders>
+              <w:top w:val="single" w:sz="4" w:space="0" w:color="CCCCCC"/>
+              <w:left w:val="single" w:sz="4" w:space="0" w:color="CCCCCC"/>
+              <w:bottom w:val="single" w:sz="4" w:space="0" w:color="CCCCCC"/>
+              <w:right w:val="single" w:sz="4" w:space="0" w:color="CCCCCC"/>
+            </w:tcBorders>
+            <w:shd w:val="clear" w:color="auto" w:fill="F7F9FF"/>
+            <w:tcMar>
+              <w:top w:w="70" w:type="dxa"/>
+              <w:left w:w="110" w:type="dxa"/>
+              <w:bottom w:w="70" w:type="dxa"/>
+              <w:right w:w="110" w:type="dxa"/>
+            </w:tcMar>
+            <w:vAlign w:val="center"/>
+          </w:tcPr>
+          <w:p>
+            <w:pPr>
+              <w:spacing w:after="0"/>
+            </w:pPr>
+            <w:r>
+              <w:rPr>
+                <w:b w:val="0"/>
+                <w:color w:val="1E293B"/>
+                <w:sz w:val="19"/>
+              </w:rPr>
+              <w:t xml:space="preserve">STRONG SELL</w:t>
+            </w:r>
+          </w:p>
+        </w:tc>
+      </w:tr>
+      <w:tr>
+        <w:tc>
+          <w:tcPr>
+            <w:tcW w:w="2300" w:type="dxa"/>
+            <w:tcBorders>
+              <w:top w:val="single" w:sz="4" w:space="0" w:color="CCCCCC"/>
+              <w:left w:val="single" w:sz="4" w:space="0" w:color="CCCCCC"/>
+              <w:bottom w:val="single" w:sz="4" w:space="0" w:color="CCCCCC"/>
+              <w:right w:val="single" w:sz="4" w:space="0" w:color="CCCCCC"/>
+            </w:tcBorders>
+            <w:tcMar>
+              <w:top w:w="70" w:type="dxa"/>
+              <w:left w:w="110" w:type="dxa"/>
+              <w:bottom w:w="70" w:type="dxa"/>
+              <w:right w:w="110" w:type="dxa"/>
+            </w:tcMar>
+            <w:vAlign w:val="center"/>
+          </w:tcPr>
+          <w:p>
+            <w:pPr>
+              <w:spacing w:after="0"/>
+            </w:pPr>
+            <w:r>
+              <w:rPr>
+                <w:b w:val="0"/>
+                <w:color w:val="1E293B"/>
+                <w:sz w:val="19"/>
+              </w:rPr>
+              <w:t xml:space="preserve">Bank / insurer</w:t>
+            </w:r>
+          </w:p>
+        </w:tc>
+        <w:tc>
+          <w:tcPr>
+            <w:tcW w:w="3700" w:type="dxa"/>
+            <w:tcBorders>
+              <w:top w:val="single" w:sz="4" w:space="0" w:color="CCCCCC"/>
+              <w:left w:val="single" w:sz="4" w:space="0" w:color="CCCCCC"/>
+              <w:bottom w:val="single" w:sz="4" w:space="0" w:color="CCCCCC"/>
+              <w:right w:val="single" w:sz="4" w:space="0" w:color="CCCCCC"/>
+            </w:tcBorders>
+            <w:tcMar>
+              <w:top w:w="70" w:type="dxa"/>
+              <w:left w:w="110" w:type="dxa"/>
+              <w:bottom w:w="70" w:type="dxa"/>
+              <w:right w:w="110" w:type="dxa"/>
+            </w:tcMar>
+            <w:vAlign w:val="center"/>
+          </w:tcPr>
+          <w:p>
+            <w:pPr>
+              <w:spacing w:after="0"/>
+            </w:pPr>
+            <w:r>
+              <w:rPr>
+                <w:b w:val="0"/>
+                <w:color w:val="1E293B"/>
+                <w:sz w:val="19"/>
+              </w:rPr>
+              <w:t xml:space="preserve">FCFE 60% + P/BV comps 40%</w:t>
+            </w:r>
+          </w:p>
+        </w:tc>
+        <w:tc>
+          <w:tcPr>
+            <w:tcW w:w="1860" w:type="dxa"/>
+            <w:tcBorders>
+              <w:top w:val="single" w:sz="4" w:space="0" w:color="CCCCCC"/>
+              <w:left w:val="single" w:sz="4" w:space="0" w:color="CCCCCC"/>
+              <w:bottom w:val="single" w:sz="4" w:space="0" w:color="CCCCCC"/>
+              <w:right w:val="single" w:sz="4" w:space="0" w:color="CCCCCC"/>
+            </w:tcBorders>
+            <w:tcMar>
+              <w:top w:w="70" w:type="dxa"/>
+              <w:left w:w="110" w:type="dxa"/>
+              <w:bottom w:w="70" w:type="dxa"/>
+              <w:right w:w="110" w:type="dxa"/>
+            </w:tcMar>
+            <w:vAlign w:val="center"/>
+          </w:tcPr>
+          <w:p>
+            <w:pPr>
+              <w:spacing w:after="0"/>
+            </w:pPr>
+            <w:r>
+              <w:rPr>
+                <w:b w:val="0"/>
+                <w:color w:val="1E293B"/>
+                <w:sz w:val="19"/>
+              </w:rPr>
+              <w:t xml:space="preserve">₹ 233 (−24.8%)</w:t>
+            </w:r>
+          </w:p>
+        </w:tc>
+        <w:tc>
+          <w:tcPr>
+            <w:tcW w:w="1500" w:type="dxa"/>
+            <w:tcBorders>
+              <w:top w:val="single" w:sz="4" w:space="0" w:color="CCCCCC"/>
+              <w:left w:val="single" w:sz="4" w:space="0" w:color="CCCCCC"/>
+              <w:bottom w:val="single" w:sz="4" w:space="0" w:color="CCCCCC"/>
+              <w:right w:val="single" w:sz="4" w:space="0" w:color="CCCCCC"/>
+            </w:tcBorders>
+            <w:tcMar>
+              <w:top w:w="70" w:type="dxa"/>
+              <w:left w:w="110" w:type="dxa"/>
+              <w:bottom w:w="70" w:type="dxa"/>
+              <w:right w:w="110" w:type="dxa"/>
+            </w:tcMar>
+            <w:vAlign w:val="center"/>
+          </w:tcPr>
+          <w:p>
+            <w:pPr>
+              <w:spacing w:after="0"/>
+            </w:pPr>
+            <w:r>
+              <w:rPr>
+                <w:b w:val="0"/>
+                <w:color w:val="1E293B"/>
+                <w:sz w:val="19"/>
+              </w:rPr>
+              <w:t xml:space="preserve">STRONG SELL</w:t>
+            </w:r>
+          </w:p>
+        </w:tc>
+      </w:tr>
+      <w:tr>
+        <w:tc>
+          <w:tcPr>
+            <w:tcW w:w="2300" w:type="dxa"/>
+            <w:tcBorders>
+              <w:top w:val="single" w:sz="4" w:space="0" w:color="CCCCCC"/>
+              <w:left w:val="single" w:sz="4" w:space="0" w:color="CCCCCC"/>
+              <w:bottom w:val="single" w:sz="4" w:space="0" w:color="CCCCCC"/>
+              <w:right w:val="single" w:sz="4" w:space="0" w:color="CCCCCC"/>
+            </w:tcBorders>
+            <w:shd w:val="clear" w:color="auto" w:fill="F7F9FF"/>
+            <w:tcMar>
+              <w:top w:w="70" w:type="dxa"/>
+              <w:left w:w="110" w:type="dxa"/>
+              <w:bottom w:w="70" w:type="dxa"/>
+              <w:right w:w="110" w:type="dxa"/>
+            </w:tcMar>
+            <w:vAlign w:val="center"/>
+          </w:tcPr>
+          <w:p>
+            <w:pPr>
+              <w:spacing w:after="0"/>
+            </w:pPr>
+            <w:r>
+              <w:rPr>
+                <w:b w:val="0"/>
+                <w:color w:val="1E293B"/>
+                <w:sz w:val="19"/>
+              </w:rPr>
+              <w:t xml:space="preserve">M&amp;A / acquisition</w:t>
+            </w:r>
+          </w:p>
+        </w:tc>
+        <w:tc>
+          <w:tcPr>
+            <w:tcW w:w="3700" w:type="dxa"/>
+            <w:tcBorders>
+              <w:top w:val="single" w:sz="4" w:space="0" w:color="CCCCCC"/>
+              <w:left w:val="single" w:sz="4" w:space="0" w:color="CCCCCC"/>
+              <w:bottom w:val="single" w:sz="4" w:space="0" w:color="CCCCCC"/>
+              <w:right w:val="single" w:sz="4" w:space="0" w:color="CCCCCC"/>
+            </w:tcBorders>
+            <w:shd w:val="clear" w:color="auto" w:fill="F7F9FF"/>
+            <w:tcMar>
+              <w:top w:w="70" w:type="dxa"/>
+              <w:left w:w="110" w:type="dxa"/>
+              <w:bottom w:w="70" w:type="dxa"/>
+              <w:right w:w="110" w:type="dxa"/>
+            </w:tcMar>
+            <w:vAlign w:val="center"/>
+          </w:tcPr>
+          <w:p>
+            <w:pPr>
+              <w:spacing w:after="0"/>
+            </w:pPr>
+            <w:r>
+              <w:rPr>
+                <w:b w:val="0"/>
+                <w:color w:val="1E293B"/>
+                <w:sz w:val="19"/>
+              </w:rPr>
+              <w:t xml:space="preserve">FCFF 40% + exit multiple 30% + EV/EBITDA comps 30%</w:t>
+            </w:r>
+          </w:p>
+        </w:tc>
+        <w:tc>
+          <w:tcPr>
+            <w:tcW w:w="1860" w:type="dxa"/>
+            <w:tcBorders>
+              <w:top w:val="single" w:sz="4" w:space="0" w:color="CCCCCC"/>
+              <w:left w:val="single" w:sz="4" w:space="0" w:color="CCCCCC"/>
+              <w:bottom w:val="single" w:sz="4" w:space="0" w:color="CCCCCC"/>
+              <w:right w:val="single" w:sz="4" w:space="0" w:color="CCCCCC"/>
+            </w:tcBorders>
+            <w:shd w:val="clear" w:color="auto" w:fill="F7F9FF"/>
+            <w:tcMar>
+              <w:top w:w="70" w:type="dxa"/>
+              <w:left w:w="110" w:type="dxa"/>
+              <w:bottom w:w="70" w:type="dxa"/>
+              <w:right w:w="110" w:type="dxa"/>
+            </w:tcMar>
+            <w:vAlign w:val="center"/>
+          </w:tcPr>
+          <w:p>
+            <w:pPr>
+              <w:spacing w:after="0"/>
+            </w:pPr>
+            <w:r>
+              <w:rPr>
+                <w:b w:val="0"/>
+                <w:color w:val="1E293B"/>
+                <w:sz w:val="19"/>
+              </w:rPr>
+              <w:t xml:space="preserve">₹ 328 (+5.7%)</w:t>
+            </w:r>
+          </w:p>
+        </w:tc>
+        <w:tc>
+          <w:tcPr>
+            <w:tcW w:w="1500" w:type="dxa"/>
+            <w:tcBorders>
+              <w:top w:val="single" w:sz="4" w:space="0" w:color="CCCCCC"/>
+              <w:left w:val="single" w:sz="4" w:space="0" w:color="CCCCCC"/>
+              <w:bottom w:val="single" w:sz="4" w:space="0" w:color="CCCCCC"/>
+              <w:right w:val="single" w:sz="4" w:space="0" w:color="CCCCCC"/>
+            </w:tcBorders>
+            <w:shd w:val="clear" w:color="auto" w:fill="F7F9FF"/>
+            <w:tcMar>
+              <w:top w:w="70" w:type="dxa"/>
+              <w:left w:w="110" w:type="dxa"/>
+              <w:bottom w:w="70" w:type="dxa"/>
+              <w:right w:w="110" w:type="dxa"/>
+            </w:tcMar>
+            <w:vAlign w:val="center"/>
+          </w:tcPr>
+          <w:p>
+            <w:pPr>
+              <w:spacing w:after="0"/>
+            </w:pPr>
+            <w:r>
+              <w:rPr>
+                <w:b w:val="0"/>
+                <w:color w:val="1E293B"/>
+                <w:sz w:val="19"/>
+              </w:rPr>
+              <w:t xml:space="preserve">BUY</w:t>
+            </w:r>
+          </w:p>
+        </w:tc>
+      </w:tr>
+      <w:tr>
+        <w:tc>
+          <w:tcPr>
+            <w:tcW w:w="2300" w:type="dxa"/>
+            <w:tcBorders>
+              <w:top w:val="single" w:sz="4" w:space="0" w:color="CCCCCC"/>
+              <w:left w:val="single" w:sz="4" w:space="0" w:color="CCCCCC"/>
+              <w:bottom w:val="single" w:sz="4" w:space="0" w:color="CCCCCC"/>
+              <w:right w:val="single" w:sz="4" w:space="0" w:color="CCCCCC"/>
+            </w:tcBorders>
+            <w:tcMar>
+              <w:top w:w="70" w:type="dxa"/>
+              <w:left w:w="110" w:type="dxa"/>
+              <w:bottom w:w="70" w:type="dxa"/>
+              <w:right w:w="110" w:type="dxa"/>
+            </w:tcMar>
+            <w:vAlign w:val="center"/>
+          </w:tcPr>
+          <w:p>
+            <w:pPr>
+              <w:spacing w:after="0"/>
+            </w:pPr>
+            <w:r>
+              <w:rPr>
+                <w:b w:val="0"/>
+                <w:color w:val="1E293B"/>
+                <w:sz w:val="19"/>
+              </w:rPr>
+              <w:t xml:space="preserve">Full institutional</w:t>
+            </w:r>
+          </w:p>
+        </w:tc>
+        <w:tc>
+          <w:tcPr>
+            <w:tcW w:w="3700" w:type="dxa"/>
+            <w:tcBorders>
+              <w:top w:val="single" w:sz="4" w:space="0" w:color="CCCCCC"/>
+              <w:left w:val="single" w:sz="4" w:space="0" w:color="CCCCCC"/>
+              <w:bottom w:val="single" w:sz="4" w:space="0" w:color="CCCCCC"/>
+              <w:right w:val="single" w:sz="4" w:space="0" w:color="CCCCCC"/>
+            </w:tcBorders>
+            <w:tcMar>
+              <w:top w:w="70" w:type="dxa"/>
+              <w:left w:w="110" w:type="dxa"/>
+              <w:bottom w:w="70" w:type="dxa"/>
+              <w:right w:w="110" w:type="dxa"/>
+            </w:tcMar>
+            <w:vAlign w:val="center"/>
+          </w:tcPr>
+          <w:p>
+            <w:pPr>
+              <w:spacing w:after="0"/>
+            </w:pPr>
+            <w:r>
+              <w:rPr>
+                <w:b w:val="0"/>
+                <w:color w:val="1E293B"/>
+                <w:sz w:val="19"/>
+              </w:rPr>
+              <w:t xml:space="preserve">All six methods: FCFF 30, exit 10, FCFE 10, scenarios 20, comps 20, VC 10</w:t>
+            </w:r>
+          </w:p>
+        </w:tc>
+        <w:tc>
+          <w:tcPr>
+            <w:tcW w:w="1860" w:type="dxa"/>
+            <w:tcBorders>
+              <w:top w:val="single" w:sz="4" w:space="0" w:color="CCCCCC"/>
+              <w:left w:val="single" w:sz="4" w:space="0" w:color="CCCCCC"/>
+              <w:bottom w:val="single" w:sz="4" w:space="0" w:color="CCCCCC"/>
+              <w:right w:val="single" w:sz="4" w:space="0" w:color="CCCCCC"/>
+            </w:tcBorders>
+            <w:tcMar>
+              <w:top w:w="70" w:type="dxa"/>
+              <w:left w:w="110" w:type="dxa"/>
+              <w:bottom w:w="70" w:type="dxa"/>
+              <w:right w:w="110" w:type="dxa"/>
+            </w:tcMar>
+            <w:vAlign w:val="center"/>
+          </w:tcPr>
+          <w:p>
+            <w:pPr>
+              <w:spacing w:after="0"/>
+            </w:pPr>
+            <w:r>
+              <w:rPr>
+                <w:b w:val="0"/>
+                <w:color w:val="1E293B"/>
+                <w:sz w:val="19"/>
+              </w:rPr>
+              <w:t xml:space="preserve">₹ 299 (−3.6%)</w:t>
+            </w:r>
+          </w:p>
+        </w:tc>
+        <w:tc>
+          <w:tcPr>
+            <w:tcW w:w="1500" w:type="dxa"/>
+            <w:tcBorders>
+              <w:top w:val="single" w:sz="4" w:space="0" w:color="CCCCCC"/>
+              <w:left w:val="single" w:sz="4" w:space="0" w:color="CCCCCC"/>
+              <w:bottom w:val="single" w:sz="4" w:space="0" w:color="CCCCCC"/>
+              <w:right w:val="single" w:sz="4" w:space="0" w:color="CCCCCC"/>
+            </w:tcBorders>
+            <w:tcMar>
+              <w:top w:w="70" w:type="dxa"/>
+              <w:left w:w="110" w:type="dxa"/>
+              <w:bottom w:w="70" w:type="dxa"/>
+              <w:right w:w="110" w:type="dxa"/>
+            </w:tcMar>
+            <w:vAlign w:val="center"/>
+          </w:tcPr>
+          <w:p>
+            <w:pPr>
+              <w:spacing w:after="0"/>
+            </w:pPr>
+            <w:r>
+              <w:rPr>
+                <w:b w:val="0"/>
+                <w:color w:val="1E293B"/>
+                <w:sz w:val="19"/>
+              </w:rPr>
+              <w:t xml:space="preserve">HOLD</w:t>
+            </w:r>
+          </w:p>
+        </w:tc>
+      </w:tr>
+    </w:tbl>
+    <w:p>
+      <w:pPr>
+        <w:spacing w:after="60"/>
+      </w:pPr>
+    </w:p>
+    <w:p>
+      <w:pPr>
+        <w:spacing w:after="120" w:before="0" w:line="276" w:lineRule="auto"/>
+      </w:pPr>
+      <w:r>
+        <w:rPr>
+          <w:b w:val="0"/>
+          <w:i w:val="0"/>
+          <w:color w:val="1E293B"/>
+          <w:sz w:val="21"/>
+        </w:rPr>
+        <w:t xml:space="preserve">The same company ranges from </w:t>
+      </w:r>
+      <w:r>
+        <w:rPr>
+          <w:b/>
+          <w:i w:val="0"/>
+          <w:color w:val="1E293B"/>
+          <w:sz w:val="21"/>
+        </w:rPr>
+        <w:t xml:space="preserve">STRONG SELL</w:t>
+      </w:r>
+      <w:r>
+        <w:rPr>
+          <w:b w:val="0"/>
+          <w:i w:val="0"/>
+          <w:color w:val="1E293B"/>
+          <w:sz w:val="21"/>
+        </w:rPr>
+        <w:t xml:space="preserve"> to </w:t>
+      </w:r>
+      <w:r>
+        <w:rPr>
+          <w:b/>
+          <w:i w:val="0"/>
+          <w:color w:val="1E293B"/>
+          <w:sz w:val="21"/>
+        </w:rPr>
+        <w:t xml:space="preserve">BUY</w:t>
+      </w:r>
+      <w:r>
+        <w:rPr>
+          <w:b w:val="0"/>
+          <w:i w:val="0"/>
+          <w:color w:val="1E293B"/>
+          <w:sz w:val="21"/>
+        </w:rPr>
+        <w:t xml:space="preserve"> purely because of the approach — so the choice must fit the business, not the answer you want. Vipin Corporation is a profitable, cash-generative mid-cap, so the </w:t>
+      </w:r>
+      <w:r>
+        <w:rPr>
+          <w:b/>
+          <w:i w:val="0"/>
+          <w:color w:val="1E293B"/>
+          <w:sz w:val="21"/>
+        </w:rPr>
+        <w:t xml:space="preserve">Stable</w:t>
+      </w:r>
+      <w:r>
+        <w:rPr>
+          <w:b w:val="0"/>
+          <w:i w:val="0"/>
+          <w:color w:val="1E293B"/>
+          <w:sz w:val="21"/>
+        </w:rPr>
+        <w:t xml:space="preserve"> profile (DCF-led, cross-checked by comps) is the right lens: ₹312, HOLD, consistent with the triangulation above. The start-up and bank presets appear only for contrast; their low values come from methods built for very different businesses (a 25% venture hurdle, and book-value multiples meant for lenders).</w:t>
+      </w:r>
+    </w:p>
+    <w:tbl>
+      <w:tblPr>
+        <w:tblW w:w="9360" w:type="dxa"/>
+        <w:jc w:val="center"/>
+        <w:tblLayout w:type="fixed"/>
+        <w:tblLook w:firstColumn="1" w:firstRow="1" w:lastColumn="0" w:lastRow="0" w:noHBand="0" w:noVBand="1" w:val="04A0"/>
+      </w:tblPr>
+      <w:tblGrid>
+        <w:gridCol w:w="9360"/>
+      </w:tblGrid>
+      <w:tr>
+        <w:tc>
+          <w:tcPr>
+            <w:tcW w:w="9360" w:type="dxa"/>
+            <w:tcBorders>
+              <w:top w:val="single" w:sz="4" w:space="0" w:color="E2E8F8"/>
+              <w:left w:val="single" w:sz="24" w:space="0" w:color="7209B7"/>
+              <w:bottom w:val="single" w:sz="4" w:space="0" w:color="E2E8F8"/>
+              <w:right w:val="single" w:sz="4" w:space="0" w:color="E2E8F8"/>
+            </w:tcBorders>
+            <w:shd w:val="clear" w:color="auto" w:fill="FBFBFE"/>
+            <w:tcMar>
+              <w:top w:w="120" w:type="dxa"/>
+              <w:left w:w="160" w:type="dxa"/>
+              <w:bottom w:w="120" w:type="dxa"/>
+              <w:right w:w="160" w:type="dxa"/>
+            </w:tcMar>
+          </w:tcPr>
+          <w:p>
+            <w:pPr>
+              <w:spacing w:after="60"/>
+            </w:pPr>
+            <w:r>
+              <w:rPr>
+                <w:b/>
+                <w:color w:val="7209B7"/>
+                <w:sz w:val="21"/>
+              </w:rPr>
+              <w:t>❖  Choosing an approach — discipline</w:t>
+            </w:r>
+          </w:p>
+          <w:p>
+            <w:pPr>
+              <w:spacing w:after="40"/>
+            </w:pPr>
+            <w:r>
+              <w:rPr>
+                <w:b w:val="0"/>
+                <w:i w:val="0"/>
+                <w:color w:val="1E293B"/>
+                <w:sz w:val="20"/>
+              </w:rPr>
+              <w:t xml:space="preserve">Decide the approach before you look at the answer, and write down why.</w:t>
+            </w:r>
+          </w:p>
+          <w:p>
+            <w:pPr>
+              <w:spacing w:after="40"/>
+            </w:pPr>
+            <w:r>
+              <w:rPr>
+                <w:b w:val="0"/>
+                <w:i w:val="0"/>
+                <w:color w:val="1E293B"/>
+                <w:sz w:val="20"/>
+              </w:rPr>
+              <w:t xml:space="preserve">Match the method to the business model (see 6.7), not to the target you want.</w:t>
+            </w:r>
+          </w:p>
+          <w:p>
+            <w:pPr>
+              <w:spacing w:after="40"/>
+            </w:pPr>
+            <w:r>
+              <w:rPr>
+                <w:b w:val="0"/>
+                <w:i w:val="0"/>
+                <w:color w:val="1E293B"/>
+                <w:sz w:val="20"/>
+              </w:rPr>
+              <w:t xml:space="preserve">In a blend, give most weight to the method with the most reliable inputs, and keep weights stable between updates.</w:t>
+            </w:r>
+          </w:p>
+          <w:p>
+            <w:pPr>
+              <w:spacing w:after="40"/>
+            </w:pPr>
+            <w:r>
+              <w:rPr>
+                <w:b w:val="0"/>
+                <w:i w:val="0"/>
+                <w:color w:val="1E293B"/>
+                <w:sz w:val="20"/>
+              </w:rPr>
+              <w:t xml:space="preserve">Always show the cross-checks: if the headline sits far from the other methods, explain the gap.</w:t>
+            </w:r>
+          </w:p>
+        </w:tc>
+      </w:tr>
+    </w:tbl>
     <w:p>
       <w:pPr>
         <w:pStyle w:val="Heading1"/>

--- a/Valuation_Deep_Dive_Guide.docx
+++ b/Valuation_Deep_Dive_Guide.docx
@@ -91,7 +91,7 @@
           <w:color w:val="64748B"/>
           <w:sz w:val="22"/>
         </w:rPr>
-        <w:t>A practitioner’s handbook — from first principles to a full discounted-cash-flow valuation, written the way a senior analyst at a global asset manager would teach it.</w:t>
+        <w:t xml:space="preserve">A practitioner’s handbook, from first principles to a full discounted-cash-flow valuation, written the way a senior analyst at a global asset manager would teach it.</w:t>
       </w:r>
     </w:p>
     <w:p>
@@ -133,7 +133,7 @@
           <w:color w:val="64748B"/>
           <w:sz w:val="18"/>
         </w:rPr>
-        <w:t>For educational purposes — not investment advice.</w:t>
+        <w:t xml:space="preserve">For educational purposes only, not investment advice.</w:t>
       </w:r>
     </w:p>
     <w:p>
@@ -197,7 +197,7 @@
           <w:color w:val="1E293B"/>
           <w:sz w:val="21"/>
         </w:rPr>
-        <w:t>really worth</w:t>
+        <w:t xml:space="preserve">really worth</w:t>
       </w:r>
       <w:r>
         <w:rPr>
@@ -206,7 +206,7 @@
           <w:color w:val="1E293B"/>
           <w:sz w:val="21"/>
         </w:rPr>
-        <w:t xml:space="preserve"> — its </w:t>
+        <w:t xml:space="preserve"> (its </w:t>
       </w:r>
       <w:r>
         <w:rPr>
@@ -215,7 +215,7 @@
           <w:color w:val="1E293B"/>
           <w:sz w:val="21"/>
         </w:rPr>
-        <w:t>intrinsic value</w:t>
+        <w:t xml:space="preserve">intrinsic value</w:t>
       </w:r>
       <w:r>
         <w:rPr>
@@ -224,7 +224,34 @@
           <w:color w:val="1E293B"/>
           <w:sz w:val="21"/>
         </w:rPr>
-        <w:t xml:space="preserve"> — as opposed to the price the market happens to be quoting today. The central idea, going back to John Burr Williams (1938), is simple:</w:t>
+        <w:t xml:space="preserve">) as opposed</w:t>
+      </w:r>
+      <w:r>
+        <w:rPr>
+          <w:b w:val="0"/>
+          <w:i w:val="0"/>
+          <w:color w:val="1E293B"/>
+          <w:sz w:val="21"/>
+        </w:rPr>
+        <w:t xml:space="preserve"/>
+      </w:r>
+      <w:r>
+        <w:rPr>
+          <w:b/>
+          <w:i w:val="0"/>
+          <w:color w:val="1E293B"/>
+          <w:sz w:val="21"/>
+        </w:rPr>
+        <w:t xml:space="preserve"/>
+      </w:r>
+      <w:r>
+        <w:rPr>
+          <w:b w:val="0"/>
+          <w:i w:val="0"/>
+          <w:color w:val="1E293B"/>
+          <w:sz w:val="21"/>
+        </w:rPr>
+        <w:t xml:space="preserve"> to the price the market happens to be quoting today. The central idea, going back to John Burr Williams (1938), is simple:</w:t>
       </w:r>
     </w:p>
     <w:p>
@@ -249,7 +276,7 @@
           <w:i/>
           <w:color w:val="1E293B"/>
         </w:rPr>
-        <w:t>The value of any asset = the present value of the cash it will generate over its life.</w:t>
+        <w:t xml:space="preserve">The value of any asset = the present value of the cash it will generate over its life.</w:t>
       </w:r>
       <w:r>
         <w:rPr>
@@ -257,7 +284,7 @@
           <w:color w:val="64748B"/>
           <w:sz w:val="18"/>
         </w:rPr>
-        <w:t xml:space="preserve">   — discounted for time and risk</w:t>
+        <w:t xml:space="preserve">   discounted for time and risk</w:t>
       </w:r>
     </w:p>
     <w:p>
@@ -271,7 +298,7 @@
           <w:color w:val="1E293B"/>
           <w:sz w:val="21"/>
         </w:rPr>
-        <w:t>Price is what you pay; value is what you get. The two converge over the long run but can diverge sharply in the short run — and that gap is where investment opportunity (or risk) lives.</w:t>
+        <w:t xml:space="preserve">Price is what you pay; value is what you get. The two converge over the long run but can diverge sharply in the short run, and that gap is where investment opportunity (or risk) lives.</w:t>
       </w:r>
     </w:p>
     <w:p>
@@ -903,7 +930,7 @@
           <w:color w:val="1E293B"/>
           <w:sz w:val="21"/>
         </w:rPr>
-        <w:t>triangulates</w:t>
+        <w:t xml:space="preserve">triangulates</w:t>
       </w:r>
       <w:r>
         <w:rPr>
@@ -912,7 +939,7 @@
           <w:color w:val="1E293B"/>
           <w:sz w:val="21"/>
         </w:rPr>
-        <w:t xml:space="preserve"> across several methods. No single number is “correct” — you build a defensible </w:t>
+        <w:t xml:space="preserve"> across several methods. No single number is “correct”: you build a defensible </w:t>
       </w:r>
       <w:r>
         <w:rPr>
@@ -921,7 +948,7 @@
           <w:color w:val="1E293B"/>
           <w:sz w:val="21"/>
         </w:rPr>
-        <w:t>range</w:t>
+        <w:t xml:space="preserve">range</w:t>
       </w:r>
       <w:r>
         <w:rPr>
@@ -1323,7 +1350,7 @@
                 <w:color w:val="1E293B"/>
                 <w:sz w:val="19"/>
               </w:rPr>
-              <w:t>Cost of Goods Sold — direct cost of producing what was sold.</w:t>
+              <w:t xml:space="preserve">Cost of Goods Sold: direct cost of producing what was sold.</w:t>
             </w:r>
           </w:p>
         </w:tc>
@@ -1709,7 +1736,7 @@
                 <w:color w:val="1E293B"/>
                 <w:sz w:val="19"/>
               </w:rPr>
-              <w:t>Depreciation &amp; Amortisation — non-cash charge for using up assets.</w:t>
+              <w:t xml:space="preserve">Depreciation &amp; Amortisation: non-cash charge for using up assets.</w:t>
             </w:r>
           </w:p>
         </w:tc>
@@ -1998,7 +2025,7 @@
                 <w:color w:val="1E293B"/>
                 <w:sz w:val="19"/>
               </w:rPr>
-              <w:t>Profit After Tax — the bottom line.</w:t>
+              <w:t xml:space="preserve">Profit After Tax: the bottom line.</w:t>
             </w:r>
           </w:p>
         </w:tc>
@@ -2310,7 +2337,7 @@
                 <w:color w:val="1E293B"/>
                 <w:sz w:val="19"/>
               </w:rPr>
-              <w:t>Capital Expenditure — spend on long-term assets.</w:t>
+              <w:t xml:space="preserve">Capital Expenditure: spend on long-term assets.</w:t>
             </w:r>
           </w:p>
         </w:tc>
@@ -3062,7 +3089,7 @@
                 <w:color w:val="EF4444"/>
                 <w:sz w:val="21"/>
               </w:rPr>
-              <w:t>❖  EV vs Equity Value — the #1 beginner trap</w:t>
+              <w:t xml:space="preserve">❖  EV vs Equity Value: the #1 beginner trap</w:t>
             </w:r>
           </w:p>
           <w:p>
@@ -3687,7 +3714,7 @@
           <w:i/>
           <w:color w:val="1E293B"/>
         </w:rPr>
-        <w:t>Assets = Liabilities + Shareholders’ Equity</w:t>
+        <w:t xml:space="preserve">Assets = Liabilities + Shareholders’ Equity</w:t>
       </w:r>
       <w:r>
         <w:rPr>
@@ -3695,7 +3722,7 @@
           <w:color w:val="64748B"/>
           <w:sz w:val="18"/>
         </w:rPr>
-        <w:t xml:space="preserve">   — must always hold — a balanced model proves it</w:t>
+        <w:t xml:space="preserve">   must always hold; a balanced model proves it</w:t>
       </w:r>
     </w:p>
     <w:tbl>
@@ -3806,7 +3833,7 @@
           <w:color w:val="1E293B"/>
           <w:sz w:val="21"/>
         </w:rPr>
-        <w:t>Ratios turn raw numbers into comparable insight. We group them into five families plus valuation multiples. Worked figures below use a sample mid-cap, Vipin Corporation Ltd. (FY24).</w:t>
+        <w:t xml:space="preserve">Ratios turn raw numbers into comparable insight. We group them into five families plus valuation multiples. Worked figures below use the sample company, Vipin Corporation Ltd., an Indian maker of industrial pumps, valves and motors (FY26, its latest actual year).</w:t>
       </w:r>
     </w:p>
     <w:tbl>
@@ -3847,7 +3874,7 @@
                 <w:color w:val="4361EE"/>
                 <w:sz w:val="21"/>
               </w:rPr>
-              <w:t>Sample company snapshot (FY24, ₹ Cr)</w:t>
+              <w:t xml:space="preserve">Sample company snapshot (FY26, ₹ Cr)</w:t>
             </w:r>
           </w:p>
           <w:p>
@@ -3861,7 +3888,7 @@
                 <w:color w:val="1E293B"/>
                 <w:sz w:val="20"/>
               </w:rPr>
-              <w:t>Revenue 1,120 · COGS 650 · Gross Profit 470 · EBITDA 302 · D&amp;A 55 · EBIT 247</w:t>
+              <w:t xml:space="preserve">Revenue 2,688 · COGS 1,640 · Gross Profit 1,048 · EBITDA 473 · D&amp;A 85 · EBIT 388</w:t>
             </w:r>
           </w:p>
           <w:p>
@@ -3875,7 +3902,7 @@
                 <w:color w:val="1E293B"/>
                 <w:sz w:val="20"/>
               </w:rPr>
-              <w:t>Interest 32 · PBT 227 · Tax @25% = 57 · PAT 170</w:t>
+              <w:t xml:space="preserve">Interest 35 · Other income 21 · PBT 374 · Tax @25.2% = 94 · PAT 280</w:t>
             </w:r>
           </w:p>
           <w:p>
@@ -3889,7 +3916,7 @@
                 <w:color w:val="1E293B"/>
                 <w:sz w:val="20"/>
               </w:rPr>
-              <w:t>Total Assets 1,085 · Equity 700 · Total Debt 250 · Cash 120 · Inventory 188 · Receivables 175 · Payables 120</w:t>
+              <w:t xml:space="preserve">Total Assets 2,163 · Equity 1,325 · Total Debt 335 · Cash 218 · Inventory 422 · Receivables 530 · Payables 318</w:t>
             </w:r>
           </w:p>
           <w:p>
@@ -3903,7 +3930,7 @@
                 <w:color w:val="1E293B"/>
                 <w:sz w:val="20"/>
               </w:rPr>
-              <w:t>Market price ₹310/sh · Shares 10 Cr · Market Cap ₹3,100 Cr</w:t>
+              <w:t xml:space="preserve">Market price ₹805/sh · Diluted shares 6.3 Cr · Market Cap ₹5,072 Cr</w:t>
             </w:r>
           </w:p>
         </w:tc>
@@ -4055,7 +4082,7 @@
                 <w:color w:val="FFFFFF"/>
                 <w:sz w:val="20"/>
               </w:rPr>
-              <w:t>Example (FY24)</w:t>
+              <w:t xml:space="preserve">Example (FY26)</w:t>
             </w:r>
           </w:p>
         </w:tc>
@@ -4181,7 +4208,7 @@
                 <w:color w:val="1E293B"/>
                 <w:sz w:val="19"/>
               </w:rPr>
-              <w:t>470 / 1,120 = 42.0%</w:t>
+              <w:t xml:space="preserve">1,048 / 2,688 = 39.0%</w:t>
             </w:r>
           </w:p>
         </w:tc>
@@ -4311,7 +4338,7 @@
                 <w:color w:val="1E293B"/>
                 <w:sz w:val="19"/>
               </w:rPr>
-              <w:t>302 / 1,120 = 27.0%</w:t>
+              <w:t xml:space="preserve">473 / 2,688 = 17.6%</w:t>
             </w:r>
           </w:p>
         </w:tc>
@@ -4437,7 +4464,7 @@
                 <w:color w:val="1E293B"/>
                 <w:sz w:val="19"/>
               </w:rPr>
-              <w:t>247 / 1,120 = 22.0%</w:t>
+              <w:t xml:space="preserve">388 / 2,688 = 14.4%</w:t>
             </w:r>
           </w:p>
         </w:tc>
@@ -4567,7 +4594,7 @@
                 <w:color w:val="1E293B"/>
                 <w:sz w:val="19"/>
               </w:rPr>
-              <w:t>170 / 1,120 = 15.2%</w:t>
+              <w:t xml:space="preserve">280 / 2,688 = 10.4%</w:t>
             </w:r>
           </w:p>
         </w:tc>
@@ -4578,7 +4605,7 @@
         <w:pStyle w:val="Heading2"/>
       </w:pPr>
       <w:r>
-        <w:t>4.2  Return ratios — the heart of quality</w:t>
+        <w:t xml:space="preserve">4.2  Return ratios: the heart of quality</w:t>
       </w:r>
     </w:p>
     <w:tbl>
@@ -4845,7 +4872,7 @@
                 <w:color w:val="1E293B"/>
                 <w:sz w:val="19"/>
               </w:rPr>
-              <w:t>170 / 700 = 24.3%</w:t>
+              <w:t xml:space="preserve">280 / 1,325 = 21.1%</w:t>
             </w:r>
           </w:p>
         </w:tc>
@@ -4975,7 +5002,7 @@
                 <w:color w:val="1E293B"/>
                 <w:sz w:val="19"/>
               </w:rPr>
-              <w:t>247 / 950 = 26.0%</w:t>
+              <w:t xml:space="preserve">388 / 1,620 = 24.0%</w:t>
             </w:r>
           </w:p>
         </w:tc>
@@ -5070,7 +5097,7 @@
                 <w:color w:val="1E293B"/>
                 <w:sz w:val="19"/>
               </w:rPr>
-              <w:t>Return on operating capital — vs WACC</w:t>
+              <w:t xml:space="preserve">Return on operating capital, vs WACC</w:t>
             </w:r>
           </w:p>
         </w:tc>
@@ -5101,7 +5128,7 @@
                 <w:color w:val="1E293B"/>
                 <w:sz w:val="19"/>
               </w:rPr>
-              <w:t>185 / 740 = 25.0%</w:t>
+              <w:t xml:space="preserve">290 / 1,399 = 20.7%</w:t>
             </w:r>
           </w:p>
         </w:tc>
@@ -5161,7 +5188,7 @@
           <w:i/>
           <w:color w:val="1E293B"/>
         </w:rPr>
-        <w:t>ROE = Net Margin × Asset Turnover × Equity Multiplier</w:t>
+        <w:t xml:space="preserve">ROE = Net Margin × Asset Turnover × Equity Multiplier</w:t>
       </w:r>
       <w:r>
         <w:rPr>
@@ -5169,7 +5196,7 @@
           <w:color w:val="64748B"/>
           <w:sz w:val="18"/>
         </w:rPr>
-        <w:t xml:space="preserve">   — profitability × efficiency × leverage</w:t>
+        <w:t xml:space="preserve">   profitability × efficiency × leverage</w:t>
       </w:r>
     </w:p>
     <w:p>
@@ -5444,7 +5471,7 @@
                 <w:color w:val="1E293B"/>
                 <w:sz w:val="19"/>
               </w:rPr>
-              <w:t>250 / 700 = 0.36</w:t>
+              <w:t xml:space="preserve">335 / 1,325 = 0.25</w:t>
             </w:r>
           </w:p>
         </w:tc>
@@ -5574,7 +5601,7 @@
                 <w:color w:val="1E293B"/>
                 <w:sz w:val="19"/>
               </w:rPr>
-              <w:t>130 / 302 = 0.43×</w:t>
+              <w:t xml:space="preserve">117 / 473 = 0.25×</w:t>
             </w:r>
           </w:p>
         </w:tc>
@@ -5700,7 +5727,7 @@
                 <w:color w:val="1E293B"/>
                 <w:sz w:val="19"/>
               </w:rPr>
-              <w:t>247 / 32 = 7.7×</w:t>
+              <w:t xml:space="preserve">388 / 35 = 11.1×</w:t>
             </w:r>
           </w:p>
         </w:tc>
@@ -5992,7 +6019,7 @@
                 <w:color w:val="1E293B"/>
                 <w:sz w:val="19"/>
               </w:rPr>
-              <w:t>~1.9×</w:t>
+              <w:t xml:space="preserve">1,274 / 543 = 2.3×</w:t>
             </w:r>
           </w:p>
         </w:tc>
@@ -6122,7 +6149,7 @@
                 <w:color w:val="1E293B"/>
                 <w:sz w:val="19"/>
               </w:rPr>
-              <w:t>~1.2×</w:t>
+              <w:t xml:space="preserve">852 / 543 = 1.6×</w:t>
             </w:r>
           </w:p>
         </w:tc>
@@ -6400,7 +6427,7 @@
                 <w:color w:val="1E293B"/>
                 <w:sz w:val="19"/>
               </w:rPr>
-              <w:t>175/1,120×365 = 57 d</w:t>
+              <w:t xml:space="preserve">530/2,688×365 = 72 d</w:t>
             </w:r>
           </w:p>
         </w:tc>
@@ -6530,7 +6557,7 @@
                 <w:color w:val="1E293B"/>
                 <w:sz w:val="19"/>
               </w:rPr>
-              <w:t>188/650×365 = 106 d</w:t>
+              <w:t xml:space="preserve">422/1,640×365 = 94 d</w:t>
             </w:r>
           </w:p>
         </w:tc>
@@ -6656,7 +6683,7 @@
                 <w:color w:val="1E293B"/>
                 <w:sz w:val="19"/>
               </w:rPr>
-              <w:t>120/650×365 = 67 d</w:t>
+              <w:t xml:space="preserve">318/1,640×365 = 71 d</w:t>
             </w:r>
           </w:p>
         </w:tc>
@@ -6786,7 +6813,7 @@
                 <w:color w:val="1E293B"/>
                 <w:sz w:val="19"/>
               </w:rPr>
-              <w:t>57 + 106 − 67 = 96 d</w:t>
+              <w:t xml:space="preserve">72 + 94 − 71 = 95 d</w:t>
             </w:r>
           </w:p>
         </w:tc>
@@ -7078,7 +7105,7 @@
                 <w:color w:val="1E293B"/>
                 <w:sz w:val="19"/>
               </w:rPr>
-              <w:t>3,100 / 170 = 18.2×</w:t>
+              <w:t xml:space="preserve">5,072 / 280 = 18.1×</w:t>
             </w:r>
           </w:p>
         </w:tc>
@@ -7208,7 +7235,7 @@
                 <w:color w:val="1E293B"/>
                 <w:sz w:val="19"/>
               </w:rPr>
-              <w:t>3,230 / 302 = 10.7×</w:t>
+              <w:t xml:space="preserve">5,221 / 473 = 11.0×</w:t>
             </w:r>
           </w:p>
         </w:tc>
@@ -7334,7 +7361,7 @@
                 <w:color w:val="1E293B"/>
                 <w:sz w:val="19"/>
               </w:rPr>
-              <w:t>3,230 / 1,120 = 2.9×</w:t>
+              <w:t xml:space="preserve">5,221 / 2,688 = 1.9×</w:t>
             </w:r>
           </w:p>
         </w:tc>
@@ -7464,7 +7491,7 @@
                 <w:color w:val="1E293B"/>
                 <w:sz w:val="19"/>
               </w:rPr>
-              <w:t>3,100 / 700 = 4.4×</w:t>
+              <w:t xml:space="preserve">5,072 / 1,325 = 3.8×</w:t>
             </w:r>
           </w:p>
         </w:tc>
@@ -7590,7 +7617,7 @@
                 <w:color w:val="1E293B"/>
                 <w:sz w:val="19"/>
               </w:rPr>
-              <w:t>18.2 / 14 = 1.3</w:t>
+              <w:t xml:space="preserve">18.1 / 14 = 1.3</w:t>
             </w:r>
           </w:p>
         </w:tc>
@@ -7624,7 +7651,7 @@
                 <w:color w:val="1E293B"/>
                 <w:sz w:val="19"/>
               </w:rPr>
-              <w:t>Dividend Yield</w:t>
+              <w:t xml:space="preserve">Dividend Yield</w:t>
             </w:r>
           </w:p>
         </w:tc>
@@ -7656,7 +7683,7 @@
                 <w:color w:val="1E293B"/>
                 <w:sz w:val="19"/>
               </w:rPr>
-              <w:t>Dividend per share ÷ Price</w:t>
+              <w:t xml:space="preserve">Dividend per share ÷ Price</w:t>
             </w:r>
           </w:p>
         </w:tc>
@@ -7688,7 +7715,7 @@
                 <w:color w:val="1E293B"/>
                 <w:sz w:val="19"/>
               </w:rPr>
-              <w:t>Income / mature firms</w:t>
+              <w:t xml:space="preserve">Income / mature firms</w:t>
             </w:r>
           </w:p>
         </w:tc>
@@ -7720,7 +7747,7 @@
                 <w:color w:val="1E293B"/>
                 <w:sz w:val="19"/>
               </w:rPr>
-              <w:t>—</w:t>
+              <w:t xml:space="preserve">9.0 / 805 = 1.1%</w:t>
             </w:r>
           </w:p>
         </w:tc>
@@ -7778,7 +7805,7 @@
                 <w:color w:val="1E293B"/>
                 <w:sz w:val="20"/>
               </w:rPr>
-              <w:t>A multiple is shorthand for a DCF — it bundles growth, risk and returns into one number.</w:t>
+              <w:t xml:space="preserve">A multiple is shorthand for a DCF: it bundles growth, risk and returns into one number.</w:t>
             </w:r>
           </w:p>
           <w:p>
@@ -8227,7 +8254,7 @@
           <w:i/>
           <w:color w:val="1E293B"/>
         </w:rPr>
-        <w:t>Z = 1.2A + 1.4B + 3.3C + 0.6D + 1.0E</w:t>
+        <w:t xml:space="preserve">Z = 1.2A + 1.4B + 3.3C + 0.6D + 1.0E</w:t>
       </w:r>
       <w:r>
         <w:rPr>
@@ -8235,7 +8262,7 @@
           <w:color w:val="64748B"/>
           <w:sz w:val="18"/>
         </w:rPr>
-        <w:t xml:space="preserve">   — A=WC/TA, B=RE/TA, C=EBIT/TA, D=MktEq/Liab, E=Sales/TA</w:t>
+        <w:t xml:space="preserve">   A=WC/TA, B=RE/TA, C=EBIT/TA, D=MktEq/Liab, E=Sales/TA</w:t>
       </w:r>
     </w:p>
     <w:p>
@@ -8251,7 +8278,7 @@
         </w:pBdr>
       </w:pPr>
       <w:r>
-        <w:t>5.  The Discount Rate — Cost of Capital</w:t>
+        <w:t xml:space="preserve">5.  The Discount Rate: Cost of Capital</w:t>
       </w:r>
     </w:p>
     <w:p>
@@ -8309,7 +8336,7 @@
         <w:pStyle w:val="Heading2"/>
       </w:pPr>
       <w:r>
-        <w:t>5.1  Cost of Equity — CAPM</w:t>
+        <w:t xml:space="preserve">5.1  Cost of Equity (CAPM)</w:t>
       </w:r>
     </w:p>
     <w:p>
@@ -8334,7 +8361,7 @@
           <w:i/>
           <w:color w:val="1E293B"/>
         </w:rPr>
-        <w:t>Ke = Rf + β × (Equity Risk Premium)</w:t>
+        <w:t xml:space="preserve">Ke = Rf + β × (Equity Risk Premium)</w:t>
       </w:r>
       <w:r>
         <w:rPr>
@@ -8342,7 +8369,7 @@
           <w:color w:val="64748B"/>
           <w:sz w:val="18"/>
         </w:rPr>
-        <w:t xml:space="preserve">   — the return equity investors demand</w:t>
+        <w:t xml:space="preserve">   the return equity investors demand</w:t>
       </w:r>
     </w:p>
     <w:p>
@@ -8357,7 +8384,7 @@
           <w:color w:val="1E293B"/>
           <w:sz w:val="21"/>
         </w:rPr>
-        <w:t xml:space="preserve">Rf </w:t>
+        <w:t xml:space="preserve">Rf = risk-free rate (10-yr government bond, e.g. 6.9% for the Indian G-sec).</w:t>
       </w:r>
       <w:r>
         <w:rPr>
@@ -8366,7 +8393,7 @@
           <w:color w:val="1E293B"/>
           <w:sz w:val="21"/>
         </w:rPr>
-        <w:t>= risk-free rate (10-yr government bond, e.g. 7%).</w:t>
+        <w:t xml:space="preserve"/>
       </w:r>
     </w:p>
     <w:p>
@@ -8405,7 +8432,7 @@
           <w:color w:val="1E293B"/>
           <w:sz w:val="21"/>
         </w:rPr>
-        <w:t xml:space="preserve">ERP </w:t>
+        <w:t xml:space="preserve">ERP = extra return demanded for equities over bonds (e.g. 5.5% for India).</w:t>
       </w:r>
       <w:r>
         <w:rPr>
@@ -8414,7 +8441,7 @@
           <w:color w:val="1E293B"/>
           <w:sz w:val="21"/>
         </w:rPr>
-        <w:t>= extra return demanded for equities over bonds (e.g. 5.5%).</w:t>
+        <w:t xml:space="preserve"/>
       </w:r>
     </w:p>
     <w:p>
@@ -8437,7 +8464,7 @@
           <w:color w:val="1E293B"/>
           <w:sz w:val="21"/>
         </w:rPr>
-        <w:t xml:space="preserve">Ke = 7% + 1.05 × 5.5% = </w:t>
+        <w:t xml:space="preserve">Ke = 6.9% + 1.0 × 5.5% = 12.4%</w:t>
       </w:r>
       <w:r>
         <w:rPr>
@@ -8446,7 +8473,7 @@
           <w:color w:val="10B981"/>
           <w:sz w:val="21"/>
         </w:rPr>
-        <w:t>12.78%</w:t>
+        <w:t xml:space="preserve"/>
       </w:r>
     </w:p>
     <w:p>
@@ -8477,7 +8504,7 @@
           <w:color w:val="1E293B"/>
           <w:sz w:val="21"/>
         </w:rPr>
-        <w:t>Kd × (1 − tax)</w:t>
+        <w:t xml:space="preserve">Kd × (1 − tax)</w:t>
       </w:r>
       <w:r>
         <w:rPr>
@@ -8486,7 +8513,7 @@
           <w:color w:val="1E293B"/>
           <w:sz w:val="21"/>
         </w:rPr>
-        <w:t xml:space="preserve">. Interest is tax-deductible, so debt is cheaper than its headline rate. Example: 8.5% × (1 − 25%) = </w:t>
+        <w:t xml:space="preserve">. Interest is tax-deductible, so debt is cheaper than its headline rate. Example: 9.0% × (1 − 25.2%) = 6.73%</w:t>
       </w:r>
       <w:r>
         <w:rPr>
@@ -8495,7 +8522,7 @@
           <w:color w:val="10B981"/>
           <w:sz w:val="21"/>
         </w:rPr>
-        <w:t>6.38%</w:t>
+        <w:t xml:space="preserve"/>
       </w:r>
     </w:p>
     <w:p>
@@ -8503,7 +8530,7 @@
         <w:pStyle w:val="Heading2"/>
       </w:pPr>
       <w:r>
-        <w:t>5.3  WACC — blending the two</w:t>
+        <w:t xml:space="preserve">5.3  WACC: blending the two</w:t>
       </w:r>
     </w:p>
     <w:p>
@@ -8528,7 +8555,7 @@
           <w:i/>
           <w:color w:val="1E293B"/>
         </w:rPr>
-        <w:t>WACC = (E/V)×Ke + (D/V)×Kd×(1−t)</w:t>
+        <w:t xml:space="preserve">WACC = (E/V)×Ke + (D/V)×Kd×(1−t)</w:t>
       </w:r>
       <w:r>
         <w:rPr>
@@ -8536,7 +8563,7 @@
           <w:color w:val="64748B"/>
           <w:sz w:val="18"/>
         </w:rPr>
-        <w:t xml:space="preserve">   — weighted by the target capital structure</w:t>
+        <w:t xml:space="preserve">   weighted by the target capital structure</w:t>
       </w:r>
     </w:p>
     <w:p>
@@ -8550,7 +8577,7 @@
           <w:color w:val="1E293B"/>
           <w:sz w:val="21"/>
         </w:rPr>
-        <w:t>With a target D/E of 0.30 (so E/V ≈ 77%, D/V ≈ 23%):</w:t>
+        <w:t xml:space="preserve">With a target D/E of 0.10 (so E/V ≈ 91%, D/V ≈ 9%):</w:t>
       </w:r>
     </w:p>
     <w:p>
@@ -8575,7 +8602,7 @@
           <w:i/>
           <w:color w:val="1E293B"/>
         </w:rPr>
-        <w:t>WACC = 0.77×12.78% + 0.23×6.38% = 11.3%</w:t>
+        <w:t xml:space="preserve">WACC = 0.91×12.4% + 0.09×6.73% = 11.9%</w:t>
       </w:r>
       <w:r>
         <w:rPr>
@@ -8583,7 +8610,7 @@
           <w:color w:val="64748B"/>
           <w:sz w:val="18"/>
         </w:rPr>
-        <w:t xml:space="preserve">   — the rate used to discount FCFF</w:t>
+        <w:t xml:space="preserve">   the rate used to discount FCFF</w:t>
       </w:r>
     </w:p>
     <w:tbl>
@@ -8652,7 +8679,7 @@
                 <w:color w:val="1E293B"/>
                 <w:sz w:val="20"/>
               </w:rPr>
-              <w:t>Small changes in WACC move the valuation a lot — always test it (Section 8).</w:t>
+              <w:t xml:space="preserve">Small changes in WACC move the valuation a lot, so always test it (Section 8).</w:t>
             </w:r>
           </w:p>
         </w:tc>
@@ -8671,7 +8698,7 @@
         </w:pBdr>
       </w:pPr>
       <w:r>
-        <w:t>6.  Methods of Valuation — With Worked Examples</w:t>
+        <w:t xml:space="preserve">6.  Methods of Valuation, with Worked Examples</w:t>
       </w:r>
     </w:p>
     <w:p>
@@ -8679,7 +8706,7 @@
         <w:pStyle w:val="Heading2"/>
       </w:pPr>
       <w:r>
-        <w:t>6.1  Discounted Cash Flow (DCF) — the gold standard</w:t>
+        <w:t xml:space="preserve">6.1  Discounted Cash Flow (DCF): the gold standard</w:t>
       </w:r>
     </w:p>
     <w:p>
@@ -8797,7 +8824,7 @@
         <w:pStyle w:val="Heading3"/>
       </w:pPr>
       <w:r>
-        <w:t>FCFF worked example (₹ Cr) — 5-year forecast</w:t>
+        <w:t xml:space="preserve">FCFF worked example (₹ Cr), 5-year forecast, FY27E to FY31E</w:t>
       </w:r>
     </w:p>
     <w:tbl>
@@ -8844,7 +8871,7 @@
                 <w:color w:val="FFFFFF"/>
                 <w:sz w:val="20"/>
               </w:rPr>
-              <w:t>Line</w:t>
+              <w:t xml:space="preserve">Line</w:t>
             </w:r>
           </w:p>
         </w:tc>
@@ -8876,7 +8903,7 @@
                 <w:color w:val="FFFFFF"/>
                 <w:sz w:val="20"/>
               </w:rPr>
-              <w:t>FY25</w:t>
+              <w:t xml:space="preserve">FY27E</w:t>
             </w:r>
           </w:p>
         </w:tc>
@@ -8908,7 +8935,7 @@
                 <w:color w:val="FFFFFF"/>
                 <w:sz w:val="20"/>
               </w:rPr>
-              <w:t>FY26</w:t>
+              <w:t xml:space="preserve">FY28E</w:t>
             </w:r>
           </w:p>
         </w:tc>
@@ -8940,7 +8967,7 @@
                 <w:color w:val="FFFFFF"/>
                 <w:sz w:val="20"/>
               </w:rPr>
-              <w:t>FY27</w:t>
+              <w:t xml:space="preserve">FY29E</w:t>
             </w:r>
           </w:p>
         </w:tc>
@@ -8972,7 +8999,7 @@
                 <w:color w:val="FFFFFF"/>
                 <w:sz w:val="20"/>
               </w:rPr>
-              <w:t>FY28</w:t>
+              <w:t xml:space="preserve">FY30E</w:t>
             </w:r>
           </w:p>
         </w:tc>
@@ -9004,7 +9031,7 @@
                 <w:color w:val="FFFFFF"/>
                 <w:sz w:val="20"/>
               </w:rPr>
-              <w:t>FY29</w:t>
+              <w:t xml:space="preserve">FY31E</w:t>
             </w:r>
           </w:p>
         </w:tc>
@@ -9037,7 +9064,7 @@
                 <w:color w:val="1E293B"/>
                 <w:sz w:val="19"/>
               </w:rPr>
-              <w:t>EBIT</w:t>
+              <w:t xml:space="preserve">EBIT</w:t>
             </w:r>
           </w:p>
         </w:tc>
@@ -9068,7 +9095,7 @@
                 <w:color w:val="1E293B"/>
                 <w:sz w:val="19"/>
               </w:rPr>
-              <w:t>270</w:t>
+              <w:t xml:space="preserve">449</w:t>
             </w:r>
           </w:p>
         </w:tc>
@@ -9099,7 +9126,7 @@
                 <w:color w:val="1E293B"/>
                 <w:sz w:val="19"/>
               </w:rPr>
-              <w:t>303</w:t>
+              <w:t xml:space="preserve">513</w:t>
             </w:r>
           </w:p>
         </w:tc>
@@ -9130,7 +9157,7 @@
                 <w:color w:val="1E293B"/>
                 <w:sz w:val="19"/>
               </w:rPr>
-              <w:t>333</w:t>
+              <w:t xml:space="preserve">579</w:t>
             </w:r>
           </w:p>
         </w:tc>
@@ -9161,7 +9188,7 @@
                 <w:color w:val="1E293B"/>
                 <w:sz w:val="19"/>
               </w:rPr>
-              <w:t>363</w:t>
+              <w:t xml:space="preserve">643</w:t>
             </w:r>
           </w:p>
         </w:tc>
@@ -9192,7 +9219,7 @@
                 <w:color w:val="1E293B"/>
                 <w:sz w:val="19"/>
               </w:rPr>
-              <w:t>392</w:t>
+              <w:t xml:space="preserve">702</w:t>
             </w:r>
           </w:p>
         </w:tc>
@@ -9226,7 +9253,7 @@
                 <w:color w:val="1E293B"/>
                 <w:sz w:val="19"/>
               </w:rPr>
-              <w:t>NOPAT = EBIT×(1−0.25)</w:t>
+              <w:t xml:space="preserve">NOPAT = EBIT×(1−0.252)</w:t>
             </w:r>
           </w:p>
         </w:tc>
@@ -9258,7 +9285,7 @@
                 <w:color w:val="1E293B"/>
                 <w:sz w:val="19"/>
               </w:rPr>
-              <w:t>203</w:t>
+              <w:t xml:space="preserve">336</w:t>
             </w:r>
           </w:p>
         </w:tc>
@@ -9290,7 +9317,7 @@
                 <w:color w:val="1E293B"/>
                 <w:sz w:val="19"/>
               </w:rPr>
-              <w:t>227</w:t>
+              <w:t xml:space="preserve">383</w:t>
             </w:r>
           </w:p>
         </w:tc>
@@ -9322,7 +9349,7 @@
                 <w:color w:val="1E293B"/>
                 <w:sz w:val="19"/>
               </w:rPr>
-              <w:t>250</w:t>
+              <w:t xml:space="preserve">433</w:t>
             </w:r>
           </w:p>
         </w:tc>
@@ -9354,7 +9381,7 @@
                 <w:color w:val="1E293B"/>
                 <w:sz w:val="19"/>
               </w:rPr>
-              <w:t>272</w:t>
+              <w:t xml:space="preserve">481</w:t>
             </w:r>
           </w:p>
         </w:tc>
@@ -9386,7 +9413,7 @@
                 <w:color w:val="1E293B"/>
                 <w:sz w:val="19"/>
               </w:rPr>
-              <w:t>294</w:t>
+              <w:t xml:space="preserve">525</w:t>
             </w:r>
           </w:p>
         </w:tc>
@@ -9419,7 +9446,7 @@
                 <w:color w:val="1E293B"/>
                 <w:sz w:val="19"/>
               </w:rPr>
-              <w:t>+ D&amp;A</w:t>
+              <w:t xml:space="preserve">+ D&amp;A</w:t>
             </w:r>
           </w:p>
         </w:tc>
@@ -9450,7 +9477,7 @@
                 <w:color w:val="1E293B"/>
                 <w:sz w:val="19"/>
               </w:rPr>
-              <w:t>63</w:t>
+              <w:t xml:space="preserve">95</w:t>
             </w:r>
           </w:p>
         </w:tc>
@@ -9481,7 +9508,7 @@
                 <w:color w:val="1E293B"/>
                 <w:sz w:val="19"/>
               </w:rPr>
-              <w:t>72</w:t>
+              <w:t xml:space="preserve">107</w:t>
             </w:r>
           </w:p>
         </w:tc>
@@ -9512,7 +9539,7 @@
                 <w:color w:val="1E293B"/>
                 <w:sz w:val="19"/>
               </w:rPr>
-              <w:t>82</w:t>
+              <w:t xml:space="preserve">120</w:t>
             </w:r>
           </w:p>
         </w:tc>
@@ -9543,7 +9570,7 @@
                 <w:color w:val="1E293B"/>
                 <w:sz w:val="19"/>
               </w:rPr>
-              <w:t>92</w:t>
+              <w:t xml:space="preserve">134</w:t>
             </w:r>
           </w:p>
         </w:tc>
@@ -9574,7 +9601,7 @@
                 <w:color w:val="1E293B"/>
                 <w:sz w:val="19"/>
               </w:rPr>
-              <w:t>103</w:t>
+              <w:t xml:space="preserve">149</w:t>
             </w:r>
           </w:p>
         </w:tc>
@@ -9608,7 +9635,7 @@
                 <w:color w:val="1E293B"/>
                 <w:sz w:val="19"/>
               </w:rPr>
-              <w:t>− CapEx</w:t>
+              <w:t xml:space="preserve">− CapEx</w:t>
             </w:r>
           </w:p>
         </w:tc>
@@ -9640,7 +9667,7 @@
                 <w:color w:val="1E293B"/>
                 <w:sz w:val="19"/>
               </w:rPr>
-              <w:t>108</w:t>
+              <w:t xml:space="preserve">152</w:t>
             </w:r>
           </w:p>
         </w:tc>
@@ -9672,7 +9699,7 @@
                 <w:color w:val="1E293B"/>
                 <w:sz w:val="19"/>
               </w:rPr>
-              <w:t>114</w:t>
+              <w:t xml:space="preserve">170</w:t>
             </w:r>
           </w:p>
         </w:tc>
@@ -9704,7 +9731,7 @@
                 <w:color w:val="1E293B"/>
                 <w:sz w:val="19"/>
               </w:rPr>
-              <w:t>118</w:t>
+              <w:t xml:space="preserve">181</w:t>
             </w:r>
           </w:p>
         </w:tc>
@@ -9736,7 +9763,7 @@
                 <w:color w:val="1E293B"/>
                 <w:sz w:val="19"/>
               </w:rPr>
-              <w:t>120</w:t>
+              <w:t xml:space="preserve">191</w:t>
             </w:r>
           </w:p>
         </w:tc>
@@ -9768,7 +9795,7 @@
                 <w:color w:val="1E293B"/>
                 <w:sz w:val="19"/>
               </w:rPr>
-              <w:t>120</w:t>
+              <w:t xml:space="preserve">204</w:t>
             </w:r>
           </w:p>
         </w:tc>
@@ -9801,7 +9828,7 @@
                 <w:color w:val="1E293B"/>
                 <w:sz w:val="19"/>
               </w:rPr>
-              <w:t>− Δ Working Capital</w:t>
+              <w:t xml:space="preserve">− Δ Working Capital</w:t>
             </w:r>
           </w:p>
         </w:tc>
@@ -9832,7 +9859,7 @@
                 <w:color w:val="1E293B"/>
                 <w:sz w:val="19"/>
               </w:rPr>
-              <w:t>22</w:t>
+              <w:t xml:space="preserve">80</w:t>
             </w:r>
           </w:p>
         </w:tc>
@@ -9863,7 +9890,7 @@
                 <w:color w:val="1E293B"/>
                 <w:sz w:val="19"/>
               </w:rPr>
-              <w:t>24</w:t>
+              <w:t xml:space="preserve">67</w:t>
             </w:r>
           </w:p>
         </w:tc>
@@ -9894,7 +9921,7 @@
                 <w:color w:val="1E293B"/>
                 <w:sz w:val="19"/>
               </w:rPr>
-              <w:t>20</w:t>
+              <w:t xml:space="preserve">66</w:t>
             </w:r>
           </w:p>
         </w:tc>
@@ -9925,7 +9952,7 @@
                 <w:color w:val="1E293B"/>
                 <w:sz w:val="19"/>
               </w:rPr>
-              <w:t>18</w:t>
+              <w:t xml:space="preserve">82</w:t>
             </w:r>
           </w:p>
         </w:tc>
@@ -9956,7 +9983,7 @@
                 <w:color w:val="1E293B"/>
                 <w:sz w:val="19"/>
               </w:rPr>
-              <w:t>16</w:t>
+              <w:t xml:space="preserve">81</w:t>
             </w:r>
           </w:p>
         </w:tc>
@@ -9990,7 +10017,7 @@
                 <w:color w:val="4361EE"/>
                 <w:sz w:val="19"/>
               </w:rPr>
-              <w:t>= FCFF</w:t>
+              <w:t xml:space="preserve">= FCFF</w:t>
             </w:r>
           </w:p>
         </w:tc>
@@ -10022,7 +10049,7 @@
                 <w:color w:val="1E293B"/>
                 <w:sz w:val="19"/>
               </w:rPr>
-              <w:t>136</w:t>
+              <w:t xml:space="preserve">198</w:t>
             </w:r>
           </w:p>
         </w:tc>
@@ -10054,7 +10081,7 @@
                 <w:color w:val="1E293B"/>
                 <w:sz w:val="19"/>
               </w:rPr>
-              <w:t>161</w:t>
+              <w:t xml:space="preserve">253</w:t>
             </w:r>
           </w:p>
         </w:tc>
@@ -10086,7 +10113,7 @@
                 <w:color w:val="1E293B"/>
                 <w:sz w:val="19"/>
               </w:rPr>
-              <w:t>194</w:t>
+              <w:t xml:space="preserve">305</w:t>
             </w:r>
           </w:p>
         </w:tc>
@@ -10118,7 +10145,7 @@
                 <w:color w:val="1E293B"/>
                 <w:sz w:val="19"/>
               </w:rPr>
-              <w:t>226</w:t>
+              <w:t xml:space="preserve">342</w:t>
             </w:r>
           </w:p>
         </w:tc>
@@ -10150,7 +10177,7 @@
                 <w:color w:val="1E293B"/>
                 <w:sz w:val="19"/>
               </w:rPr>
-              <w:t>261</w:t>
+              <w:t xml:space="preserve">389</w:t>
             </w:r>
           </w:p>
         </w:tc>
@@ -10167,7 +10194,7 @@
           <w:color w:val="1E293B"/>
           <w:sz w:val="21"/>
         </w:rPr>
-        <w:t xml:space="preserve">Discount each FCFF at WACC 11.3% (mid-year convention), then add the terminal value. Suppose the PV of the five FCFFs ≈ </w:t>
+        <w:t xml:space="preserve">Discount each FCFF at WACC 11.9% (mid-year convention), then add the terminal value. The PV of the five FCFFs is ₹ 1,097 Cr.</w:t>
       </w:r>
       <w:r>
         <w:rPr>
@@ -10176,7 +10203,7 @@
           <w:color w:val="1E293B"/>
           <w:sz w:val="21"/>
         </w:rPr>
-        <w:t>₹ 690 Cr</w:t>
+        <w:t xml:space="preserve"/>
       </w:r>
       <w:r>
         <w:rPr>
@@ -10185,7 +10212,7 @@
           <w:color w:val="1E293B"/>
           <w:sz w:val="21"/>
         </w:rPr>
-        <w:t>.</w:t>
+        <w:t xml:space="preserve"/>
       </w:r>
     </w:p>
     <w:p>
@@ -10193,7 +10220,7 @@
         <w:pStyle w:val="Heading3"/>
       </w:pPr>
       <w:r>
-        <w:t>Terminal value — two methods</w:t>
+        <w:t xml:space="preserve">Terminal value: two methods</w:t>
       </w:r>
     </w:p>
     <w:p>
@@ -10218,7 +10245,7 @@
           <w:i/>
           <w:color w:val="1E293B"/>
         </w:rPr>
-        <w:t>TV = FCFFₙ × (1+g) ÷ (WACC − g)</w:t>
+        <w:t xml:space="preserve">TV = FCFFₙ × (1+g) ÷ (WACC − g)</w:t>
       </w:r>
       <w:r>
         <w:rPr>
@@ -10226,7 +10253,7 @@
           <w:color w:val="64748B"/>
           <w:sz w:val="18"/>
         </w:rPr>
-        <w:t xml:space="preserve">   — perpetuity at a modest forever-growth rate g</w:t>
+        <w:t xml:space="preserve">   perpetuity at a modest forever-growth rate g</w:t>
       </w:r>
     </w:p>
     <w:p>
@@ -10240,7 +10267,7 @@
           <w:color w:val="1E293B"/>
           <w:sz w:val="21"/>
         </w:rPr>
-        <w:t xml:space="preserve">With FCFF₉ = 261, g = 4.5%, WACC = 11.3%: TV = 261×1.045 ÷ (0.113−0.045) = </w:t>
+        <w:t xml:space="preserve">With FCFF (FY31E) = 389, g = 6.0%, WACC = 11.9%: TV = 389×1.06 ÷ (0.119−0.06) = ₹ 6,992 Cr (undiscounted). PV of TV ≈ ₹ 4,215 Cr.</w:t>
       </w:r>
       <w:r>
         <w:rPr>
@@ -10249,7 +10276,7 @@
           <w:color w:val="1E293B"/>
           <w:sz w:val="21"/>
         </w:rPr>
-        <w:t>₹ 4,011 Cr</w:t>
+        <w:t xml:space="preserve"/>
       </w:r>
       <w:r>
         <w:rPr>
@@ -10258,7 +10285,7 @@
           <w:color w:val="1E293B"/>
           <w:sz w:val="21"/>
         </w:rPr>
-        <w:t xml:space="preserve"> (undiscounted). PV of TV ≈ ₹ 2,460 Cr.</w:t>
+        <w:t xml:space="preserve"/>
       </w:r>
     </w:p>
     <w:p>
@@ -10283,7 +10310,7 @@
           <w:i/>
           <w:color w:val="1E293B"/>
         </w:rPr>
-        <w:t>TV = Terminal EBITDA × chosen EV/EBITDA</w:t>
+        <w:t xml:space="preserve">TV = Terminal EBITDA × chosen EV/EBITDA</w:t>
       </w:r>
       <w:r>
         <w:rPr>
@@ -10291,7 +10318,7 @@
           <w:color w:val="64748B"/>
           <w:sz w:val="18"/>
         </w:rPr>
-        <w:t xml:space="preserve">   — cross-check against where the business would trade</w:t>
+        <w:t xml:space="preserve">   cross-check against where the business would trade</w:t>
       </w:r>
     </w:p>
     <w:tbl>
@@ -10346,7 +10373,7 @@
                 <w:color w:val="1E293B"/>
                 <w:sz w:val="20"/>
               </w:rPr>
-              <w:t>TV often makes up 70–85% of total EV — it dominates the answer.</w:t>
+              <w:t xml:space="preserve">TV often makes up 70–85% of total EV, so it dominates the answer.</w:t>
             </w:r>
           </w:p>
           <w:p>
@@ -10493,7 +10520,7 @@
                 <w:color w:val="1E293B"/>
                 <w:sz w:val="19"/>
               </w:rPr>
-              <w:t>PV of explicit FCFFs</w:t>
+              <w:t xml:space="preserve">PV of explicit FCFFs</w:t>
             </w:r>
           </w:p>
         </w:tc>
@@ -10524,7 +10551,7 @@
                 <w:color w:val="1E293B"/>
                 <w:sz w:val="19"/>
               </w:rPr>
-              <w:t>690</w:t>
+              <w:t xml:space="preserve">1,097</w:t>
             </w:r>
           </w:p>
         </w:tc>
@@ -10558,7 +10585,7 @@
                 <w:color w:val="1E293B"/>
                 <w:sz w:val="19"/>
               </w:rPr>
-              <w:t>PV of terminal value</w:t>
+              <w:t xml:space="preserve">PV of terminal value</w:t>
             </w:r>
           </w:p>
         </w:tc>
@@ -10590,7 +10617,7 @@
                 <w:color w:val="1E293B"/>
                 <w:sz w:val="19"/>
               </w:rPr>
-              <w:t>2,460</w:t>
+              <w:t xml:space="preserve">4,215</w:t>
             </w:r>
           </w:p>
         </w:tc>
@@ -10623,7 +10650,7 @@
                 <w:color w:val="4361EE"/>
                 <w:sz w:val="19"/>
               </w:rPr>
-              <w:t>Enterprise Value</w:t>
+              <w:t xml:space="preserve">Enterprise Value</w:t>
             </w:r>
           </w:p>
         </w:tc>
@@ -10654,7 +10681,7 @@
                 <w:color w:val="1E293B"/>
                 <w:sz w:val="19"/>
               </w:rPr>
-              <w:t>3,150</w:t>
+              <w:t xml:space="preserve">5,312</w:t>
             </w:r>
           </w:p>
         </w:tc>
@@ -10688,7 +10715,7 @@
                 <w:color w:val="1E293B"/>
                 <w:sz w:val="19"/>
               </w:rPr>
-              <w:t>(−) Net Debt (incl. leases)</w:t>
+              <w:t xml:space="preserve">(−) Net Debt (incl. leases)</w:t>
             </w:r>
           </w:p>
         </w:tc>
@@ -10720,7 +10747,7 @@
                 <w:color w:val="1E293B"/>
                 <w:sz w:val="19"/>
               </w:rPr>
-              <w:t>(190)</w:t>
+              <w:t xml:space="preserve">(165)</w:t>
             </w:r>
           </w:p>
         </w:tc>
@@ -10753,7 +10780,7 @@
                 <w:color w:val="1E293B"/>
                 <w:sz w:val="19"/>
               </w:rPr>
-              <w:t>(−) Minority Interest</w:t>
+              <w:t xml:space="preserve">(−) Minority Interest</w:t>
             </w:r>
           </w:p>
         </w:tc>
@@ -10784,7 +10811,7 @@
                 <w:color w:val="1E293B"/>
                 <w:sz w:val="19"/>
               </w:rPr>
-              <w:t>(35)</w:t>
+              <w:t xml:space="preserve">(22)</w:t>
             </w:r>
           </w:p>
         </w:tc>
@@ -10818,7 +10845,7 @@
                 <w:color w:val="1E293B"/>
                 <w:sz w:val="19"/>
               </w:rPr>
-              <w:t>(+) Investments &amp; Associates</w:t>
+              <w:t xml:space="preserve">(+) Investments &amp; Associates</w:t>
             </w:r>
           </w:p>
         </w:tc>
@@ -10850,7 +10877,7 @@
                 <w:color w:val="1E293B"/>
                 <w:sz w:val="19"/>
               </w:rPr>
-              <w:t>40</w:t>
+              <w:t xml:space="preserve">38</w:t>
             </w:r>
           </w:p>
         </w:tc>
@@ -10883,7 +10910,7 @@
                 <w:color w:val="10B981"/>
                 <w:sz w:val="19"/>
               </w:rPr>
-              <w:t>Equity Value</w:t>
+              <w:t xml:space="preserve">Equity Value</w:t>
             </w:r>
           </w:p>
         </w:tc>
@@ -10914,7 +10941,7 @@
                 <w:color w:val="1E293B"/>
                 <w:sz w:val="19"/>
               </w:rPr>
-              <w:t>2,965</w:t>
+              <w:t xml:space="preserve">5,163</w:t>
             </w:r>
           </w:p>
         </w:tc>
@@ -10948,7 +10975,7 @@
                 <w:color w:val="1E293B"/>
                 <w:sz w:val="19"/>
               </w:rPr>
-              <w:t>÷ Diluted shares (10.3 Cr)</w:t>
+              <w:t xml:space="preserve">÷ Diluted shares (6.3 Cr)</w:t>
             </w:r>
           </w:p>
         </w:tc>
@@ -11012,7 +11039,7 @@
                 <w:color w:val="4361EE"/>
                 <w:sz w:val="19"/>
               </w:rPr>
-              <w:t>Value per share</w:t>
+              <w:t xml:space="preserve">Value per share</w:t>
             </w:r>
           </w:p>
         </w:tc>
@@ -11043,7 +11070,7 @@
                 <w:color w:val="1E293B"/>
                 <w:sz w:val="19"/>
               </w:rPr>
-              <w:t>₹ 312</w:t>
+              <w:t xml:space="preserve">₹ 820</w:t>
             </w:r>
           </w:p>
         </w:tc>
@@ -11060,7 +11087,7 @@
           <w:color w:val="1E293B"/>
           <w:sz w:val="21"/>
         </w:rPr>
-        <w:t xml:space="preserve">Versus a market price of ₹310, the DCF implies the stock is </w:t>
+        <w:t xml:space="preserve">Versus a market price of ₹805, the DCF implies the stock is roughly fairly valued (≈ +1.8%): a HOLD</w:t>
       </w:r>
       <w:r>
         <w:rPr>
@@ -11069,7 +11096,7 @@
           <w:color w:val="1E293B"/>
           <w:sz w:val="21"/>
         </w:rPr>
-        <w:t>roughly fairly valued (≈ +0.5%)</w:t>
+        <w:t xml:space="preserve"/>
       </w:r>
       <w:r>
         <w:rPr>
@@ -11078,7 +11105,7 @@
           <w:color w:val="1E293B"/>
           <w:sz w:val="21"/>
         </w:rPr>
-        <w:t xml:space="preserve"> — a HOLD on fundamentals.</w:t>
+        <w:t xml:space="preserve"> on fundamentals.</w:t>
       </w:r>
     </w:p>
     <w:p>
@@ -11086,7 +11113,7 @@
         <w:pStyle w:val="Heading3"/>
       </w:pPr>
       <w:r>
-        <w:t>FCFE — the equity variant</w:t>
+        <w:t xml:space="preserve">FCFE: the equity variant</w:t>
       </w:r>
     </w:p>
     <w:p>
@@ -11109,7 +11136,7 @@
           <w:color w:val="1E293B"/>
           <w:sz w:val="21"/>
         </w:rPr>
-        <w:t>shareholders only</w:t>
+        <w:t xml:space="preserve">shareholders only</w:t>
       </w:r>
       <w:r>
         <w:rPr>
@@ -11127,7 +11154,7 @@
           <w:color w:val="1E293B"/>
           <w:sz w:val="21"/>
         </w:rPr>
-        <w:t>cost of equity (Ke)</w:t>
+        <w:t xml:space="preserve">cost of equity (Ke)</w:t>
       </w:r>
       <w:r>
         <w:rPr>
@@ -11136,7 +11163,7 @@
           <w:color w:val="1E293B"/>
           <w:sz w:val="21"/>
         </w:rPr>
-        <w:t>, giving equity value directly — no debt bridge needed. Useful for financials and as a cross-check.</w:t>
+        <w:t xml:space="preserve">, giving equity value directly, with no debt bridge needed. Useful for financials and as a cross-check.</w:t>
       </w:r>
     </w:p>
     <w:p>
@@ -11228,7 +11255,7 @@
           <w:color w:val="1E293B"/>
           <w:sz w:val="21"/>
         </w:rPr>
-        <w:t xml:space="preserve">Peer median EV/EBITDA = 12.35× (median of 9.8×, 11.5×, 13.2×, 14.5×). Apply to FY24 EBITDA 302: EV = 12.35 × 302 = ₹ 3,730 Cr. Less net debt incl. leases 190 and minority interest 35, plus associates 40 → equity ₹ 3,545 Cr ÷ 10.3 Cr diluted shares → </w:t>
+        <w:t xml:space="preserve">Peer median EV/EBITDA = 12.0× (five listed peers at 10.4×, 11.2×, 12.0×, 13.6× and 14.9×). Apply to FY26 EBITDA 473: EV = 12.0 × 473 = ₹ 5,676 Cr. Less net debt incl. leases 165 and minority interest 22, plus associates 38 → equity ₹ 5,527 Cr ÷ 6.3 Cr diluted shares → ₹ 877/share. Peer median P/E = 19.5× × PAT 280 = ₹ 5,455 Cr ÷ 6.3 Cr → ₹ 866/share.</w:t>
       </w:r>
       <w:r>
         <w:rPr>
@@ -11237,7 +11264,7 @@
           <w:color w:val="1E293B"/>
           <w:sz w:val="21"/>
         </w:rPr>
-        <w:t>₹ 344/share</w:t>
+        <w:t xml:space="preserve"/>
       </w:r>
       <w:r>
         <w:rPr>
@@ -11246,7 +11273,7 @@
           <w:color w:val="1E293B"/>
           <w:sz w:val="21"/>
         </w:rPr>
-        <w:t xml:space="preserve">. Peer median P/E = 20.25× × PAT 170 = ₹ 3,448 Cr ÷ 10.3 Cr → </w:t>
+        <w:t xml:space="preserve"/>
       </w:r>
       <w:r>
         <w:rPr>
@@ -11255,7 +11282,7 @@
           <w:color w:val="1E293B"/>
           <w:sz w:val="21"/>
         </w:rPr>
-        <w:t>₹ 335/share</w:t>
+        <w:t xml:space="preserve"/>
       </w:r>
       <w:r>
         <w:rPr>
@@ -11264,7 +11291,7 @@
           <w:color w:val="1E293B"/>
           <w:sz w:val="21"/>
         </w:rPr>
-        <w:t>.</w:t>
+        <w:t xml:space="preserve"/>
       </w:r>
     </w:p>
     <w:tbl>
@@ -11347,7 +11374,7 @@
                 <w:color w:val="1E293B"/>
                 <w:sz w:val="20"/>
               </w:rPr>
-              <w:t>Adjust for differences in growth and returns — don’t compare a 30%-grower with a 5%-grower at the same P/E.</w:t>
+              <w:t xml:space="preserve">Adjust for differences in growth and returns: don’t compare a 30%-grower with a 5%-grower at the same P/E.</w:t>
             </w:r>
           </w:p>
         </w:tc>
@@ -11459,7 +11486,7 @@
           <w:i/>
           <w:color w:val="1E293B"/>
         </w:rPr>
-        <w:t>Value = D₁ ÷ (Ke − g)</w:t>
+        <w:t xml:space="preserve">Value = D₁ ÷ (Ke − g)</w:t>
       </w:r>
       <w:r>
         <w:rPr>
@@ -11467,7 +11494,7 @@
           <w:color w:val="64748B"/>
           <w:sz w:val="18"/>
         </w:rPr>
-        <w:t xml:space="preserve">   — present value of a growing dividend stream</w:t>
+        <w:t xml:space="preserve">   present value of a growing dividend stream</w:t>
       </w:r>
     </w:p>
     <w:p>
@@ -11561,7 +11588,16 @@
           <w:color w:val="1E293B"/>
           <w:sz w:val="21"/>
         </w:rPr>
-        <w:t xml:space="preserve"> — a hurdle rate that bundles the time value of money, the high failure rate of young companies and illiquidity. Also called the Sahlman method (Harvard, 1987).</w:t>
+        <w:t xml:space="preserve">, a hurdle</w:t>
+      </w:r>
+      <w:r>
+        <w:rPr>
+          <w:b w:val="0"/>
+          <w:i w:val="0"/>
+          <w:color w:val="1E293B"/>
+          <w:sz w:val="21"/>
+        </w:rPr>
+        <w:t xml:space="preserve"> rate that bundles the time value of money, the high failure rate of young companies and illiquidity. Also called the Sahlman method (Harvard, 1987).</w:t>
       </w:r>
     </w:p>
     <w:p>
@@ -11586,7 +11622,7 @@
           <w:i/>
           <w:color w:val="1E293B"/>
         </w:rPr>
-        <w:t>Exit Equity = Exit multiple × Exit-year metric</w:t>
+        <w:t xml:space="preserve">Exit Equity = Exit multiple × Exit-year metric</w:t>
       </w:r>
       <w:r>
         <w:rPr>
@@ -11594,7 +11630,7 @@
           <w:color w:val="64748B"/>
           <w:sz w:val="18"/>
         </w:rPr>
-        <w:t xml:space="preserve">   — for EV multiples, subtract net debt &amp; bridge items at exit</w:t>
+        <w:t xml:space="preserve">   for EV multiples, subtract net debt &amp; bridge items at exit</w:t>
       </w:r>
     </w:p>
     <w:p>
@@ -11619,7 +11655,7 @@
           <w:i/>
           <w:color w:val="1E293B"/>
         </w:rPr>
-        <w:t>Post-money today = Exit Equity ÷ (1 + IRR)ⁿ</w:t>
+        <w:t xml:space="preserve">Post-money today = Exit Equity ÷ (1 + IRR)ⁿ</w:t>
       </w:r>
       <w:r>
         <w:rPr>
@@ -11627,7 +11663,7 @@
           <w:color w:val="64748B"/>
           <w:sz w:val="18"/>
         </w:rPr>
-        <w:t xml:space="preserve">   — (1 + IRR)ⁿ is the required money multiple (MOIC)</w:t>
+        <w:t xml:space="preserve">   (1 + IRR)ⁿ is the required money multiple (MOIC)</w:t>
       </w:r>
     </w:p>
     <w:p>
@@ -11652,7 +11688,7 @@
           <w:i/>
           <w:color w:val="1E293B"/>
         </w:rPr>
-        <w:t>Stake today = Investment × (1 + IRR)ⁿ ÷ Exit Equity ÷ Retention</w:t>
+        <w:t xml:space="preserve">Stake today = Investment × (1 + IRR)ⁿ ÷ Exit Equity ÷ Retention</w:t>
       </w:r>
       <w:r>
         <w:rPr>
@@ -11660,7 +11696,7 @@
           <w:color w:val="64748B"/>
           <w:sz w:val="18"/>
         </w:rPr>
-        <w:t xml:space="preserve">   — Retention = 1 − future dilution</w:t>
+        <w:t xml:space="preserve">   Retention = 1 − future dilution</w:t>
       </w:r>
     </w:p>
     <w:p>
@@ -11685,7 +11721,7 @@
           <w:i/>
           <w:color w:val="1E293B"/>
         </w:rPr>
-        <w:t>Pre-money = Investment ÷ Stake today − Investment</w:t>
+        <w:t xml:space="preserve">Pre-money = Investment ÷ Stake today − Investment</w:t>
       </w:r>
       <w:r>
         <w:rPr>
@@ -11693,7 +11729,7 @@
           <w:color w:val="64748B"/>
           <w:sz w:val="18"/>
         </w:rPr>
-        <w:t xml:space="preserve">   — ÷ shares = value per share &amp; issue price</w:t>
+        <w:t xml:space="preserve">   ÷ shares = value per share &amp; issue price</w:t>
       </w:r>
     </w:p>
     <w:p>
@@ -11716,7 +11752,16 @@
           <w:color w:val="1E293B"/>
           <w:sz w:val="21"/>
         </w:rPr>
-        <w:t xml:space="preserve"> — the riskier the stage, the higher the hurdle:</w:t>
+        <w:t xml:space="preserve">: the riskier</w:t>
+      </w:r>
+      <w:r>
+        <w:rPr>
+          <w:b w:val="0"/>
+          <w:i w:val="0"/>
+          <w:color w:val="1E293B"/>
+          <w:sz w:val="21"/>
+        </w:rPr>
+        <w:t xml:space="preserve"> the stage, the higher the hurdle:</w:t>
       </w:r>
     </w:p>
     <w:tbl>
@@ -12339,7 +12384,16 @@
           <w:color w:val="1E293B"/>
           <w:sz w:val="21"/>
         </w:rPr>
-        <w:t xml:space="preserve"> — Vipin Corporation: ₹300 Cr investment, 5-year hold to FY29E, exit at 18× P/E, 25% target IRR, 10% expected dilution from later rounds/ESOPs:</w:t>
+        <w:t xml:space="preserve"> for Vipin</w:t>
+      </w:r>
+      <w:r>
+        <w:rPr>
+          <w:b w:val="0"/>
+          <w:i w:val="0"/>
+          <w:color w:val="1E293B"/>
+          <w:sz w:val="21"/>
+        </w:rPr>
+        <w:t xml:space="preserve"> Corporation: ₹300 Cr investment, 5-year hold to FY31E, exit at 18× P/E, 25% target IRR, 10% expected dilution from later rounds/ESOPs:</w:t>
       </w:r>
     </w:p>
     <w:tbl>
@@ -12448,7 +12502,7 @@
                 <w:color w:val="1E293B"/>
                 <w:sz w:val="19"/>
               </w:rPr>
-              <w:t xml:space="preserve">FY29E PAT (from the forecast)</w:t>
+              <w:t xml:space="preserve">FY31E PAT (from the forecast)</w:t>
             </w:r>
           </w:p>
         </w:tc>
@@ -12480,7 +12534,7 @@
                 <w:color w:val="1E293B"/>
                 <w:sz w:val="19"/>
               </w:rPr>
-              <w:t xml:space="preserve">₹ 327 Cr</w:t>
+              <w:t xml:space="preserve">₹ 538 Cr</w:t>
             </w:r>
           </w:p>
         </w:tc>
@@ -12544,7 +12598,7 @@
                 <w:color w:val="1E293B"/>
                 <w:sz w:val="19"/>
               </w:rPr>
-              <w:t xml:space="preserve">₹ 5,893 Cr</w:t>
+              <w:t xml:space="preserve">₹ 9,682 Cr</w:t>
             </w:r>
           </w:p>
         </w:tc>
@@ -12610,7 +12664,7 @@
                 <w:color w:val="1E293B"/>
                 <w:sz w:val="19"/>
               </w:rPr>
-              <w:t xml:space="preserve">₹ 1,931 Cr post-money (no dilution)</w:t>
+              <w:t xml:space="preserve">₹ 3,173 Cr post-money (no dilution)</w:t>
             </w:r>
           </w:p>
         </w:tc>
@@ -12643,7 +12697,7 @@
                 <w:color w:val="1E293B"/>
                 <w:sz w:val="19"/>
               </w:rPr>
-              <w:t xml:space="preserve">Required stake at exit = 300 × 3.05 ÷ 5,893</w:t>
+              <w:t xml:space="preserve">Required stake at exit = 300 × 3.05 ÷ 9,682</w:t>
             </w:r>
           </w:p>
         </w:tc>
@@ -12674,7 +12728,7 @@
                 <w:color w:val="1E293B"/>
                 <w:sz w:val="19"/>
               </w:rPr>
-              <w:t xml:space="preserve">15.5%</w:t>
+              <w:t xml:space="preserve">9.5%</w:t>
             </w:r>
           </w:p>
         </w:tc>
@@ -12740,7 +12794,7 @@
                 <w:color w:val="1E293B"/>
                 <w:sz w:val="19"/>
               </w:rPr>
-              <w:t xml:space="preserve">17.3%</w:t>
+              <w:t xml:space="preserve">10.5%</w:t>
             </w:r>
           </w:p>
         </w:tc>
@@ -12773,7 +12827,7 @@
                 <w:color w:val="1E293B"/>
                 <w:sz w:val="19"/>
               </w:rPr>
-              <w:t xml:space="preserve">Post-money = 300 ÷ 17.3%</w:t>
+              <w:t xml:space="preserve">Post-money = 300 ÷ 10.5%</w:t>
             </w:r>
           </w:p>
         </w:tc>
@@ -12804,7 +12858,7 @@
                 <w:color w:val="1E293B"/>
                 <w:sz w:val="19"/>
               </w:rPr>
-              <w:t xml:space="preserve">₹ 1,738 Cr</w:t>
+              <w:t xml:space="preserve">₹ 2,855 Cr</w:t>
             </w:r>
           </w:p>
         </w:tc>
@@ -12838,7 +12892,7 @@
                 <w:color w:val="1E293B"/>
                 <w:sz w:val="19"/>
               </w:rPr>
-              <w:t xml:space="preserve">Pre-money = 1,738 − 300</w:t>
+              <w:t xml:space="preserve">Pre-money = 2,855 − 300</w:t>
             </w:r>
           </w:p>
         </w:tc>
@@ -12870,7 +12924,7 @@
                 <w:color w:val="1E293B"/>
                 <w:sz w:val="19"/>
               </w:rPr>
-              <w:t xml:space="preserve">₹ 1,438 Cr</w:t>
+              <w:t xml:space="preserve">₹ 2,555 Cr</w:t>
             </w:r>
           </w:p>
         </w:tc>
@@ -12904,7 +12958,7 @@
                 <w:color w:val="1E293B"/>
                 <w:sz w:val="19"/>
               </w:rPr>
-              <w:t xml:space="preserve">÷ 10.3 Cr diluted shares = value per share</w:t>
+              <w:t xml:space="preserve">÷ 6.3 Cr diluted shares = value per share</w:t>
             </w:r>
           </w:p>
         </w:tc>
@@ -12936,7 +12990,7 @@
                 <w:color w:val="1E293B"/>
                 <w:sz w:val="19"/>
               </w:rPr>
-              <w:t xml:space="preserve">₹ 140</w:t>
+              <w:t xml:space="preserve">₹ 406</w:t>
             </w:r>
           </w:p>
         </w:tc>
@@ -12970,7 +13024,7 @@
                 <w:color w:val="1E293B"/>
                 <w:sz w:val="19"/>
               </w:rPr>
-              <w:t xml:space="preserve">New shares issued (17.3% stake) at ₹140</w:t>
+              <w:t xml:space="preserve">New shares issued (10.5% stake) at ₹406</w:t>
             </w:r>
           </w:p>
         </w:tc>
@@ -13002,7 +13056,7 @@
                 <w:color w:val="1E293B"/>
                 <w:sz w:val="19"/>
               </w:rPr>
-              <w:t xml:space="preserve">2.15 Cr shares</w:t>
+              <w:t xml:space="preserve">0.74 Cr shares</w:t>
             </w:r>
           </w:p>
         </w:tc>
@@ -13033,7 +13087,7 @@
           <w:color w:val="1E293B"/>
           <w:sz w:val="21"/>
         </w:rPr>
-        <w:t xml:space="preserve">At ₹310 the market cap is about ₹3,193 Cr. Buying the whole company today and exiting at ₹5,893 Cr (after 10% dilution) earns an IRR of only about </w:t>
+        <w:t xml:space="preserve">At ₹805 the market cap is about ₹5,072 Cr. Buying the whole company today and exiting at ₹9,682 Cr (after 10% dilution) earns an IRR of only about 11.4%, well below</w:t>
       </w:r>
       <w:r>
         <w:rPr>
@@ -13042,7 +13096,7 @@
           <w:color w:val="1E293B"/>
           <w:sz w:val="21"/>
         </w:rPr>
-        <w:t xml:space="preserve">10.7%</w:t>
+        <w:t xml:space="preserve"/>
       </w:r>
       <w:r>
         <w:rPr>
@@ -13051,7 +13105,7 @@
           <w:color w:val="1E293B"/>
           <w:sz w:val="21"/>
         </w:rPr>
-        <w:t xml:space="preserve"> — well below a 25% venture hurdle, but close to the 11.4% WACC. That is expected: public-market investors accept lower returns for liquidity and lower risk. For a mature listed stock, treat the VC method as a </w:t>
+        <w:t xml:space="preserve"> a 25% venture hurdle, but close to the 11.9% WACC. That is expected: public-market investors accept lower returns for liquidity and lower risk. For a mature listed stock, treat the VC method as a </w:t>
       </w:r>
       <w:r>
         <w:rPr>
@@ -13110,7 +13164,7 @@
                 <w:color w:val="7209B7"/>
                 <w:sz w:val="21"/>
               </w:rPr>
-              <w:t>❖  VC method — strengths &amp; limitations</w:t>
+              <w:t xml:space="preserve">❖  VC method: strengths &amp; limitations</w:t>
             </w:r>
           </w:p>
           <w:p>
@@ -13138,7 +13192,7 @@
                 <w:color w:val="1E293B"/>
                 <w:sz w:val="20"/>
               </w:rPr>
-              <w:t xml:space="preserve">Highly sensitive to the exit multiple and the IRR — always show an IRR × exit-multiple grid.</w:t>
+              <w:t xml:space="preserve">Highly sensitive to the exit multiple and the IRR, so always show an IRR × exit-multiple grid.</w:t>
             </w:r>
           </w:p>
           <w:p>
@@ -13756,7 +13810,7 @@
         </w:pBdr>
       </w:pPr>
       <w:r>
-        <w:t>7.  Value Creation — ROIC vs WACC</w:t>
+        <w:t xml:space="preserve">7.  Value Creation: ROIC vs WACC</w:t>
       </w:r>
     </w:p>
     <w:p>
@@ -13779,7 +13833,7 @@
           <w:color w:val="1E293B"/>
           <w:sz w:val="21"/>
         </w:rPr>
-        <w:t>above</w:t>
+        <w:t xml:space="preserve">above</w:t>
       </w:r>
       <w:r>
         <w:rPr>
@@ -13788,7 +13842,7 @@
           <w:color w:val="1E293B"/>
           <w:sz w:val="21"/>
         </w:rPr>
-        <w:t xml:space="preserve"> its cost of capital. Growth is only valuable when ROIC &gt; WACC — otherwise growth </w:t>
+        <w:t xml:space="preserve"> its cost of capital. Growth is only valuable when ROIC &gt; WACC; otherwise growth </w:t>
       </w:r>
       <w:r>
         <w:rPr>
@@ -13797,7 +13851,7 @@
           <w:color w:val="1E293B"/>
           <w:sz w:val="21"/>
         </w:rPr>
-        <w:t>destroys</w:t>
+        <w:t xml:space="preserve">destroys</w:t>
       </w:r>
       <w:r>
         <w:rPr>
@@ -13831,7 +13885,7 @@
           <w:i/>
           <w:color w:val="1E293B"/>
         </w:rPr>
-        <w:t>EVA = (ROIC − WACC) × Invested Capital</w:t>
+        <w:t xml:space="preserve">EVA = (ROIC − WACC) × Invested Capital</w:t>
       </w:r>
       <w:r>
         <w:rPr>
@@ -13839,7 +13893,7 @@
           <w:color w:val="64748B"/>
           <w:sz w:val="18"/>
         </w:rPr>
-        <w:t xml:space="preserve">   — = NOPAT − WACC × Invested Capital</w:t>
+        <w:t xml:space="preserve">   i.e. NOPAT − WACC × Invested Capital</w:t>
       </w:r>
     </w:p>
     <w:p>
@@ -13853,7 +13907,7 @@
           <w:color w:val="1E293B"/>
           <w:sz w:val="21"/>
         </w:rPr>
-        <w:t xml:space="preserve">Example: </w:t>
+        <w:t xml:space="preserve">Example (FY26): ROIC 20.7% vs WACC 11.9% → spread +8.8pp on opening invested capital ~₹1,399 Cr → economic profit ≈ ₹ 124 Cr/yr. A genuine value creator.</w:t>
       </w:r>
       <w:r>
         <w:rPr>
@@ -13862,7 +13916,7 @@
           <w:color w:val="1E293B"/>
           <w:sz w:val="21"/>
         </w:rPr>
-        <w:t xml:space="preserve">ROIC 25% vs WACC 11.3% → spread +13.7pp on invested capital ~₹740 Cr → economic profit ≈ </w:t>
+        <w:t xml:space="preserve"/>
       </w:r>
       <w:r>
         <w:rPr>
@@ -13871,7 +13925,7 @@
           <w:color w:val="10B981"/>
           <w:sz w:val="21"/>
         </w:rPr>
-        <w:t>₹ 100 Cr/yr</w:t>
+        <w:t xml:space="preserve"/>
       </w:r>
       <w:r>
         <w:rPr>
@@ -13880,7 +13934,7 @@
           <w:color w:val="1E293B"/>
           <w:sz w:val="21"/>
         </w:rPr>
-        <w:t>. A genuine value creator.</w:t>
+        <w:t xml:space="preserve"/>
       </w:r>
     </w:p>
     <w:p>
@@ -13905,7 +13959,7 @@
           <w:i/>
           <w:color w:val="1E293B"/>
         </w:rPr>
-        <w:t>Sustainable growth g = ROIC × Reinvestment Rate</w:t>
+        <w:t xml:space="preserve">Sustainable growth g = ROIC × Reinvestment Rate</w:t>
       </w:r>
       <w:r>
         <w:rPr>
@@ -13913,7 +13967,7 @@
           <w:color w:val="64748B"/>
           <w:sz w:val="18"/>
         </w:rPr>
-        <w:t xml:space="preserve">   — you cannot grow faster than you reinvest</w:t>
+        <w:t xml:space="preserve">   you cannot grow faster than you reinvest</w:t>
       </w:r>
     </w:p>
     <w:tbl>
@@ -14023,7 +14077,7 @@
           <w:color w:val="1E293B"/>
           <w:sz w:val="21"/>
         </w:rPr>
-        <w:t>A DCF answer is a point estimate built on uncertain inputs. Flex the two that matter most — WACC and terminal growth — in a grid to see the range of fair values.</w:t>
+        <w:t xml:space="preserve">A DCF answer is a point estimate built on uncertain inputs. Flex the two that matter most (WACC and terminal growth) in a grid to see the range of fair values.</w:t>
       </w:r>
     </w:p>
     <w:tbl>
@@ -14070,7 +14124,7 @@
                 <w:color w:val="FFFFFF"/>
                 <w:sz w:val="20"/>
               </w:rPr>
-              <w:t>WACC \ g</w:t>
+              <w:t xml:space="preserve">WACC \ g</w:t>
             </w:r>
           </w:p>
         </w:tc>
@@ -14102,7 +14156,7 @@
                 <w:color w:val="FFFFFF"/>
                 <w:sz w:val="20"/>
               </w:rPr>
-              <w:t>3.5%</w:t>
+              <w:t xml:space="preserve">5.0%</w:t>
             </w:r>
           </w:p>
         </w:tc>
@@ -14134,7 +14188,7 @@
                 <w:color w:val="FFFFFF"/>
                 <w:sz w:val="20"/>
               </w:rPr>
-              <w:t>4.0%</w:t>
+              <w:t xml:space="preserve">5.5%</w:t>
             </w:r>
           </w:p>
         </w:tc>
@@ -14166,7 +14220,7 @@
                 <w:color w:val="FFFFFF"/>
                 <w:sz w:val="20"/>
               </w:rPr>
-              <w:t>4.5%</w:t>
+              <w:t xml:space="preserve">6.0%</w:t>
             </w:r>
           </w:p>
         </w:tc>
@@ -14198,7 +14252,7 @@
                 <w:color w:val="FFFFFF"/>
                 <w:sz w:val="20"/>
               </w:rPr>
-              <w:t>5.0%</w:t>
+              <w:t xml:space="preserve">6.5%</w:t>
             </w:r>
           </w:p>
         </w:tc>
@@ -14230,7 +14284,7 @@
                 <w:color w:val="FFFFFF"/>
                 <w:sz w:val="20"/>
               </w:rPr>
-              <w:t>5.5%</w:t>
+              <w:t xml:space="preserve">7.0%</w:t>
             </w:r>
           </w:p>
         </w:tc>
@@ -14263,7 +14317,7 @@
                 <w:color w:val="1E293B"/>
                 <w:sz w:val="19"/>
               </w:rPr>
-              <w:t>10.4%</w:t>
+              <w:t xml:space="preserve">9.9%</w:t>
             </w:r>
           </w:p>
         </w:tc>
@@ -14294,7 +14348,7 @@
                 <w:color w:val="1E293B"/>
                 <w:sz w:val="19"/>
               </w:rPr>
-              <w:t>338</w:t>
+              <w:t xml:space="preserve">1,024</w:t>
             </w:r>
           </w:p>
         </w:tc>
@@ -14325,7 +14379,7 @@
                 <w:color w:val="1E293B"/>
                 <w:sz w:val="19"/>
               </w:rPr>
-              <w:t>352</w:t>
+              <w:t xml:space="preserve">1,127</w:t>
             </w:r>
           </w:p>
         </w:tc>
@@ -14356,7 +14410,7 @@
                 <w:color w:val="1E293B"/>
                 <w:sz w:val="19"/>
               </w:rPr>
-              <w:t>368</w:t>
+              <w:t xml:space="preserve">1,257</w:t>
             </w:r>
           </w:p>
         </w:tc>
@@ -14387,7 +14441,7 @@
                 <w:color w:val="1E293B"/>
                 <w:sz w:val="19"/>
               </w:rPr>
-              <w:t>386</w:t>
+              <w:t xml:space="preserve">1,424</w:t>
             </w:r>
           </w:p>
         </w:tc>
@@ -14418,7 +14472,7 @@
                 <w:color w:val="1E293B"/>
                 <w:sz w:val="19"/>
               </w:rPr>
-              <w:t>407</w:t>
+              <w:t xml:space="preserve">1,649</w:t>
             </w:r>
           </w:p>
         </w:tc>
@@ -14452,7 +14506,7 @@
                 <w:color w:val="1E293B"/>
                 <w:sz w:val="19"/>
               </w:rPr>
-              <w:t>10.9%</w:t>
+              <w:t xml:space="preserve">10.9%</w:t>
             </w:r>
           </w:p>
         </w:tc>
@@ -14484,7 +14538,7 @@
                 <w:color w:val="1E293B"/>
                 <w:sz w:val="19"/>
               </w:rPr>
-              <w:t>316</w:t>
+              <w:t xml:space="preserve">845</w:t>
             </w:r>
           </w:p>
         </w:tc>
@@ -14516,7 +14570,7 @@
                 <w:color w:val="1E293B"/>
                 <w:sz w:val="19"/>
               </w:rPr>
-              <w:t>328</w:t>
+              <w:t xml:space="preserve">912</w:t>
             </w:r>
           </w:p>
         </w:tc>
@@ -14548,7 +14602,7 @@
                 <w:color w:val="1E293B"/>
                 <w:sz w:val="19"/>
               </w:rPr>
-              <w:t>342</w:t>
+              <w:t xml:space="preserve">993</w:t>
             </w:r>
           </w:p>
         </w:tc>
@@ -14580,7 +14634,7 @@
                 <w:color w:val="1E293B"/>
                 <w:sz w:val="19"/>
               </w:rPr>
-              <w:t>357</w:t>
+              <w:t xml:space="preserve">1,093</w:t>
             </w:r>
           </w:p>
         </w:tc>
@@ -14612,7 +14666,7 @@
                 <w:color w:val="1E293B"/>
                 <w:sz w:val="19"/>
               </w:rPr>
-              <w:t>375</w:t>
+              <w:t xml:space="preserve">1,218</w:t>
             </w:r>
           </w:p>
         </w:tc>
@@ -14646,7 +14700,7 @@
                 <w:color w:val="1E293B"/>
                 <w:sz w:val="19"/>
               </w:rPr>
-              <w:t>11.4%</w:t>
+              <w:t xml:space="preserve">11.9%</w:t>
             </w:r>
           </w:p>
         </w:tc>
@@ -14678,7 +14732,7 @@
                 <w:color w:val="1E293B"/>
                 <w:sz w:val="19"/>
               </w:rPr>
-              <w:t>296</w:t>
+              <w:t xml:space="preserve">717</w:t>
             </w:r>
           </w:p>
         </w:tc>
@@ -14710,7 +14764,7 @@
                 <w:color w:val="1E293B"/>
                 <w:sz w:val="19"/>
               </w:rPr>
-              <w:t>307</w:t>
+              <w:t xml:space="preserve">764</w:t>
             </w:r>
           </w:p>
         </w:tc>
@@ -14742,7 +14796,7 @@
                 <w:color w:val="1E293B"/>
                 <w:sz w:val="19"/>
               </w:rPr>
-              <w:t>312</w:t>
+              <w:t xml:space="preserve">820</w:t>
             </w:r>
           </w:p>
         </w:tc>
@@ -14774,7 +14828,7 @@
                 <w:color w:val="1E293B"/>
                 <w:sz w:val="19"/>
               </w:rPr>
-              <w:t>323</w:t>
+              <w:t xml:space="preserve">885</w:t>
             </w:r>
           </w:p>
         </w:tc>
@@ -14806,7 +14860,7 @@
                 <w:color w:val="1E293B"/>
                 <w:sz w:val="19"/>
               </w:rPr>
-              <w:t>338</w:t>
+              <w:t xml:space="preserve">964</w:t>
             </w:r>
           </w:p>
         </w:tc>
@@ -14840,7 +14894,7 @@
                 <w:color w:val="1E293B"/>
                 <w:sz w:val="19"/>
               </w:rPr>
-              <w:t>11.9%</w:t>
+              <w:t xml:space="preserve">12.9%</w:t>
             </w:r>
           </w:p>
         </w:tc>
@@ -14872,7 +14926,7 @@
                 <w:color w:val="1E293B"/>
                 <w:sz w:val="19"/>
               </w:rPr>
-              <w:t>278</w:t>
+              <w:t xml:space="preserve">622</w:t>
             </w:r>
           </w:p>
         </w:tc>
@@ -14904,7 +14958,7 @@
                 <w:color w:val="1E293B"/>
                 <w:sz w:val="19"/>
               </w:rPr>
-              <w:t>287</w:t>
+              <w:t xml:space="preserve">657</w:t>
             </w:r>
           </w:p>
         </w:tc>
@@ -14936,7 +14990,7 @@
                 <w:color w:val="1E293B"/>
                 <w:sz w:val="19"/>
               </w:rPr>
-              <w:t>298</w:t>
+              <w:t xml:space="preserve">696</w:t>
             </w:r>
           </w:p>
         </w:tc>
@@ -14968,7 +15022,7 @@
                 <w:color w:val="1E293B"/>
                 <w:sz w:val="19"/>
               </w:rPr>
-              <w:t>308</w:t>
+              <w:t xml:space="preserve">742</w:t>
             </w:r>
           </w:p>
         </w:tc>
@@ -15000,7 +15054,7 @@
                 <w:color w:val="1E293B"/>
                 <w:sz w:val="19"/>
               </w:rPr>
-              <w:t>320</w:t>
+              <w:t xml:space="preserve">795</w:t>
             </w:r>
           </w:p>
         </w:tc>
@@ -15033,7 +15087,7 @@
                 <w:color w:val="1E293B"/>
                 <w:sz w:val="19"/>
               </w:rPr>
-              <w:t>12.4%</w:t>
+              <w:t xml:space="preserve">13.9%</w:t>
             </w:r>
           </w:p>
         </w:tc>
@@ -15064,7 +15118,7 @@
                 <w:color w:val="1E293B"/>
                 <w:sz w:val="19"/>
               </w:rPr>
-              <w:t>262</w:t>
+              <w:t xml:space="preserve">548</w:t>
             </w:r>
           </w:p>
         </w:tc>
@@ -15095,7 +15149,7 @@
                 <w:color w:val="1E293B"/>
                 <w:sz w:val="19"/>
               </w:rPr>
-              <w:t>270</w:t>
+              <w:t xml:space="preserve">575</w:t>
             </w:r>
           </w:p>
         </w:tc>
@@ -15126,7 +15180,7 @@
                 <w:color w:val="1E293B"/>
                 <w:sz w:val="19"/>
               </w:rPr>
-              <w:t>279</w:t>
+              <w:t xml:space="preserve">604</w:t>
             </w:r>
           </w:p>
         </w:tc>
@@ -15157,7 +15211,7 @@
                 <w:color w:val="1E293B"/>
                 <w:sz w:val="19"/>
               </w:rPr>
-              <w:t>289</w:t>
+              <w:t xml:space="preserve">638</w:t>
             </w:r>
           </w:p>
         </w:tc>
@@ -15188,7 +15242,7 @@
                 <w:color w:val="1E293B"/>
                 <w:sz w:val="19"/>
               </w:rPr>
-              <w:t>300</w:t>
+              <w:t xml:space="preserve">676</w:t>
             </w:r>
           </w:p>
         </w:tc>
@@ -15205,7 +15259,7 @@
           <w:color w:val="1E293B"/>
           <w:sz w:val="21"/>
         </w:rPr>
-        <w:t>Reading: at a higher WACC or lower growth, fair value falls; the centre cell is the base case (₹312).</w:t>
+        <w:t xml:space="preserve">Reading: at a higher WACC or lower growth, fair value falls; the centre cell is the base case (₹820). WACC is the bigger lever: ±1pp moves value by roughly ₹100-170.</w:t>
       </w:r>
     </w:p>
     <w:p>
@@ -15387,7 +15441,7 @@
                 <w:color w:val="10B981"/>
                 <w:sz w:val="19"/>
               </w:rPr>
-              <w:t>Bull</w:t>
+              <w:t xml:space="preserve">Bull</w:t>
             </w:r>
           </w:p>
         </w:tc>
@@ -15418,7 +15472,7 @@
                 <w:color w:val="1E293B"/>
                 <w:sz w:val="19"/>
               </w:rPr>
-              <w:t>Faster growth, margin expansion</w:t>
+              <w:t xml:space="preserve">Revenue growth +2.5pp/yr, gross margin +150bps, g +0.5pp</w:t>
             </w:r>
           </w:p>
         </w:tc>
@@ -15449,7 +15503,7 @@
                 <w:color w:val="1E293B"/>
                 <w:sz w:val="19"/>
               </w:rPr>
-              <w:t>₹ 387</w:t>
+              <w:t xml:space="preserve">₹ 1,058</w:t>
             </w:r>
           </w:p>
         </w:tc>
@@ -15480,7 +15534,7 @@
                 <w:color w:val="1E293B"/>
                 <w:sz w:val="19"/>
               </w:rPr>
-              <w:t>25%</w:t>
+              <w:t xml:space="preserve">25%</w:t>
             </w:r>
           </w:p>
         </w:tc>
@@ -15514,7 +15568,7 @@
                 <w:color w:val="4361EE"/>
                 <w:sz w:val="19"/>
               </w:rPr>
-              <w:t>Base</w:t>
+              <w:t xml:space="preserve">Base</w:t>
             </w:r>
           </w:p>
         </w:tc>
@@ -15546,7 +15600,7 @@
                 <w:color w:val="1E293B"/>
                 <w:sz w:val="19"/>
               </w:rPr>
-              <w:t>As modelled</w:t>
+              <w:t xml:space="preserve">As modelled</w:t>
             </w:r>
           </w:p>
         </w:tc>
@@ -15578,7 +15632,7 @@
                 <w:color w:val="1E293B"/>
                 <w:sz w:val="19"/>
               </w:rPr>
-              <w:t>₹ 312</w:t>
+              <w:t xml:space="preserve">₹ 820</w:t>
             </w:r>
           </w:p>
         </w:tc>
@@ -15610,7 +15664,7 @@
                 <w:color w:val="1E293B"/>
                 <w:sz w:val="19"/>
               </w:rPr>
-              <w:t>50%</w:t>
+              <w:t xml:space="preserve">50%</w:t>
             </w:r>
           </w:p>
         </w:tc>
@@ -15643,7 +15697,7 @@
                 <w:color w:val="EF4444"/>
                 <w:sz w:val="19"/>
               </w:rPr>
-              <w:t>Bear</w:t>
+              <w:t xml:space="preserve">Bear</w:t>
             </w:r>
           </w:p>
         </w:tc>
@@ -15674,7 +15728,7 @@
                 <w:color w:val="1E293B"/>
                 <w:sz w:val="19"/>
               </w:rPr>
-              <w:t>Slower growth, margin pressure</w:t>
+              <w:t xml:space="preserve">Revenue growth −2.5pp/yr, gross margin −150bps, g −0.5pp</w:t>
             </w:r>
           </w:p>
         </w:tc>
@@ -15705,7 +15759,7 @@
                 <w:color w:val="1E293B"/>
                 <w:sz w:val="19"/>
               </w:rPr>
-              <w:t>₹ 252</w:t>
+              <w:t xml:space="preserve">₹ 636</w:t>
             </w:r>
           </w:p>
         </w:tc>
@@ -15736,7 +15790,7 @@
                 <w:color w:val="1E293B"/>
                 <w:sz w:val="19"/>
               </w:rPr>
-              <w:t>25%</w:t>
+              <w:t xml:space="preserve">25%</w:t>
             </w:r>
           </w:p>
         </w:tc>
@@ -15770,7 +15824,7 @@
                 <w:color w:val="1E293B"/>
                 <w:sz w:val="19"/>
               </w:rPr>
-              <w:t>Probability-weighted</w:t>
+              <w:t xml:space="preserve">Probability-weighted</w:t>
             </w:r>
           </w:p>
         </w:tc>
@@ -15802,7 +15856,7 @@
                 <w:color w:val="1E293B"/>
                 <w:sz w:val="19"/>
               </w:rPr>
-              <w:t>0.25×387 + 0.50×312 + 0.25×252</w:t>
+              <w:t xml:space="preserve">0.25×1,058 + 0.50×820 + 0.25×636</w:t>
             </w:r>
           </w:p>
         </w:tc>
@@ -15834,7 +15888,7 @@
                 <w:color w:val="1E293B"/>
                 <w:sz w:val="19"/>
               </w:rPr>
-              <w:t>₹ 316</w:t>
+              <w:t xml:space="preserve">₹ 833</w:t>
             </w:r>
           </w:p>
         </w:tc>
@@ -15866,7 +15920,7 @@
                 <w:color w:val="1E293B"/>
                 <w:sz w:val="19"/>
               </w:rPr>
-              <w:t>100%</w:t>
+              <w:t xml:space="preserve">100%</w:t>
             </w:r>
           </w:p>
         </w:tc>
@@ -15891,7 +15945,7 @@
           <w:color w:val="1E293B"/>
           <w:sz w:val="21"/>
         </w:rPr>
-        <w:t xml:space="preserve">Instead of asking “what is it worth?”, ask “what is the market already pricing in?” Solve for the growth rate that makes the DCF equal today’s price. If the market implies 15% growth forever but the company has never grown above 10%, the price is </w:t>
+        <w:t xml:space="preserve">Instead of asking “what is it worth?”, ask “what is the market already pricing in?” Solve for the growth rate that makes the DCF equal today’s price. If the market implies 15% growth forever but the company has never grown above 10%, the price is pricing in heroics, a red flag. For Vipin Corporation, ₹805 implies terminal growth of about 5.9% (vs 6.0% modelled) or average revenue growth of about 10% a year: reasonable, in line with its record.</w:t>
       </w:r>
       <w:r>
         <w:rPr>
@@ -15900,7 +15954,7 @@
           <w:color w:val="1E293B"/>
           <w:sz w:val="21"/>
         </w:rPr>
-        <w:t>pricing in heroics</w:t>
+        <w:t xml:space="preserve"/>
       </w:r>
       <w:r>
         <w:rPr>
@@ -15909,7 +15963,7 @@
           <w:color w:val="1E293B"/>
           <w:sz w:val="21"/>
         </w:rPr>
-        <w:t xml:space="preserve"> — a red flag.</w:t>
+        <w:t xml:space="preserve"/>
       </w:r>
     </w:p>
     <w:p>
@@ -15963,7 +16017,7 @@
           <w:color w:val="1E293B"/>
           <w:sz w:val="21"/>
         </w:rPr>
-        <w:t xml:space="preserve">, not a point — built from the method’s own sensitivity so the width shows how much the answer depends on its key assumptions:</w:t>
+        <w:t xml:space="preserve">, not a point, built from the method’s own sensitivity so the width shows how much the answer depends on its key assumptions:</w:t>
       </w:r>
     </w:p>
     <w:tbl>
@@ -16699,7 +16753,7 @@
           <w:color w:val="1E293B"/>
           <w:sz w:val="21"/>
         </w:rPr>
-        <w:t xml:space="preserve"> For Vipin Corporation (exit at 18× P/E in FY29E, 25% target IRR) the bar runs from about ₹51 to ₹304 with a base of ₹140, so it sits almost entirely to the left of the ₹310 price. Only the most generous corner of the grid (15% IRR, 23× exit) gets close to the price.</w:t>
+        <w:t xml:space="preserve"> For Vipin Corporation (exit at 18× P/E in FY31E, 25% target IRR) the bar runs from about ₹168 to ₹846 with a base of ₹406, so it sits almost entirely to the left of the ₹805 price. Only the most generous corner of the grid (15% IRR, 23× exit) gets above the price.</w:t>
       </w:r>
     </w:p>
     <w:tbl>
@@ -16754,7 +16808,7 @@
                 <w:color w:val="1E293B"/>
                 <w:sz w:val="20"/>
               </w:rPr>
-              <w:t xml:space="preserve">For a mature listed company the VC bar normally sits below the DCF and comps bars — the high hurdle rate prices in start-up risk the company no longer carries. Treat it as a return check, not a fair-value bar.</w:t>
+              <w:t xml:space="preserve">For a mature listed company the VC bar normally sits below the DCF and comps bars: the high hurdle rate prices in start-up risk the company no longer carries. Treat it as a return check, not a fair-value bar.</w:t>
             </w:r>
           </w:p>
           <w:p>
@@ -16768,7 +16822,7 @@
                 <w:color w:val="1E293B"/>
                 <w:sz w:val="20"/>
               </w:rPr>
-              <w:t xml:space="preserve">If the price falls inside or below the VC bar, even a demanding investor would earn the hurdle IRR — a strong value signal.</w:t>
+              <w:t xml:space="preserve">If the price falls inside or below the VC bar, even a demanding investor would earn the hurdle IRR, a strong value signal.</w:t>
             </w:r>
           </w:p>
           <w:p>
@@ -16815,7 +16869,7 @@
         </w:pBdr>
       </w:pPr>
       <w:r>
-        <w:t>9.  Putting It Together — A Full Valuation</w:t>
+        <w:t xml:space="preserve">9.  Putting It Together: A Full Valuation</w:t>
       </w:r>
     </w:p>
     <w:p>
@@ -16937,7 +16991,7 @@
                 <w:color w:val="FFFFFF"/>
                 <w:sz w:val="20"/>
               </w:rPr>
-              <w:t>Signal vs ₹310</w:t>
+              <w:t xml:space="preserve">Signal vs ₹805</w:t>
             </w:r>
           </w:p>
         </w:tc>
@@ -16970,7 +17024,7 @@
                 <w:color w:val="1E293B"/>
                 <w:sz w:val="19"/>
               </w:rPr>
-              <w:t>DCF — FCFF (base)</w:t>
+              <w:t xml:space="preserve">DCF: FCFF (base)</w:t>
             </w:r>
           </w:p>
         </w:tc>
@@ -17001,7 +17055,7 @@
                 <w:color w:val="1E293B"/>
                 <w:sz w:val="19"/>
               </w:rPr>
-              <w:t>₹ 312</w:t>
+              <w:t xml:space="preserve">₹ 820</w:t>
             </w:r>
           </w:p>
         </w:tc>
@@ -17032,7 +17086,7 @@
                 <w:color w:val="1E293B"/>
                 <w:sz w:val="19"/>
               </w:rPr>
-              <w:t>Fairly valued</w:t>
+              <w:t xml:space="preserve">Fairly valued</w:t>
             </w:r>
           </w:p>
         </w:tc>
@@ -17066,7 +17120,7 @@
                 <w:color w:val="1E293B"/>
                 <w:sz w:val="19"/>
               </w:rPr>
-              <w:t>DCF — FCFE cross-check</w:t>
+              <w:t xml:space="preserve">DCF: FCFE cross-check</w:t>
             </w:r>
           </w:p>
         </w:tc>
@@ -17098,7 +17152,7 @@
                 <w:color w:val="1E293B"/>
                 <w:sz w:val="19"/>
               </w:rPr>
-              <w:t>₹ 261</w:t>
+              <w:t xml:space="preserve">₹ 734</w:t>
             </w:r>
           </w:p>
         </w:tc>
@@ -17130,7 +17184,7 @@
                 <w:color w:val="1E293B"/>
                 <w:sz w:val="19"/>
               </w:rPr>
-              <w:t>Slightly rich</w:t>
+              <w:t xml:space="preserve">Slightly rich</w:t>
             </w:r>
           </w:p>
         </w:tc>
@@ -17163,7 +17217,7 @@
                 <w:color w:val="1E293B"/>
                 <w:sz w:val="19"/>
               </w:rPr>
-              <w:t>Probability-weighted scenarios</w:t>
+              <w:t xml:space="preserve">Probability-weighted scenarios</w:t>
             </w:r>
           </w:p>
         </w:tc>
@@ -17194,7 +17248,7 @@
                 <w:color w:val="1E293B"/>
                 <w:sz w:val="19"/>
               </w:rPr>
-              <w:t>₹ 316</w:t>
+              <w:t xml:space="preserve">₹ 833</w:t>
             </w:r>
           </w:p>
         </w:tc>
@@ -17225,7 +17279,7 @@
                 <w:color w:val="1E293B"/>
                 <w:sz w:val="19"/>
               </w:rPr>
-              <w:t>Fairly valued</w:t>
+              <w:t xml:space="preserve">Fairly valued</w:t>
             </w:r>
           </w:p>
         </w:tc>
@@ -17259,7 +17313,7 @@
                 <w:color w:val="1E293B"/>
                 <w:sz w:val="19"/>
               </w:rPr>
-              <w:t>Comps — EV/EBITDA (12.35× median)</w:t>
+              <w:t xml:space="preserve">Comps: EV/EBITDA (12.0× median)</w:t>
             </w:r>
           </w:p>
         </w:tc>
@@ -17291,7 +17345,7 @@
                 <w:color w:val="1E293B"/>
                 <w:sz w:val="19"/>
               </w:rPr>
-              <w:t>₹ 344</w:t>
+              <w:t xml:space="preserve">₹ 877</w:t>
             </w:r>
           </w:p>
         </w:tc>
@@ -17323,7 +17377,7 @@
                 <w:color w:val="1E293B"/>
                 <w:sz w:val="19"/>
               </w:rPr>
-              <w:t>Upside</w:t>
+              <w:t xml:space="preserve">Modest upside</w:t>
             </w:r>
           </w:p>
         </w:tc>
@@ -17356,7 +17410,7 @@
                 <w:color w:val="1E293B"/>
                 <w:sz w:val="19"/>
               </w:rPr>
-              <w:t>Comps — P/E (20.25× median)</w:t>
+              <w:t xml:space="preserve">Comps: P/E (19.5× median)</w:t>
             </w:r>
           </w:p>
         </w:tc>
@@ -17387,7 +17441,7 @@
                 <w:color w:val="1E293B"/>
                 <w:sz w:val="19"/>
               </w:rPr>
-              <w:t>₹ 335</w:t>
+              <w:t xml:space="preserve">₹ 866</w:t>
             </w:r>
           </w:p>
         </w:tc>
@@ -17418,7 +17472,7 @@
                 <w:color w:val="1E293B"/>
                 <w:sz w:val="19"/>
               </w:rPr>
-              <w:t>Modest upside</w:t>
+              <w:t xml:space="preserve">Modest upside</w:t>
             </w:r>
           </w:p>
         </w:tc>
@@ -17452,7 +17506,7 @@
                 <w:color w:val="1E293B"/>
                 <w:sz w:val="19"/>
               </w:rPr>
-              <w:t>Exit-multiple terminal value</w:t>
+              <w:t xml:space="preserve">Exit-multiple terminal value (10×)</w:t>
             </w:r>
           </w:p>
         </w:tc>
@@ -17484,7 +17538,7 @@
                 <w:color w:val="1E293B"/>
                 <w:sz w:val="19"/>
               </w:rPr>
-              <w:t>₹ 332</w:t>
+              <w:t xml:space="preserve">₹ 921</w:t>
             </w:r>
           </w:p>
         </w:tc>
@@ -17516,7 +17570,7 @@
                 <w:color w:val="1E293B"/>
                 <w:sz w:val="19"/>
               </w:rPr>
-              <w:t>Modest upside</w:t>
+              <w:t xml:space="preserve">Upside</w:t>
             </w:r>
           </w:p>
         </w:tc>
@@ -17580,7 +17634,7 @@
                 <w:color w:val="1E293B"/>
                 <w:sz w:val="19"/>
               </w:rPr>
-              <w:t xml:space="preserve">₹ 140</w:t>
+              <w:t xml:space="preserve">₹ 406</w:t>
             </w:r>
           </w:p>
         </w:tc>
@@ -17611,7 +17665,7 @@
                 <w:color w:val="1E293B"/>
                 <w:sz w:val="19"/>
               </w:rPr>
-              <w:t xml:space="preserve">IRR at CMP ≈ 10.7%</w:t>
+              <w:t xml:space="preserve">IRR at CMP ≈ 11.4%</w:t>
             </w:r>
           </w:p>
         </w:tc>
@@ -17644,7 +17698,7 @@
                 <w:color w:val="4361EE"/>
                 <w:sz w:val="19"/>
               </w:rPr>
-              <w:t>Conclusion</w:t>
+              <w:t xml:space="preserve">Conclusion</w:t>
             </w:r>
           </w:p>
         </w:tc>
@@ -17675,7 +17729,7 @@
                 <w:color w:val="1E293B"/>
                 <w:sz w:val="19"/>
               </w:rPr>
-              <w:t>₹ 310–345 range</w:t>
+              <w:t xml:space="preserve">₹ 820–880 range</w:t>
             </w:r>
           </w:p>
         </w:tc>
@@ -17706,7 +17760,7 @@
                 <w:color w:val="F59E0B"/>
                 <w:sz w:val="19"/>
               </w:rPr>
-              <w:t>HOLD</w:t>
+              <w:t xml:space="preserve">HOLD</w:t>
             </w:r>
           </w:p>
         </w:tc>
@@ -17723,7 +17777,7 @@
           <w:color w:val="1E293B"/>
           <w:sz w:val="21"/>
         </w:rPr>
-        <w:t>The methods cluster around the current price — a defensible HOLD. The discipline is not to chase a single number but to understand why the methods agree or disagree, and what would change the call.</w:t>
+        <w:t xml:space="preserve">The methods cluster around the current price: a defensible HOLD. The discipline is not to chase a single number but to understand why the methods agree or disagree, and what would change the call.</w:t>
       </w:r>
     </w:p>
     <w:p>
@@ -18020,7 +18074,7 @@
                 <w:color w:val="1E293B"/>
                 <w:sz w:val="19"/>
               </w:rPr>
-              <w:t xml:space="preserve">₹ 312 (+0.5%)</w:t>
+              <w:t xml:space="preserve">₹ 820 (+1.8%)</w:t>
             </w:r>
           </w:p>
         </w:tc>
@@ -18147,7 +18201,7 @@
                 <w:color w:val="1E293B"/>
                 <w:sz w:val="19"/>
               </w:rPr>
-              <w:t xml:space="preserve">₹ 273 (−11.8%)</w:t>
+              <w:t xml:space="preserve">₹ 849 (+5.5%)</w:t>
             </w:r>
           </w:p>
         </w:tc>
@@ -18178,7 +18232,7 @@
                 <w:color w:val="1E293B"/>
                 <w:sz w:val="19"/>
               </w:rPr>
-              <w:t xml:space="preserve">SELL</w:t>
+              <w:t xml:space="preserve">BUY</w:t>
             </w:r>
           </w:p>
         </w:tc>
@@ -18276,7 +18330,7 @@
                 <w:color w:val="1E293B"/>
                 <w:sz w:val="19"/>
               </w:rPr>
-              <w:t xml:space="preserve">₹ 140 (−55.0%)</w:t>
+              <w:t xml:space="preserve">₹ 406 (−49.6%)</w:t>
             </w:r>
           </w:p>
         </w:tc>
@@ -18403,7 +18457,7 @@
                 <w:color w:val="1E293B"/>
                 <w:sz w:val="19"/>
               </w:rPr>
-              <w:t xml:space="preserve">₹ 233 (−24.8%)</w:t>
+              <w:t xml:space="preserve">₹ 777 (−3.5%)</w:t>
             </w:r>
           </w:p>
         </w:tc>
@@ -18434,7 +18488,7 @@
                 <w:color w:val="1E293B"/>
                 <w:sz w:val="19"/>
               </w:rPr>
-              <w:t xml:space="preserve">STRONG SELL</w:t>
+              <w:t xml:space="preserve">HOLD</w:t>
             </w:r>
           </w:p>
         </w:tc>
@@ -18532,7 +18586,7 @@
                 <w:color w:val="1E293B"/>
                 <w:sz w:val="19"/>
               </w:rPr>
-              <w:t xml:space="preserve">₹ 328 (+5.7%)</w:t>
+              <w:t xml:space="preserve">₹ 867 (+7.7%)</w:t>
             </w:r>
           </w:p>
         </w:tc>
@@ -18659,7 +18713,7 @@
                 <w:color w:val="1E293B"/>
                 <w:sz w:val="19"/>
               </w:rPr>
-              <w:t xml:space="preserve">₹ 299 (−3.6%)</w:t>
+              <w:t xml:space="preserve">₹ 794 (−1.4%)</w:t>
             </w:r>
           </w:p>
         </w:tc>
@@ -18748,7 +18802,7 @@
           <w:color w:val="1E293B"/>
           <w:sz w:val="21"/>
         </w:rPr>
-        <w:t xml:space="preserve"> purely because of the approach — so the choice must fit the business, not the answer you want. Vipin Corporation is a profitable, cash-generative mid-cap, so the </w:t>
+        <w:t xml:space="preserve"> purely because of the approach, so the choice must fit the business, not the answer you want. Vipin Corporation is a profitable, cash-generative mid-cap, so the </w:t>
       </w:r>
       <w:r>
         <w:rPr>
@@ -18766,7 +18820,7 @@
           <w:color w:val="1E293B"/>
           <w:sz w:val="21"/>
         </w:rPr>
-        <w:t xml:space="preserve"> profile (DCF-led, cross-checked by comps) is the right lens: ₹312, HOLD, consistent with the triangulation above. The start-up and bank presets appear only for contrast; their low values come from methods built for very different businesses (a 25% venture hurdle, and book-value multiples meant for lenders).</w:t>
+        <w:t xml:space="preserve"> profile (DCF-led, cross-checked by comps) is the right lens: ₹820, HOLD, consistent with the triangulation above. The start-up preset appears only for contrast: its low value comes from a 25% venture hurdle meant for far riskier businesses. The bank preset lands close to the Stable answer, but FCFE and P/BV are built for lenders, so it is still the wrong lens here.</w:t>
       </w:r>
     </w:p>
     <w:tbl>
@@ -18807,7 +18861,7 @@
                 <w:color w:val="7209B7"/>
                 <w:sz w:val="21"/>
               </w:rPr>
-              <w:t>❖  Choosing an approach — discipline</w:t>
+              <w:t xml:space="preserve">❖  Choosing an approach: discipline</w:t>
             </w:r>
           </w:p>
           <w:p>
@@ -18869,6 +18923,87 @@
         </w:tc>
       </w:tr>
     </w:tbl>
+    <w:p>
+      <w:pPr>
+        <w:spacing w:after="60"/>
+      </w:pPr>
+    </w:p>
+    <w:p>
+      <w:pPr>
+        <w:spacing w:after="120" w:before="0" w:line="276" w:lineRule="auto"/>
+      </w:pPr>
+      <w:r>
+        <w:rPr>
+          <w:b/>
+          <w:i w:val="0"/>
+          <w:color w:val="1E293B"/>
+          <w:sz w:val="21"/>
+        </w:rPr>
+        <w:t xml:space="preserve">On the report cover.</w:t>
+      </w:r>
+      <w:r>
+        <w:rPr>
+          <w:b w:val="0"/>
+          <w:i w:val="0"/>
+          <w:color w:val="1E293B"/>
+          <w:sz w:val="21"/>
+        </w:rPr>
+        <w:t xml:space="preserve"> The chosen approach is printed on the first page of the PDF report, so every reader can see how the target was set. The panel shows the company profile (or “Custom selection”), the headline-target rule (one primary method with its cross-checks, or a weighted blend), and one row per method with its value per share and a bar for its weight or role. For Vipin Corporation on the Stable profile it reads:</w:t>
+      </w:r>
+    </w:p>
+    <w:p>
+      <w:pPr>
+        <w:spacing w:before="60" w:after="60"/>
+        <w:jc w:val="center"/>
+      </w:pPr>
+      <w:r>
+        <w:drawing>
+          <wp:inline distT="0" distB="0" distL="0" distR="0">
+            <wp:extent cx="5760720" cy="994037"/>
+            <wp:docPr id="901" name="Approach panel"/>
+            <a:graphic xmlns:a="http://schemas.openxmlformats.org/drawingml/2006/main">
+              <a:graphicData uri="http://schemas.openxmlformats.org/drawingml/2006/picture">
+                <pic:pic xmlns:pic="http://schemas.openxmlformats.org/drawingml/2006/picture">
+                  <pic:nvPicPr>
+                    <pic:cNvPr id="901" name="approach_panel.png"/>
+                    <pic:cNvPicPr/>
+                  </pic:nvPicPr>
+                  <pic:blipFill>
+                    <a:blip r:embed="rId90"/>
+                    <a:stretch>
+                      <a:fillRect/>
+                    </a:stretch>
+                  </pic:blipFill>
+                  <pic:spPr>
+                    <a:xfrm>
+                      <a:off x="0" y="0"/>
+                      <a:ext cx="5760720" cy="994037"/>
+                    </a:xfrm>
+                    <a:prstGeom prst="rect">
+                      <a:avLst/>
+                    </a:prstGeom>
+                  </pic:spPr>
+                </pic:pic>
+              </a:graphicData>
+            </a:graphic>
+          </wp:inline>
+        </w:drawing>
+      </w:r>
+    </w:p>
+    <w:p>
+      <w:pPr>
+        <w:spacing w:after="160"/>
+        <w:jc w:val="center"/>
+      </w:pPr>
+      <w:r>
+        <w:rPr>
+          <w:i/>
+          <w:color w:val="64748B"/>
+          <w:sz w:val="18"/>
+        </w:rPr>
+        <w:t xml:space="preserve">Approach panel from the ValuMetrics PDF cover (Stable profile). DCF (FCFF) sets the ₹820 target; the exit-multiple DCF (₹921) and EV/EBITDA comps (₹877) are the cross-checks.</w:t>
+      </w:r>
+    </w:p>
     <w:p>
       <w:pPr>
         <w:pStyle w:val="Heading1"/>
@@ -19021,7 +19156,7 @@
           <w:color w:val="1E293B"/>
           <w:sz w:val="21"/>
         </w:rPr>
-        <w:t>build value independently, then compare to price — not the other way round.</w:t>
+        <w:t xml:space="preserve">build value independently, then compare to price, not the other way round.</w:t>
       </w:r>
     </w:p>
     <w:p>
